--- a/Описание разработки.docx
+++ b/Описание разработки.docx
@@ -23,6 +23,7 @@
     </w:p>
     <w:p>
       <w:pPr>
+        <w:spacing w:line="240" w:lineRule="auto"/>
         <w:jc w:val="center"/>
         <w:rPr>
           <w:rFonts w:ascii="Aptos Narrow" w:hAnsi="Aptos Narrow"/>
@@ -54,128 +55,1399 @@
         <w:jc w:val="center"/>
         <w:rPr>
           <w:rFonts w:ascii="Aptos Narrow" w:hAnsi="Aptos Narrow"/>
-        </w:rPr>
-      </w:pPr>
-      <w:proofErr w:type="spellStart"/>
+          <w:lang w:val="ru-RU"/>
+        </w:rPr>
+      </w:pPr>
       <w:r>
         <w:rPr>
           <w:rFonts w:ascii="Aptos Narrow" w:hAnsi="Aptos Narrow"/>
           <w:color w:val="5F5F5F"/>
           <w:sz w:val="22"/>
-        </w:rPr>
-        <w:t>Учебный</w:t>
-      </w:r>
-      <w:proofErr w:type="spellEnd"/>
-      <w:r>
-        <w:rPr>
-          <w:rFonts w:ascii="Aptos Narrow" w:hAnsi="Aptos Narrow"/>
-          <w:color w:val="5F5F5F"/>
-          <w:sz w:val="22"/>
-        </w:rPr>
-        <w:t xml:space="preserve"> </w:t>
-      </w:r>
-      <w:proofErr w:type="spellStart"/>
-      <w:r>
-        <w:rPr>
-          <w:rFonts w:ascii="Aptos Narrow" w:hAnsi="Aptos Narrow"/>
-          <w:color w:val="5F5F5F"/>
-          <w:sz w:val="22"/>
-        </w:rPr>
-        <w:t>проект</w:t>
-      </w:r>
-      <w:proofErr w:type="spellEnd"/>
-      <w:r>
-        <w:rPr>
-          <w:rFonts w:ascii="Aptos Narrow" w:hAnsi="Aptos Narrow"/>
-          <w:color w:val="5F5F5F"/>
-          <w:sz w:val="22"/>
-        </w:rPr>
-        <w:t xml:space="preserve"> </w:t>
-      </w:r>
-      <w:proofErr w:type="spellStart"/>
-      <w:r>
-        <w:rPr>
-          <w:rFonts w:ascii="Aptos Narrow" w:hAnsi="Aptos Narrow"/>
-          <w:color w:val="5F5F5F"/>
-          <w:sz w:val="22"/>
-        </w:rPr>
-        <w:t>по</w:t>
-      </w:r>
-      <w:proofErr w:type="spellEnd"/>
-      <w:r>
-        <w:rPr>
-          <w:rFonts w:ascii="Aptos Narrow" w:hAnsi="Aptos Narrow"/>
-          <w:color w:val="5F5F5F"/>
-          <w:sz w:val="22"/>
-        </w:rPr>
-        <w:t xml:space="preserve"> </w:t>
-      </w:r>
-      <w:proofErr w:type="spellStart"/>
-      <w:r>
-        <w:rPr>
-          <w:rFonts w:ascii="Aptos Narrow" w:hAnsi="Aptos Narrow"/>
-          <w:color w:val="5F5F5F"/>
-          <w:sz w:val="22"/>
-        </w:rPr>
-        <w:t>информационным</w:t>
-      </w:r>
-      <w:proofErr w:type="spellEnd"/>
-      <w:r>
-        <w:rPr>
-          <w:rFonts w:ascii="Aptos Narrow" w:hAnsi="Aptos Narrow"/>
-          <w:color w:val="5F5F5F"/>
-          <w:sz w:val="22"/>
-        </w:rPr>
-        <w:t xml:space="preserve"> технологиям</w:t>
+          <w:lang w:val="ru-RU"/>
+        </w:rPr>
+        <w:t>Учебный проект по информационным технологиям</w:t>
       </w:r>
     </w:p>
     <w:p>
       <w:pPr>
         <w:rPr>
           <w:rFonts w:ascii="Aptos Narrow" w:hAnsi="Aptos Narrow"/>
-        </w:rPr>
-      </w:pPr>
+          <w:lang w:val="ru-RU"/>
+        </w:rPr>
+      </w:pPr>
+      <w:r>
+        <w:rPr>
+          <w:noProof/>
+        </w:rPr>
+        <w:drawing>
+          <wp:anchor distT="0" distB="0" distL="114300" distR="114300" simplePos="0" relativeHeight="251658240" behindDoc="1" locked="0" layoutInCell="1" allowOverlap="1" wp14:anchorId="440DCA43" wp14:editId="153BBBF1">
+            <wp:simplePos x="0" y="0"/>
+            <wp:positionH relativeFrom="margin">
+              <wp:align>center</wp:align>
+            </wp:positionH>
+            <wp:positionV relativeFrom="paragraph">
+              <wp:posOffset>441325</wp:posOffset>
+            </wp:positionV>
+            <wp:extent cx="5959365" cy="5992996"/>
+            <wp:effectExtent l="0" t="0" r="3810" b="8255"/>
+            <wp:wrapNone/>
+            <wp:docPr id="100264727" name="Рисунок 1"/>
+            <wp:cNvGraphicFramePr>
+              <a:graphicFrameLocks xmlns:a="http://schemas.openxmlformats.org/drawingml/2006/main" noChangeAspect="1"/>
+            </wp:cNvGraphicFramePr>
+            <a:graphic xmlns:a="http://schemas.openxmlformats.org/drawingml/2006/main">
+              <a:graphicData uri="http://schemas.openxmlformats.org/drawingml/2006/picture">
+                <pic:pic xmlns:pic="http://schemas.openxmlformats.org/drawingml/2006/picture">
+                  <pic:nvPicPr>
+                    <pic:cNvPr id="100264727" name=""/>
+                    <pic:cNvPicPr/>
+                  </pic:nvPicPr>
+                  <pic:blipFill>
+                    <a:blip r:embed="rId8">
+                      <a:alphaModFix amt="50000"/>
+                    </a:blip>
+                    <a:stretch>
+                      <a:fillRect/>
+                    </a:stretch>
+                  </pic:blipFill>
+                  <pic:spPr>
+                    <a:xfrm>
+                      <a:off x="0" y="0"/>
+                      <a:ext cx="5959365" cy="5992996"/>
+                    </a:xfrm>
+                    <a:prstGeom prst="rect">
+                      <a:avLst/>
+                    </a:prstGeom>
+                  </pic:spPr>
+                </pic:pic>
+              </a:graphicData>
+            </a:graphic>
+            <wp14:sizeRelH relativeFrom="margin">
+              <wp14:pctWidth>0</wp14:pctWidth>
+            </wp14:sizeRelH>
+            <wp14:sizeRelV relativeFrom="margin">
+              <wp14:pctHeight>0</wp14:pctHeight>
+            </wp14:sizeRelV>
+          </wp:anchor>
+        </w:drawing>
+      </w:r>
+      <w:r>
+        <w:rPr>
+          <w:rFonts w:ascii="Aptos Narrow" w:hAnsi="Aptos Narrow"/>
+          <w:lang w:val="ru-RU"/>
+        </w:rPr>
+        <w:br w:type="page"/>
+      </w:r>
     </w:p>
-    <w:tbl>
-      <w:tblPr>
-        <w:tblW w:w="0" w:type="auto"/>
-        <w:jc w:val="center"/>
-        <w:tblLook w:val="04A0" w:firstRow="1" w:lastRow="0" w:firstColumn="1" w:lastColumn="0" w:noHBand="0" w:noVBand="1"/>
-      </w:tblPr>
-      <w:tblGrid>
-        <w:gridCol w:w="9746"/>
-      </w:tblGrid>
-      <w:tr>
-        <w:trPr>
-          <w:jc w:val="center"/>
-        </w:trPr>
-        <w:tc>
-          <w:tcPr>
-            <w:tcW w:w="9746" w:type="dxa"/>
-            <w:shd w:val="clear" w:color="auto" w:fill="F4F4F4"/>
-          </w:tcPr>
-          <w:p>
-            <w:pPr>
-              <w:spacing w:after="0"/>
-              <w:rPr>
+    <w:sdt>
+      <w:sdtPr>
+        <w:rPr>
+          <w:lang w:val="ru-RU"/>
+        </w:rPr>
+        <w:id w:val="820309287"/>
+        <w:docPartObj>
+          <w:docPartGallery w:val="Table of Contents"/>
+          <w:docPartUnique/>
+        </w:docPartObj>
+      </w:sdtPr>
+      <w:sdtEndPr>
+        <w:rPr>
+          <w:rFonts w:ascii="Arial" w:eastAsiaTheme="minorEastAsia" w:hAnsi="Arial" w:cstheme="minorBidi"/>
+          <w:color w:val="232323"/>
+          <w:sz w:val="21"/>
+          <w:szCs w:val="22"/>
+        </w:rPr>
+      </w:sdtEndPr>
+      <w:sdtContent>
+        <w:p>
+          <w:pPr>
+            <w:pStyle w:val="aff"/>
+          </w:pPr>
+          <w:r>
+            <w:rPr>
+              <w:lang w:val="ru-RU"/>
+            </w:rPr>
+            <w:t>Оглавление</w:t>
+          </w:r>
+        </w:p>
+        <w:p>
+          <w:pPr>
+            <w:pStyle w:val="14"/>
+            <w:tabs>
+              <w:tab w:val="right" w:leader="dot" w:pos="9736"/>
+            </w:tabs>
+            <w:rPr>
+              <w:rFonts w:asciiTheme="minorHAnsi" w:hAnsiTheme="minorHAnsi"/>
+              <w:noProof/>
+              <w:color w:val="auto"/>
+              <w:kern w:val="2"/>
+              <w:sz w:val="24"/>
+              <w:szCs w:val="24"/>
+              <w:lang w:val="ru-BY" w:eastAsia="ru-BY"/>
+              <w14:ligatures w14:val="standardContextual"/>
+            </w:rPr>
+          </w:pPr>
+          <w:r>
+            <w:fldChar w:fldCharType="begin"/>
+          </w:r>
+          <w:r>
+            <w:instrText xml:space="preserve"> TOC \o "1-3" \h \z \u </w:instrText>
+          </w:r>
+          <w:r>
+            <w:fldChar w:fldCharType="separate"/>
+          </w:r>
+          <w:hyperlink w:anchor="_Toc240925283" w:history="1">
+            <w:r>
+              <w:rPr>
+                <w:rStyle w:val="aff8"/>
                 <w:rFonts w:ascii="Aptos Narrow" w:hAnsi="Aptos Narrow"/>
+                <w:noProof/>
                 <w:lang w:val="ru-RU"/>
               </w:rPr>
-            </w:pPr>
+              <w:t>1. Разработка сайта «ДАЛЬШЕ»</w:t>
+            </w:r>
             <w:r>
               <w:rPr>
+                <w:noProof/>
+                <w:webHidden/>
+              </w:rPr>
+              <w:tab/>
+            </w:r>
+            <w:r>
+              <w:rPr>
+                <w:noProof/>
+                <w:webHidden/>
+              </w:rPr>
+              <w:fldChar w:fldCharType="begin"/>
+            </w:r>
+            <w:r>
+              <w:rPr>
+                <w:noProof/>
+                <w:webHidden/>
+              </w:rPr>
+              <w:instrText xml:space="preserve"> PAGEREF _Toc240925283 \h </w:instrText>
+            </w:r>
+            <w:r>
+              <w:rPr>
+                <w:noProof/>
+                <w:webHidden/>
+              </w:rPr>
+            </w:r>
+            <w:r>
+              <w:rPr>
+                <w:noProof/>
+                <w:webHidden/>
+              </w:rPr>
+              <w:fldChar w:fldCharType="separate"/>
+            </w:r>
+            <w:r>
+              <w:rPr>
+                <w:noProof/>
+                <w:webHidden/>
+              </w:rPr>
+              <w:t>3</w:t>
+            </w:r>
+            <w:r>
+              <w:rPr>
+                <w:noProof/>
+                <w:webHidden/>
+              </w:rPr>
+              <w:fldChar w:fldCharType="end"/>
+            </w:r>
+          </w:hyperlink>
+        </w:p>
+        <w:p>
+          <w:pPr>
+            <w:pStyle w:val="2c"/>
+            <w:tabs>
+              <w:tab w:val="right" w:leader="dot" w:pos="9736"/>
+            </w:tabs>
+            <w:rPr>
+              <w:rFonts w:asciiTheme="minorHAnsi" w:hAnsiTheme="minorHAnsi"/>
+              <w:noProof/>
+              <w:color w:val="auto"/>
+              <w:kern w:val="2"/>
+              <w:sz w:val="24"/>
+              <w:szCs w:val="24"/>
+              <w:lang w:val="ru-BY" w:eastAsia="ru-BY"/>
+              <w14:ligatures w14:val="standardContextual"/>
+            </w:rPr>
+          </w:pPr>
+          <w:hyperlink w:anchor="_Toc240925284" w:history="1">
+            <w:r>
+              <w:rPr>
+                <w:rStyle w:val="aff8"/>
                 <w:rFonts w:ascii="Aptos Narrow" w:hAnsi="Aptos Narrow"/>
-                <w:i/>
-                <w:color w:val="5F5F5F"/>
-                <w:sz w:val="19"/>
+                <w:noProof/>
                 <w:lang w:val="ru-RU"/>
               </w:rPr>
-              <w:t>Документ содержит описание основных этапов создания сайта, краткую интерактивную версию проекта и вариант дальнейшего применения аналогичной структуры для психологической тематики.</w:t>
+              <w:t>Шаг 1. Подготовка среды разработки</w:t>
             </w:r>
-          </w:p>
-        </w:tc>
-      </w:tr>
-    </w:tbl>
+            <w:r>
+              <w:rPr>
+                <w:noProof/>
+                <w:webHidden/>
+              </w:rPr>
+              <w:tab/>
+            </w:r>
+            <w:r>
+              <w:rPr>
+                <w:noProof/>
+                <w:webHidden/>
+              </w:rPr>
+              <w:fldChar w:fldCharType="begin"/>
+            </w:r>
+            <w:r>
+              <w:rPr>
+                <w:noProof/>
+                <w:webHidden/>
+              </w:rPr>
+              <w:instrText xml:space="preserve"> PAGEREF _Toc240925284 \h </w:instrText>
+            </w:r>
+            <w:r>
+              <w:rPr>
+                <w:noProof/>
+                <w:webHidden/>
+              </w:rPr>
+            </w:r>
+            <w:r>
+              <w:rPr>
+                <w:noProof/>
+                <w:webHidden/>
+              </w:rPr>
+              <w:fldChar w:fldCharType="separate"/>
+            </w:r>
+            <w:r>
+              <w:rPr>
+                <w:noProof/>
+                <w:webHidden/>
+              </w:rPr>
+              <w:t>3</w:t>
+            </w:r>
+            <w:r>
+              <w:rPr>
+                <w:noProof/>
+                <w:webHidden/>
+              </w:rPr>
+              <w:fldChar w:fldCharType="end"/>
+            </w:r>
+          </w:hyperlink>
+        </w:p>
+        <w:p>
+          <w:pPr>
+            <w:pStyle w:val="2c"/>
+            <w:tabs>
+              <w:tab w:val="right" w:leader="dot" w:pos="9736"/>
+            </w:tabs>
+            <w:rPr>
+              <w:rFonts w:asciiTheme="minorHAnsi" w:hAnsiTheme="minorHAnsi"/>
+              <w:noProof/>
+              <w:color w:val="auto"/>
+              <w:kern w:val="2"/>
+              <w:sz w:val="24"/>
+              <w:szCs w:val="24"/>
+              <w:lang w:val="ru-BY" w:eastAsia="ru-BY"/>
+              <w14:ligatures w14:val="standardContextual"/>
+            </w:rPr>
+          </w:pPr>
+          <w:hyperlink w:anchor="_Toc240925285" w:history="1">
+            <w:r>
+              <w:rPr>
+                <w:rStyle w:val="aff8"/>
+                <w:rFonts w:ascii="Aptos Narrow" w:hAnsi="Aptos Narrow"/>
+                <w:noProof/>
+                <w:lang w:val="ru-RU"/>
+              </w:rPr>
+              <w:t xml:space="preserve">Шаг 2. Создание репозитория и подключение </w:t>
+            </w:r>
+            <w:r>
+              <w:rPr>
+                <w:rStyle w:val="aff8"/>
+                <w:rFonts w:ascii="Aptos Narrow" w:hAnsi="Aptos Narrow"/>
+                <w:noProof/>
+              </w:rPr>
+              <w:t>Git</w:t>
+            </w:r>
+            <w:r>
+              <w:rPr>
+                <w:noProof/>
+                <w:webHidden/>
+              </w:rPr>
+              <w:tab/>
+            </w:r>
+            <w:r>
+              <w:rPr>
+                <w:noProof/>
+                <w:webHidden/>
+              </w:rPr>
+              <w:fldChar w:fldCharType="begin"/>
+            </w:r>
+            <w:r>
+              <w:rPr>
+                <w:noProof/>
+                <w:webHidden/>
+              </w:rPr>
+              <w:instrText xml:space="preserve"> PAGEREF _Toc240925285 \h </w:instrText>
+            </w:r>
+            <w:r>
+              <w:rPr>
+                <w:noProof/>
+                <w:webHidden/>
+              </w:rPr>
+            </w:r>
+            <w:r>
+              <w:rPr>
+                <w:noProof/>
+                <w:webHidden/>
+              </w:rPr>
+              <w:fldChar w:fldCharType="separate"/>
+            </w:r>
+            <w:r>
+              <w:rPr>
+                <w:noProof/>
+                <w:webHidden/>
+              </w:rPr>
+              <w:t>3</w:t>
+            </w:r>
+            <w:r>
+              <w:rPr>
+                <w:noProof/>
+                <w:webHidden/>
+              </w:rPr>
+              <w:fldChar w:fldCharType="end"/>
+            </w:r>
+          </w:hyperlink>
+        </w:p>
+        <w:p>
+          <w:pPr>
+            <w:pStyle w:val="2c"/>
+            <w:tabs>
+              <w:tab w:val="right" w:leader="dot" w:pos="9736"/>
+            </w:tabs>
+            <w:rPr>
+              <w:rFonts w:asciiTheme="minorHAnsi" w:hAnsiTheme="minorHAnsi"/>
+              <w:noProof/>
+              <w:color w:val="auto"/>
+              <w:kern w:val="2"/>
+              <w:sz w:val="24"/>
+              <w:szCs w:val="24"/>
+              <w:lang w:val="ru-BY" w:eastAsia="ru-BY"/>
+              <w14:ligatures w14:val="standardContextual"/>
+            </w:rPr>
+          </w:pPr>
+          <w:hyperlink w:anchor="_Toc240925286" w:history="1">
+            <w:r>
+              <w:rPr>
+                <w:rStyle w:val="aff8"/>
+                <w:rFonts w:ascii="Aptos Narrow" w:hAnsi="Aptos Narrow"/>
+                <w:noProof/>
+                <w:lang w:val="ru-RU"/>
+              </w:rPr>
+              <w:t>Шаг 3. Концепция и структура сайта</w:t>
+            </w:r>
+            <w:r>
+              <w:rPr>
+                <w:noProof/>
+                <w:webHidden/>
+              </w:rPr>
+              <w:tab/>
+            </w:r>
+            <w:r>
+              <w:rPr>
+                <w:noProof/>
+                <w:webHidden/>
+              </w:rPr>
+              <w:fldChar w:fldCharType="begin"/>
+            </w:r>
+            <w:r>
+              <w:rPr>
+                <w:noProof/>
+                <w:webHidden/>
+              </w:rPr>
+              <w:instrText xml:space="preserve"> PAGEREF _Toc240925286 \h </w:instrText>
+            </w:r>
+            <w:r>
+              <w:rPr>
+                <w:noProof/>
+                <w:webHidden/>
+              </w:rPr>
+            </w:r>
+            <w:r>
+              <w:rPr>
+                <w:noProof/>
+                <w:webHidden/>
+              </w:rPr>
+              <w:fldChar w:fldCharType="separate"/>
+            </w:r>
+            <w:r>
+              <w:rPr>
+                <w:noProof/>
+                <w:webHidden/>
+              </w:rPr>
+              <w:t>3</w:t>
+            </w:r>
+            <w:r>
+              <w:rPr>
+                <w:noProof/>
+                <w:webHidden/>
+              </w:rPr>
+              <w:fldChar w:fldCharType="end"/>
+            </w:r>
+          </w:hyperlink>
+        </w:p>
+        <w:p>
+          <w:pPr>
+            <w:pStyle w:val="2c"/>
+            <w:tabs>
+              <w:tab w:val="right" w:leader="dot" w:pos="9736"/>
+            </w:tabs>
+            <w:rPr>
+              <w:rFonts w:asciiTheme="minorHAnsi" w:hAnsiTheme="minorHAnsi"/>
+              <w:noProof/>
+              <w:color w:val="auto"/>
+              <w:kern w:val="2"/>
+              <w:sz w:val="24"/>
+              <w:szCs w:val="24"/>
+              <w:lang w:val="ru-BY" w:eastAsia="ru-BY"/>
+              <w14:ligatures w14:val="standardContextual"/>
+            </w:rPr>
+          </w:pPr>
+          <w:hyperlink w:anchor="_Toc240925287" w:history="1">
+            <w:r>
+              <w:rPr>
+                <w:rStyle w:val="aff8"/>
+                <w:rFonts w:ascii="Aptos Narrow" w:hAnsi="Aptos Narrow"/>
+                <w:noProof/>
+                <w:lang w:val="ru-RU"/>
+              </w:rPr>
+              <w:t>Шаг 4. Создание файлов проекта</w:t>
+            </w:r>
+            <w:r>
+              <w:rPr>
+                <w:noProof/>
+                <w:webHidden/>
+              </w:rPr>
+              <w:tab/>
+            </w:r>
+            <w:r>
+              <w:rPr>
+                <w:noProof/>
+                <w:webHidden/>
+              </w:rPr>
+              <w:fldChar w:fldCharType="begin"/>
+            </w:r>
+            <w:r>
+              <w:rPr>
+                <w:noProof/>
+                <w:webHidden/>
+              </w:rPr>
+              <w:instrText xml:space="preserve"> PAGEREF _Toc240925287 \h </w:instrText>
+            </w:r>
+            <w:r>
+              <w:rPr>
+                <w:noProof/>
+                <w:webHidden/>
+              </w:rPr>
+            </w:r>
+            <w:r>
+              <w:rPr>
+                <w:noProof/>
+                <w:webHidden/>
+              </w:rPr>
+              <w:fldChar w:fldCharType="separate"/>
+            </w:r>
+            <w:r>
+              <w:rPr>
+                <w:noProof/>
+                <w:webHidden/>
+              </w:rPr>
+              <w:t>4</w:t>
+            </w:r>
+            <w:r>
+              <w:rPr>
+                <w:noProof/>
+                <w:webHidden/>
+              </w:rPr>
+              <w:fldChar w:fldCharType="end"/>
+            </w:r>
+          </w:hyperlink>
+        </w:p>
+        <w:p>
+          <w:pPr>
+            <w:pStyle w:val="2c"/>
+            <w:tabs>
+              <w:tab w:val="right" w:leader="dot" w:pos="9736"/>
+            </w:tabs>
+            <w:rPr>
+              <w:rFonts w:asciiTheme="minorHAnsi" w:hAnsiTheme="minorHAnsi"/>
+              <w:noProof/>
+              <w:color w:val="auto"/>
+              <w:kern w:val="2"/>
+              <w:sz w:val="24"/>
+              <w:szCs w:val="24"/>
+              <w:lang w:val="ru-BY" w:eastAsia="ru-BY"/>
+              <w14:ligatures w14:val="standardContextual"/>
+            </w:rPr>
+          </w:pPr>
+          <w:hyperlink w:anchor="_Toc240925288" w:history="1">
+            <w:r>
+              <w:rPr>
+                <w:rStyle w:val="aff8"/>
+                <w:rFonts w:ascii="Aptos Narrow" w:hAnsi="Aptos Narrow"/>
+                <w:noProof/>
+                <w:lang w:val="ru-RU"/>
+              </w:rPr>
+              <w:t>Шаг 5. Продумывание содержания и интерактива</w:t>
+            </w:r>
+            <w:r>
+              <w:rPr>
+                <w:noProof/>
+                <w:webHidden/>
+              </w:rPr>
+              <w:tab/>
+            </w:r>
+            <w:r>
+              <w:rPr>
+                <w:noProof/>
+                <w:webHidden/>
+              </w:rPr>
+              <w:fldChar w:fldCharType="begin"/>
+            </w:r>
+            <w:r>
+              <w:rPr>
+                <w:noProof/>
+                <w:webHidden/>
+              </w:rPr>
+              <w:instrText xml:space="preserve"> PAGEREF _Toc240925288 \h </w:instrText>
+            </w:r>
+            <w:r>
+              <w:rPr>
+                <w:noProof/>
+                <w:webHidden/>
+              </w:rPr>
+            </w:r>
+            <w:r>
+              <w:rPr>
+                <w:noProof/>
+                <w:webHidden/>
+              </w:rPr>
+              <w:fldChar w:fldCharType="separate"/>
+            </w:r>
+            <w:r>
+              <w:rPr>
+                <w:noProof/>
+                <w:webHidden/>
+              </w:rPr>
+              <w:t>4</w:t>
+            </w:r>
+            <w:r>
+              <w:rPr>
+                <w:noProof/>
+                <w:webHidden/>
+              </w:rPr>
+              <w:fldChar w:fldCharType="end"/>
+            </w:r>
+          </w:hyperlink>
+        </w:p>
+        <w:p>
+          <w:pPr>
+            <w:pStyle w:val="2c"/>
+            <w:tabs>
+              <w:tab w:val="right" w:leader="dot" w:pos="9736"/>
+            </w:tabs>
+            <w:rPr>
+              <w:rFonts w:asciiTheme="minorHAnsi" w:hAnsiTheme="minorHAnsi"/>
+              <w:noProof/>
+              <w:color w:val="auto"/>
+              <w:kern w:val="2"/>
+              <w:sz w:val="24"/>
+              <w:szCs w:val="24"/>
+              <w:lang w:val="ru-BY" w:eastAsia="ru-BY"/>
+              <w14:ligatures w14:val="standardContextual"/>
+            </w:rPr>
+          </w:pPr>
+          <w:hyperlink w:anchor="_Toc240925289" w:history="1">
+            <w:r>
+              <w:rPr>
+                <w:rStyle w:val="aff8"/>
+                <w:rFonts w:ascii="Aptos Narrow" w:hAnsi="Aptos Narrow"/>
+                <w:noProof/>
+                <w:lang w:val="ru-RU"/>
+              </w:rPr>
+              <w:t>Шаг 6. Разработка страниц сайта</w:t>
+            </w:r>
+            <w:r>
+              <w:rPr>
+                <w:noProof/>
+                <w:webHidden/>
+              </w:rPr>
+              <w:tab/>
+            </w:r>
+            <w:r>
+              <w:rPr>
+                <w:noProof/>
+                <w:webHidden/>
+              </w:rPr>
+              <w:fldChar w:fldCharType="begin"/>
+            </w:r>
+            <w:r>
+              <w:rPr>
+                <w:noProof/>
+                <w:webHidden/>
+              </w:rPr>
+              <w:instrText xml:space="preserve"> PAGEREF _Toc240925289 \h </w:instrText>
+            </w:r>
+            <w:r>
+              <w:rPr>
+                <w:noProof/>
+                <w:webHidden/>
+              </w:rPr>
+            </w:r>
+            <w:r>
+              <w:rPr>
+                <w:noProof/>
+                <w:webHidden/>
+              </w:rPr>
+              <w:fldChar w:fldCharType="separate"/>
+            </w:r>
+            <w:r>
+              <w:rPr>
+                <w:noProof/>
+                <w:webHidden/>
+              </w:rPr>
+              <w:t>4</w:t>
+            </w:r>
+            <w:r>
+              <w:rPr>
+                <w:noProof/>
+                <w:webHidden/>
+              </w:rPr>
+              <w:fldChar w:fldCharType="end"/>
+            </w:r>
+          </w:hyperlink>
+        </w:p>
+        <w:p>
+          <w:pPr>
+            <w:pStyle w:val="2c"/>
+            <w:tabs>
+              <w:tab w:val="right" w:leader="dot" w:pos="9736"/>
+            </w:tabs>
+            <w:rPr>
+              <w:rFonts w:asciiTheme="minorHAnsi" w:hAnsiTheme="minorHAnsi"/>
+              <w:noProof/>
+              <w:color w:val="auto"/>
+              <w:kern w:val="2"/>
+              <w:sz w:val="24"/>
+              <w:szCs w:val="24"/>
+              <w:lang w:val="ru-BY" w:eastAsia="ru-BY"/>
+              <w14:ligatures w14:val="standardContextual"/>
+            </w:rPr>
+          </w:pPr>
+          <w:hyperlink w:anchor="_Toc240925290" w:history="1">
+            <w:r>
+              <w:rPr>
+                <w:rStyle w:val="aff8"/>
+                <w:rFonts w:ascii="Aptos Narrow" w:hAnsi="Aptos Narrow"/>
+                <w:noProof/>
+                <w:lang w:val="ru-RU"/>
+              </w:rPr>
+              <w:t>Шаг 7. Добавление видео</w:t>
+            </w:r>
+            <w:r>
+              <w:rPr>
+                <w:noProof/>
+                <w:webHidden/>
+              </w:rPr>
+              <w:tab/>
+            </w:r>
+            <w:r>
+              <w:rPr>
+                <w:noProof/>
+                <w:webHidden/>
+              </w:rPr>
+              <w:fldChar w:fldCharType="begin"/>
+            </w:r>
+            <w:r>
+              <w:rPr>
+                <w:noProof/>
+                <w:webHidden/>
+              </w:rPr>
+              <w:instrText xml:space="preserve"> PAGEREF _Toc240925290 \h </w:instrText>
+            </w:r>
+            <w:r>
+              <w:rPr>
+                <w:noProof/>
+                <w:webHidden/>
+              </w:rPr>
+            </w:r>
+            <w:r>
+              <w:rPr>
+                <w:noProof/>
+                <w:webHidden/>
+              </w:rPr>
+              <w:fldChar w:fldCharType="separate"/>
+            </w:r>
+            <w:r>
+              <w:rPr>
+                <w:noProof/>
+                <w:webHidden/>
+              </w:rPr>
+              <w:t>5</w:t>
+            </w:r>
+            <w:r>
+              <w:rPr>
+                <w:noProof/>
+                <w:webHidden/>
+              </w:rPr>
+              <w:fldChar w:fldCharType="end"/>
+            </w:r>
+          </w:hyperlink>
+        </w:p>
+        <w:p>
+          <w:pPr>
+            <w:pStyle w:val="2c"/>
+            <w:tabs>
+              <w:tab w:val="right" w:leader="dot" w:pos="9736"/>
+            </w:tabs>
+            <w:rPr>
+              <w:rFonts w:asciiTheme="minorHAnsi" w:hAnsiTheme="minorHAnsi"/>
+              <w:noProof/>
+              <w:color w:val="auto"/>
+              <w:kern w:val="2"/>
+              <w:sz w:val="24"/>
+              <w:szCs w:val="24"/>
+              <w:lang w:val="ru-BY" w:eastAsia="ru-BY"/>
+              <w14:ligatures w14:val="standardContextual"/>
+            </w:rPr>
+          </w:pPr>
+          <w:hyperlink w:anchor="_Toc240925291" w:history="1">
+            <w:r>
+              <w:rPr>
+                <w:rStyle w:val="aff8"/>
+                <w:rFonts w:ascii="Aptos Narrow" w:hAnsi="Aptos Narrow"/>
+                <w:noProof/>
+                <w:lang w:val="ru-RU"/>
+              </w:rPr>
+              <w:t>Шаг 8. Создание конструктора подбора маршрута</w:t>
+            </w:r>
+            <w:r>
+              <w:rPr>
+                <w:noProof/>
+                <w:webHidden/>
+              </w:rPr>
+              <w:tab/>
+            </w:r>
+            <w:r>
+              <w:rPr>
+                <w:noProof/>
+                <w:webHidden/>
+              </w:rPr>
+              <w:fldChar w:fldCharType="begin"/>
+            </w:r>
+            <w:r>
+              <w:rPr>
+                <w:noProof/>
+                <w:webHidden/>
+              </w:rPr>
+              <w:instrText xml:space="preserve"> PAGEREF _Toc240925291 \h </w:instrText>
+            </w:r>
+            <w:r>
+              <w:rPr>
+                <w:noProof/>
+                <w:webHidden/>
+              </w:rPr>
+            </w:r>
+            <w:r>
+              <w:rPr>
+                <w:noProof/>
+                <w:webHidden/>
+              </w:rPr>
+              <w:fldChar w:fldCharType="separate"/>
+            </w:r>
+            <w:r>
+              <w:rPr>
+                <w:noProof/>
+                <w:webHidden/>
+              </w:rPr>
+              <w:t>5</w:t>
+            </w:r>
+            <w:r>
+              <w:rPr>
+                <w:noProof/>
+                <w:webHidden/>
+              </w:rPr>
+              <w:fldChar w:fldCharType="end"/>
+            </w:r>
+          </w:hyperlink>
+        </w:p>
+        <w:p>
+          <w:pPr>
+            <w:pStyle w:val="2c"/>
+            <w:tabs>
+              <w:tab w:val="right" w:leader="dot" w:pos="9736"/>
+            </w:tabs>
+            <w:rPr>
+              <w:rFonts w:asciiTheme="minorHAnsi" w:hAnsiTheme="minorHAnsi"/>
+              <w:noProof/>
+              <w:color w:val="auto"/>
+              <w:kern w:val="2"/>
+              <w:sz w:val="24"/>
+              <w:szCs w:val="24"/>
+              <w:lang w:val="ru-BY" w:eastAsia="ru-BY"/>
+              <w14:ligatures w14:val="standardContextual"/>
+            </w:rPr>
+          </w:pPr>
+          <w:hyperlink w:anchor="_Toc240925292" w:history="1">
+            <w:r>
+              <w:rPr>
+                <w:rStyle w:val="aff8"/>
+                <w:rFonts w:ascii="Aptos Narrow" w:hAnsi="Aptos Narrow"/>
+                <w:noProof/>
+                <w:lang w:val="ru-RU"/>
+              </w:rPr>
+              <w:t xml:space="preserve">Шаг 9. Создание </w:t>
+            </w:r>
+            <w:r>
+              <w:rPr>
+                <w:rStyle w:val="aff8"/>
+                <w:rFonts w:ascii="Aptos Narrow" w:hAnsi="Aptos Narrow"/>
+                <w:noProof/>
+              </w:rPr>
+              <w:t>Google</w:t>
+            </w:r>
+            <w:r>
+              <w:rPr>
+                <w:rStyle w:val="aff8"/>
+                <w:rFonts w:ascii="Aptos Narrow" w:hAnsi="Aptos Narrow"/>
+                <w:noProof/>
+                <w:lang w:val="ru-RU"/>
+              </w:rPr>
+              <w:t>-форм</w:t>
+            </w:r>
+            <w:r>
+              <w:rPr>
+                <w:noProof/>
+                <w:webHidden/>
+              </w:rPr>
+              <w:tab/>
+            </w:r>
+            <w:r>
+              <w:rPr>
+                <w:noProof/>
+                <w:webHidden/>
+              </w:rPr>
+              <w:fldChar w:fldCharType="begin"/>
+            </w:r>
+            <w:r>
+              <w:rPr>
+                <w:noProof/>
+                <w:webHidden/>
+              </w:rPr>
+              <w:instrText xml:space="preserve"> PAGEREF _Toc240925292 \h </w:instrText>
+            </w:r>
+            <w:r>
+              <w:rPr>
+                <w:noProof/>
+                <w:webHidden/>
+              </w:rPr>
+            </w:r>
+            <w:r>
+              <w:rPr>
+                <w:noProof/>
+                <w:webHidden/>
+              </w:rPr>
+              <w:fldChar w:fldCharType="separate"/>
+            </w:r>
+            <w:r>
+              <w:rPr>
+                <w:noProof/>
+                <w:webHidden/>
+              </w:rPr>
+              <w:t>5</w:t>
+            </w:r>
+            <w:r>
+              <w:rPr>
+                <w:noProof/>
+                <w:webHidden/>
+              </w:rPr>
+              <w:fldChar w:fldCharType="end"/>
+            </w:r>
+          </w:hyperlink>
+        </w:p>
+        <w:p>
+          <w:pPr>
+            <w:pStyle w:val="2c"/>
+            <w:tabs>
+              <w:tab w:val="right" w:leader="dot" w:pos="9736"/>
+            </w:tabs>
+            <w:rPr>
+              <w:rFonts w:asciiTheme="minorHAnsi" w:hAnsiTheme="minorHAnsi"/>
+              <w:noProof/>
+              <w:color w:val="auto"/>
+              <w:kern w:val="2"/>
+              <w:sz w:val="24"/>
+              <w:szCs w:val="24"/>
+              <w:lang w:val="ru-BY" w:eastAsia="ru-BY"/>
+              <w14:ligatures w14:val="standardContextual"/>
+            </w:rPr>
+          </w:pPr>
+          <w:hyperlink w:anchor="_Toc240925293" w:history="1">
+            <w:r>
+              <w:rPr>
+                <w:rStyle w:val="aff8"/>
+                <w:rFonts w:ascii="Aptos Narrow" w:hAnsi="Aptos Narrow"/>
+                <w:noProof/>
+                <w:lang w:val="ru-RU"/>
+              </w:rPr>
+              <w:t>Шаг 10. Документы и внешние материалы</w:t>
+            </w:r>
+            <w:r>
+              <w:rPr>
+                <w:noProof/>
+                <w:webHidden/>
+              </w:rPr>
+              <w:tab/>
+            </w:r>
+            <w:r>
+              <w:rPr>
+                <w:noProof/>
+                <w:webHidden/>
+              </w:rPr>
+              <w:fldChar w:fldCharType="begin"/>
+            </w:r>
+            <w:r>
+              <w:rPr>
+                <w:noProof/>
+                <w:webHidden/>
+              </w:rPr>
+              <w:instrText xml:space="preserve"> PAGEREF _Toc240925293 \h </w:instrText>
+            </w:r>
+            <w:r>
+              <w:rPr>
+                <w:noProof/>
+                <w:webHidden/>
+              </w:rPr>
+            </w:r>
+            <w:r>
+              <w:rPr>
+                <w:noProof/>
+                <w:webHidden/>
+              </w:rPr>
+              <w:fldChar w:fldCharType="separate"/>
+            </w:r>
+            <w:r>
+              <w:rPr>
+                <w:noProof/>
+                <w:webHidden/>
+              </w:rPr>
+              <w:t>5</w:t>
+            </w:r>
+            <w:r>
+              <w:rPr>
+                <w:noProof/>
+                <w:webHidden/>
+              </w:rPr>
+              <w:fldChar w:fldCharType="end"/>
+            </w:r>
+          </w:hyperlink>
+        </w:p>
+        <w:p>
+          <w:pPr>
+            <w:pStyle w:val="14"/>
+            <w:tabs>
+              <w:tab w:val="right" w:leader="dot" w:pos="9736"/>
+            </w:tabs>
+            <w:rPr>
+              <w:rFonts w:asciiTheme="minorHAnsi" w:hAnsiTheme="minorHAnsi"/>
+              <w:noProof/>
+              <w:color w:val="auto"/>
+              <w:kern w:val="2"/>
+              <w:sz w:val="24"/>
+              <w:szCs w:val="24"/>
+              <w:lang w:val="ru-BY" w:eastAsia="ru-BY"/>
+              <w14:ligatures w14:val="standardContextual"/>
+            </w:rPr>
+          </w:pPr>
+          <w:hyperlink w:anchor="_Toc240925294" w:history="1">
+            <w:r>
+              <w:rPr>
+                <w:rStyle w:val="aff8"/>
+                <w:rFonts w:ascii="Aptos Narrow" w:hAnsi="Aptos Narrow"/>
+                <w:noProof/>
+                <w:lang w:val="ru-RU"/>
+              </w:rPr>
+              <w:t>2. Краткая интерактивная версия сайта</w:t>
+            </w:r>
+            <w:r>
+              <w:rPr>
+                <w:noProof/>
+                <w:webHidden/>
+              </w:rPr>
+              <w:tab/>
+            </w:r>
+            <w:r>
+              <w:rPr>
+                <w:noProof/>
+                <w:webHidden/>
+              </w:rPr>
+              <w:fldChar w:fldCharType="begin"/>
+            </w:r>
+            <w:r>
+              <w:rPr>
+                <w:noProof/>
+                <w:webHidden/>
+              </w:rPr>
+              <w:instrText xml:space="preserve"> PAGEREF _Toc240925294 \h </w:instrText>
+            </w:r>
+            <w:r>
+              <w:rPr>
+                <w:noProof/>
+                <w:webHidden/>
+              </w:rPr>
+            </w:r>
+            <w:r>
+              <w:rPr>
+                <w:noProof/>
+                <w:webHidden/>
+              </w:rPr>
+              <w:fldChar w:fldCharType="separate"/>
+            </w:r>
+            <w:r>
+              <w:rPr>
+                <w:noProof/>
+                <w:webHidden/>
+              </w:rPr>
+              <w:t>6</w:t>
+            </w:r>
+            <w:r>
+              <w:rPr>
+                <w:noProof/>
+                <w:webHidden/>
+              </w:rPr>
+              <w:fldChar w:fldCharType="end"/>
+            </w:r>
+          </w:hyperlink>
+        </w:p>
+        <w:p>
+          <w:pPr>
+            <w:pStyle w:val="2c"/>
+            <w:tabs>
+              <w:tab w:val="right" w:leader="dot" w:pos="9736"/>
+            </w:tabs>
+            <w:rPr>
+              <w:rFonts w:asciiTheme="minorHAnsi" w:hAnsiTheme="minorHAnsi"/>
+              <w:noProof/>
+              <w:color w:val="auto"/>
+              <w:kern w:val="2"/>
+              <w:sz w:val="24"/>
+              <w:szCs w:val="24"/>
+              <w:lang w:val="ru-BY" w:eastAsia="ru-BY"/>
+              <w14:ligatures w14:val="standardContextual"/>
+            </w:rPr>
+          </w:pPr>
+          <w:hyperlink w:anchor="_Toc240925295" w:history="1">
+            <w:r>
+              <w:rPr>
+                <w:rStyle w:val="aff8"/>
+                <w:rFonts w:ascii="Aptos Narrow" w:hAnsi="Aptos Narrow"/>
+                <w:noProof/>
+                <w:lang w:val="ru-RU"/>
+              </w:rPr>
+              <w:t>2.1. Главная и разделы</w:t>
+            </w:r>
+            <w:r>
+              <w:rPr>
+                <w:noProof/>
+                <w:webHidden/>
+              </w:rPr>
+              <w:tab/>
+            </w:r>
+            <w:r>
+              <w:rPr>
+                <w:noProof/>
+                <w:webHidden/>
+              </w:rPr>
+              <w:fldChar w:fldCharType="begin"/>
+            </w:r>
+            <w:r>
+              <w:rPr>
+                <w:noProof/>
+                <w:webHidden/>
+              </w:rPr>
+              <w:instrText xml:space="preserve"> PAGEREF _Toc240925295 \h </w:instrText>
+            </w:r>
+            <w:r>
+              <w:rPr>
+                <w:noProof/>
+                <w:webHidden/>
+              </w:rPr>
+            </w:r>
+            <w:r>
+              <w:rPr>
+                <w:noProof/>
+                <w:webHidden/>
+              </w:rPr>
+              <w:fldChar w:fldCharType="separate"/>
+            </w:r>
+            <w:r>
+              <w:rPr>
+                <w:noProof/>
+                <w:webHidden/>
+              </w:rPr>
+              <w:t>6</w:t>
+            </w:r>
+            <w:r>
+              <w:rPr>
+                <w:noProof/>
+                <w:webHidden/>
+              </w:rPr>
+              <w:fldChar w:fldCharType="end"/>
+            </w:r>
+          </w:hyperlink>
+        </w:p>
+        <w:p>
+          <w:pPr>
+            <w:pStyle w:val="2c"/>
+            <w:tabs>
+              <w:tab w:val="right" w:leader="dot" w:pos="9736"/>
+            </w:tabs>
+            <w:rPr>
+              <w:rFonts w:asciiTheme="minorHAnsi" w:hAnsiTheme="minorHAnsi"/>
+              <w:noProof/>
+              <w:color w:val="auto"/>
+              <w:kern w:val="2"/>
+              <w:sz w:val="24"/>
+              <w:szCs w:val="24"/>
+              <w:lang w:val="ru-BY" w:eastAsia="ru-BY"/>
+              <w14:ligatures w14:val="standardContextual"/>
+            </w:rPr>
+          </w:pPr>
+          <w:hyperlink w:anchor="_Toc240925296" w:history="1">
+            <w:r>
+              <w:rPr>
+                <w:rStyle w:val="aff8"/>
+                <w:rFonts w:ascii="Aptos Narrow" w:hAnsi="Aptos Narrow"/>
+                <w:noProof/>
+                <w:lang w:val="ru-RU"/>
+              </w:rPr>
+              <w:t>2.2. Маршруты</w:t>
+            </w:r>
+            <w:r>
+              <w:rPr>
+                <w:noProof/>
+                <w:webHidden/>
+              </w:rPr>
+              <w:tab/>
+            </w:r>
+            <w:r>
+              <w:rPr>
+                <w:noProof/>
+                <w:webHidden/>
+              </w:rPr>
+              <w:fldChar w:fldCharType="begin"/>
+            </w:r>
+            <w:r>
+              <w:rPr>
+                <w:noProof/>
+                <w:webHidden/>
+              </w:rPr>
+              <w:instrText xml:space="preserve"> PAGEREF _Toc240925296 \h </w:instrText>
+            </w:r>
+            <w:r>
+              <w:rPr>
+                <w:noProof/>
+                <w:webHidden/>
+              </w:rPr>
+            </w:r>
+            <w:r>
+              <w:rPr>
+                <w:noProof/>
+                <w:webHidden/>
+              </w:rPr>
+              <w:fldChar w:fldCharType="separate"/>
+            </w:r>
+            <w:r>
+              <w:rPr>
+                <w:noProof/>
+                <w:webHidden/>
+              </w:rPr>
+              <w:t>6</w:t>
+            </w:r>
+            <w:r>
+              <w:rPr>
+                <w:noProof/>
+                <w:webHidden/>
+              </w:rPr>
+              <w:fldChar w:fldCharType="end"/>
+            </w:r>
+          </w:hyperlink>
+        </w:p>
+        <w:p>
+          <w:pPr>
+            <w:pStyle w:val="2c"/>
+            <w:tabs>
+              <w:tab w:val="right" w:leader="dot" w:pos="9736"/>
+            </w:tabs>
+            <w:rPr>
+              <w:rFonts w:asciiTheme="minorHAnsi" w:hAnsiTheme="minorHAnsi"/>
+              <w:noProof/>
+              <w:color w:val="auto"/>
+              <w:kern w:val="2"/>
+              <w:sz w:val="24"/>
+              <w:szCs w:val="24"/>
+              <w:lang w:val="ru-BY" w:eastAsia="ru-BY"/>
+              <w14:ligatures w14:val="standardContextual"/>
+            </w:rPr>
+          </w:pPr>
+          <w:hyperlink w:anchor="_Toc240925297" w:history="1">
+            <w:r>
+              <w:rPr>
+                <w:rStyle w:val="aff8"/>
+                <w:rFonts w:ascii="Aptos Narrow" w:hAnsi="Aptos Narrow"/>
+                <w:noProof/>
+                <w:lang w:val="ru-RU"/>
+              </w:rPr>
+              <w:t>2.3. Интерактивные ссылки</w:t>
+            </w:r>
+            <w:r>
+              <w:rPr>
+                <w:noProof/>
+                <w:webHidden/>
+              </w:rPr>
+              <w:tab/>
+            </w:r>
+            <w:r>
+              <w:rPr>
+                <w:noProof/>
+                <w:webHidden/>
+              </w:rPr>
+              <w:fldChar w:fldCharType="begin"/>
+            </w:r>
+            <w:r>
+              <w:rPr>
+                <w:noProof/>
+                <w:webHidden/>
+              </w:rPr>
+              <w:instrText xml:space="preserve"> PAGEREF _Toc240925297 \h </w:instrText>
+            </w:r>
+            <w:r>
+              <w:rPr>
+                <w:noProof/>
+                <w:webHidden/>
+              </w:rPr>
+            </w:r>
+            <w:r>
+              <w:rPr>
+                <w:noProof/>
+                <w:webHidden/>
+              </w:rPr>
+              <w:fldChar w:fldCharType="separate"/>
+            </w:r>
+            <w:r>
+              <w:rPr>
+                <w:noProof/>
+                <w:webHidden/>
+              </w:rPr>
+              <w:t>6</w:t>
+            </w:r>
+            <w:r>
+              <w:rPr>
+                <w:noProof/>
+                <w:webHidden/>
+              </w:rPr>
+              <w:fldChar w:fldCharType="end"/>
+            </w:r>
+          </w:hyperlink>
+        </w:p>
+        <w:p>
+          <w:pPr>
+            <w:pStyle w:val="14"/>
+            <w:tabs>
+              <w:tab w:val="right" w:leader="dot" w:pos="9736"/>
+            </w:tabs>
+            <w:rPr>
+              <w:rFonts w:asciiTheme="minorHAnsi" w:hAnsiTheme="minorHAnsi"/>
+              <w:noProof/>
+              <w:color w:val="auto"/>
+              <w:kern w:val="2"/>
+              <w:sz w:val="24"/>
+              <w:szCs w:val="24"/>
+              <w:lang w:val="ru-BY" w:eastAsia="ru-BY"/>
+              <w14:ligatures w14:val="standardContextual"/>
+            </w:rPr>
+          </w:pPr>
+          <w:hyperlink w:anchor="_Toc240925298" w:history="1">
+            <w:r>
+              <w:rPr>
+                <w:rStyle w:val="aff8"/>
+                <w:rFonts w:ascii="Aptos Narrow" w:hAnsi="Aptos Narrow"/>
+                <w:noProof/>
+                <w:lang w:val="ru-RU"/>
+              </w:rPr>
+              <w:t>3. Возможность адаптации структуры для психологической тематики</w:t>
+            </w:r>
+            <w:r>
+              <w:rPr>
+                <w:noProof/>
+                <w:webHidden/>
+              </w:rPr>
+              <w:tab/>
+            </w:r>
+            <w:r>
+              <w:rPr>
+                <w:noProof/>
+                <w:webHidden/>
+              </w:rPr>
+              <w:fldChar w:fldCharType="begin"/>
+            </w:r>
+            <w:r>
+              <w:rPr>
+                <w:noProof/>
+                <w:webHidden/>
+              </w:rPr>
+              <w:instrText xml:space="preserve"> PAGEREF _Toc240925298 \h </w:instrText>
+            </w:r>
+            <w:r>
+              <w:rPr>
+                <w:noProof/>
+                <w:webHidden/>
+              </w:rPr>
+            </w:r>
+            <w:r>
+              <w:rPr>
+                <w:noProof/>
+                <w:webHidden/>
+              </w:rPr>
+              <w:fldChar w:fldCharType="separate"/>
+            </w:r>
+            <w:r>
+              <w:rPr>
+                <w:noProof/>
+                <w:webHidden/>
+              </w:rPr>
+              <w:t>7</w:t>
+            </w:r>
+            <w:r>
+              <w:rPr>
+                <w:noProof/>
+                <w:webHidden/>
+              </w:rPr>
+              <w:fldChar w:fldCharType="end"/>
+            </w:r>
+          </w:hyperlink>
+        </w:p>
+        <w:p>
+          <w:r>
+            <w:rPr>
+              <w:b/>
+              <w:bCs/>
+              <w:lang w:val="ru-RU"/>
+            </w:rPr>
+            <w:fldChar w:fldCharType="end"/>
+          </w:r>
+        </w:p>
+      </w:sdtContent>
+    </w:sdt>
     <w:p>
       <w:pPr>
         <w:rPr>
@@ -199,386 +1471,8 @@
           <w:lang w:val="ru-RU"/>
         </w:rPr>
       </w:pPr>
-      <w:bookmarkStart w:id="0" w:name="contents"/>
-      <w:r>
-        <w:rPr>
-          <w:rFonts w:ascii="Aptos Narrow" w:hAnsi="Aptos Narrow"/>
-          <w:lang w:val="ru-RU"/>
-        </w:rPr>
-        <w:lastRenderedPageBreak/>
-        <w:t>Содержание</w:t>
-      </w:r>
-      <w:bookmarkEnd w:id="0"/>
-    </w:p>
-    <w:p>
-      <w:pPr>
-        <w:ind w:left="170"/>
-        <w:rPr>
-          <w:rFonts w:ascii="Aptos Narrow" w:hAnsi="Aptos Narrow"/>
-          <w:lang w:val="ru-RU"/>
-        </w:rPr>
-      </w:pPr>
-      <w:hyperlink w:anchor="section1">
-        <w:r>
-          <w:rPr>
-            <w:rFonts w:ascii="Aptos Narrow" w:hAnsi="Aptos Narrow"/>
-            <w:color w:val="0563C1"/>
-            <w:u w:val="single"/>
-            <w:lang w:val="ru-RU"/>
-          </w:rPr>
-          <w:t>1. Разработка сайта «ДАЛЬШЕ»</w:t>
-        </w:r>
-      </w:hyperlink>
-    </w:p>
-    <w:p>
-      <w:pPr>
-        <w:ind w:left="170"/>
-        <w:rPr>
-          <w:rFonts w:ascii="Aptos Narrow" w:hAnsi="Aptos Narrow"/>
-          <w:lang w:val="ru-RU"/>
-        </w:rPr>
-      </w:pPr>
-      <w:hyperlink w:anchor="s11">
-        <w:r>
-          <w:rPr>
-            <w:rFonts w:ascii="Aptos Narrow" w:hAnsi="Aptos Narrow"/>
-            <w:color w:val="0563C1"/>
-            <w:u w:val="single"/>
-            <w:lang w:val="ru-RU"/>
-          </w:rPr>
-          <w:t>1.1. Подготовка среды разработки</w:t>
-        </w:r>
-      </w:hyperlink>
-    </w:p>
-    <w:p>
-      <w:pPr>
-        <w:ind w:left="170"/>
-        <w:rPr>
-          <w:rFonts w:ascii="Aptos Narrow" w:hAnsi="Aptos Narrow"/>
-          <w:lang w:val="ru-RU"/>
-        </w:rPr>
-      </w:pPr>
-      <w:hyperlink w:anchor="s12">
-        <w:r>
-          <w:rPr>
-            <w:rFonts w:ascii="Aptos Narrow" w:hAnsi="Aptos Narrow"/>
-            <w:color w:val="0563C1"/>
-            <w:u w:val="single"/>
-            <w:lang w:val="ru-RU"/>
-          </w:rPr>
-          <w:t xml:space="preserve">1.2. Создание репозитория и подключение </w:t>
-        </w:r>
-        <w:r>
-          <w:rPr>
-            <w:rFonts w:ascii="Aptos Narrow" w:hAnsi="Aptos Narrow"/>
-            <w:color w:val="0563C1"/>
-            <w:u w:val="single"/>
-          </w:rPr>
-          <w:t>Git</w:t>
-        </w:r>
-      </w:hyperlink>
-    </w:p>
-    <w:p>
-      <w:pPr>
-        <w:ind w:left="170"/>
-        <w:rPr>
-          <w:rFonts w:ascii="Aptos Narrow" w:hAnsi="Aptos Narrow"/>
-          <w:lang w:val="ru-RU"/>
-        </w:rPr>
-      </w:pPr>
-      <w:hyperlink w:anchor="s13">
-        <w:r>
-          <w:rPr>
-            <w:rFonts w:ascii="Aptos Narrow" w:hAnsi="Aptos Narrow"/>
-            <w:color w:val="0563C1"/>
-            <w:u w:val="single"/>
-            <w:lang w:val="ru-RU"/>
-          </w:rPr>
-          <w:t>1.3. Концепция и структура сайта</w:t>
-        </w:r>
-      </w:hyperlink>
-    </w:p>
-    <w:p>
-      <w:pPr>
-        <w:ind w:left="170"/>
-        <w:rPr>
-          <w:rFonts w:ascii="Aptos Narrow" w:hAnsi="Aptos Narrow"/>
-          <w:lang w:val="ru-RU"/>
-        </w:rPr>
-      </w:pPr>
-      <w:hyperlink w:anchor="s14">
-        <w:r>
-          <w:rPr>
-            <w:rFonts w:ascii="Aptos Narrow" w:hAnsi="Aptos Narrow"/>
-            <w:color w:val="0563C1"/>
-            <w:u w:val="single"/>
-            <w:lang w:val="ru-RU"/>
-          </w:rPr>
-          <w:t>1.4. Создание файлов проекта</w:t>
-        </w:r>
-      </w:hyperlink>
-    </w:p>
-    <w:p>
-      <w:pPr>
-        <w:ind w:left="170"/>
-        <w:rPr>
-          <w:rFonts w:ascii="Aptos Narrow" w:hAnsi="Aptos Narrow"/>
-          <w:lang w:val="ru-RU"/>
-        </w:rPr>
-      </w:pPr>
-      <w:hyperlink w:anchor="s15">
-        <w:r>
-          <w:rPr>
-            <w:rFonts w:ascii="Aptos Narrow" w:hAnsi="Aptos Narrow"/>
-            <w:color w:val="0563C1"/>
-            <w:u w:val="single"/>
-            <w:lang w:val="ru-RU"/>
-          </w:rPr>
-          <w:t>1.5. Продумывание содержания и интерактива</w:t>
-        </w:r>
-      </w:hyperlink>
-    </w:p>
-    <w:p>
-      <w:pPr>
-        <w:ind w:left="170"/>
-        <w:rPr>
-          <w:rFonts w:ascii="Aptos Narrow" w:hAnsi="Aptos Narrow"/>
-          <w:lang w:val="ru-RU"/>
-        </w:rPr>
-      </w:pPr>
-      <w:hyperlink w:anchor="s16">
-        <w:r>
-          <w:rPr>
-            <w:rFonts w:ascii="Aptos Narrow" w:hAnsi="Aptos Narrow"/>
-            <w:color w:val="0563C1"/>
-            <w:u w:val="single"/>
-            <w:lang w:val="ru-RU"/>
-          </w:rPr>
-          <w:t>1.6. Разработка страниц сайта</w:t>
-        </w:r>
-      </w:hyperlink>
-    </w:p>
-    <w:p>
-      <w:pPr>
-        <w:ind w:left="170"/>
-        <w:rPr>
-          <w:rFonts w:ascii="Aptos Narrow" w:hAnsi="Aptos Narrow"/>
-          <w:lang w:val="ru-RU"/>
-        </w:rPr>
-      </w:pPr>
-      <w:hyperlink w:anchor="s17">
-        <w:r>
-          <w:rPr>
-            <w:rFonts w:ascii="Aptos Narrow" w:hAnsi="Aptos Narrow"/>
-            <w:color w:val="0563C1"/>
-            <w:u w:val="single"/>
-            <w:lang w:val="ru-RU"/>
-          </w:rPr>
-          <w:t>1.7. Добавление видео</w:t>
-        </w:r>
-      </w:hyperlink>
-    </w:p>
-    <w:p>
-      <w:pPr>
-        <w:ind w:left="170"/>
-        <w:rPr>
-          <w:rFonts w:ascii="Aptos Narrow" w:hAnsi="Aptos Narrow"/>
-          <w:lang w:val="ru-RU"/>
-        </w:rPr>
-      </w:pPr>
-      <w:hyperlink w:anchor="s18">
-        <w:r>
-          <w:rPr>
-            <w:rFonts w:ascii="Aptos Narrow" w:hAnsi="Aptos Narrow"/>
-            <w:color w:val="0563C1"/>
-            <w:u w:val="single"/>
-            <w:lang w:val="ru-RU"/>
-          </w:rPr>
-          <w:t>1.8. Создание конструктора подбора маршрута</w:t>
-        </w:r>
-      </w:hyperlink>
-    </w:p>
-    <w:p>
-      <w:pPr>
-        <w:ind w:left="170"/>
-        <w:rPr>
-          <w:rFonts w:ascii="Aptos Narrow" w:hAnsi="Aptos Narrow"/>
-          <w:lang w:val="ru-RU"/>
-        </w:rPr>
-      </w:pPr>
-      <w:hyperlink w:anchor="s19">
-        <w:r>
-          <w:rPr>
-            <w:rFonts w:ascii="Aptos Narrow" w:hAnsi="Aptos Narrow"/>
-            <w:color w:val="0563C1"/>
-            <w:u w:val="single"/>
-            <w:lang w:val="ru-RU"/>
-          </w:rPr>
-          <w:t xml:space="preserve">1.9. Создание </w:t>
-        </w:r>
-        <w:r>
-          <w:rPr>
-            <w:rFonts w:ascii="Aptos Narrow" w:hAnsi="Aptos Narrow"/>
-            <w:color w:val="0563C1"/>
-            <w:u w:val="single"/>
-          </w:rPr>
-          <w:t>Google</w:t>
-        </w:r>
-        <w:r>
-          <w:rPr>
-            <w:rFonts w:ascii="Aptos Narrow" w:hAnsi="Aptos Narrow"/>
-            <w:color w:val="0563C1"/>
-            <w:u w:val="single"/>
-            <w:lang w:val="ru-RU"/>
-          </w:rPr>
-          <w:t>-форм</w:t>
-        </w:r>
-      </w:hyperlink>
-    </w:p>
-    <w:p>
-      <w:pPr>
-        <w:ind w:left="170"/>
-        <w:rPr>
-          <w:rFonts w:ascii="Aptos Narrow" w:hAnsi="Aptos Narrow"/>
-          <w:lang w:val="ru-RU"/>
-        </w:rPr>
-      </w:pPr>
-      <w:hyperlink w:anchor="s110">
-        <w:r>
-          <w:rPr>
-            <w:rFonts w:ascii="Aptos Narrow" w:hAnsi="Aptos Narrow"/>
-            <w:color w:val="0563C1"/>
-            <w:u w:val="single"/>
-            <w:lang w:val="ru-RU"/>
-          </w:rPr>
-          <w:t>1.10. Документы и внешние материалы</w:t>
-        </w:r>
-      </w:hyperlink>
-    </w:p>
-    <w:p>
-      <w:pPr>
-        <w:ind w:left="170"/>
-        <w:rPr>
-          <w:rFonts w:ascii="Aptos Narrow" w:hAnsi="Aptos Narrow"/>
-          <w:lang w:val="ru-RU"/>
-        </w:rPr>
-      </w:pPr>
-      <w:hyperlink w:anchor="section2">
-        <w:r>
-          <w:rPr>
-            <w:rFonts w:ascii="Aptos Narrow" w:hAnsi="Aptos Narrow"/>
-            <w:color w:val="0563C1"/>
-            <w:u w:val="single"/>
-            <w:lang w:val="ru-RU"/>
-          </w:rPr>
-          <w:t>2. Краткая интерактивная версия сайта</w:t>
-        </w:r>
-      </w:hyperlink>
-    </w:p>
-    <w:p>
-      <w:pPr>
-        <w:ind w:left="170"/>
-        <w:rPr>
-          <w:rFonts w:ascii="Aptos Narrow" w:hAnsi="Aptos Narrow"/>
-          <w:lang w:val="ru-RU"/>
-        </w:rPr>
-      </w:pPr>
-      <w:hyperlink w:anchor="s21">
-        <w:r>
-          <w:rPr>
-            <w:rFonts w:ascii="Aptos Narrow" w:hAnsi="Aptos Narrow"/>
-            <w:color w:val="0563C1"/>
-            <w:u w:val="single"/>
-            <w:lang w:val="ru-RU"/>
-          </w:rPr>
-          <w:t>2.1. Главная и разделы</w:t>
-        </w:r>
-      </w:hyperlink>
-    </w:p>
-    <w:p>
-      <w:pPr>
-        <w:ind w:left="170"/>
-        <w:rPr>
-          <w:rFonts w:ascii="Aptos Narrow" w:hAnsi="Aptos Narrow"/>
-          <w:lang w:val="ru-RU"/>
-        </w:rPr>
-      </w:pPr>
-      <w:hyperlink w:anchor="s22">
-        <w:r>
-          <w:rPr>
-            <w:rFonts w:ascii="Aptos Narrow" w:hAnsi="Aptos Narrow"/>
-            <w:color w:val="0563C1"/>
-            <w:u w:val="single"/>
-            <w:lang w:val="ru-RU"/>
-          </w:rPr>
-          <w:t>2.2. Маршруты</w:t>
-        </w:r>
-      </w:hyperlink>
-    </w:p>
-    <w:p>
-      <w:pPr>
-        <w:ind w:left="170"/>
-        <w:rPr>
-          <w:rFonts w:ascii="Aptos Narrow" w:hAnsi="Aptos Narrow"/>
-          <w:lang w:val="ru-RU"/>
-        </w:rPr>
-      </w:pPr>
-      <w:hyperlink w:anchor="s23">
-        <w:r>
-          <w:rPr>
-            <w:rFonts w:ascii="Aptos Narrow" w:hAnsi="Aptos Narrow"/>
-            <w:color w:val="0563C1"/>
-            <w:u w:val="single"/>
-            <w:lang w:val="ru-RU"/>
-          </w:rPr>
-          <w:t>2.3. Интерактивные ссылки</w:t>
-        </w:r>
-      </w:hyperlink>
-    </w:p>
-    <w:p>
-      <w:pPr>
-        <w:ind w:left="170"/>
-        <w:rPr>
-          <w:rFonts w:ascii="Aptos Narrow" w:hAnsi="Aptos Narrow"/>
-          <w:lang w:val="ru-RU"/>
-        </w:rPr>
-      </w:pPr>
-      <w:hyperlink w:anchor="section3">
-        <w:r>
-          <w:rPr>
-            <w:rFonts w:ascii="Aptos Narrow" w:hAnsi="Aptos Narrow"/>
-            <w:color w:val="0563C1"/>
-            <w:u w:val="single"/>
-            <w:lang w:val="ru-RU"/>
-          </w:rPr>
-          <w:t>3. Возможность адаптации структуры для психологической тематики</w:t>
-        </w:r>
-      </w:hyperlink>
-    </w:p>
-    <w:p>
-      <w:pPr>
-        <w:rPr>
-          <w:rFonts w:ascii="Aptos Narrow" w:hAnsi="Aptos Narrow"/>
-          <w:lang w:val="ru-RU"/>
-        </w:rPr>
-      </w:pPr>
-      <w:r>
-        <w:rPr>
-          <w:rFonts w:ascii="Aptos Narrow" w:hAnsi="Aptos Narrow"/>
-          <w:lang w:val="ru-RU"/>
-        </w:rPr>
-        <w:br w:type="page"/>
-      </w:r>
-    </w:p>
-    <w:p>
-      <w:pPr>
-        <w:pStyle w:val="1"/>
-        <w:rPr>
-          <w:rFonts w:ascii="Aptos Narrow" w:hAnsi="Aptos Narrow"/>
-          <w:lang w:val="ru-RU"/>
-        </w:rPr>
-      </w:pPr>
-      <w:bookmarkStart w:id="1" w:name="section1"/>
+      <w:bookmarkStart w:id="0" w:name="section1"/>
+      <w:bookmarkStart w:id="1" w:name="_Toc240925283"/>
       <w:r>
         <w:rPr>
           <w:rFonts w:ascii="Aptos Narrow" w:hAnsi="Aptos Narrow"/>
@@ -587,6 +1481,7 @@
         <w:lastRenderedPageBreak/>
         <w:t>1. Разработка сайта «ДАЛЬШЕ»</w:t>
       </w:r>
+      <w:bookmarkEnd w:id="0"/>
       <w:bookmarkEnd w:id="1"/>
     </w:p>
     <w:p>
@@ -601,21 +1496,7 @@
           <w:rFonts w:ascii="Aptos Narrow" w:hAnsi="Aptos Narrow"/>
           <w:lang w:val="ru-RU"/>
         </w:rPr>
-        <w:t xml:space="preserve">Сайт «ДАЛЬШЕ» был разработан как многостраничный учебный веб-проект о путешествиях по Европе, горных маршрутах, городах и коротких поездках. Основная задача проекта заключалась в реализации интерактивных элементов: навигации, модальных окон, галереи, теста-помощника по подбору маршрута, </w:t>
-      </w:r>
-      <w:r>
-        <w:rPr>
-          <w:rFonts w:ascii="Aptos Narrow" w:hAnsi="Aptos Narrow"/>
-          <w:lang w:val="ru-RU"/>
-        </w:rPr>
-        <w:t xml:space="preserve">закрепления </w:t>
-      </w:r>
-      <w:r>
-        <w:rPr>
-          <w:rFonts w:ascii="Aptos Narrow" w:hAnsi="Aptos Narrow"/>
-          <w:lang w:val="ru-RU"/>
-        </w:rPr>
-        <w:t>видео и форм обратной связи.</w:t>
+        <w:t xml:space="preserve">Сайт «ДАЛЬШЕ» был разработан как многостраничный учебный проект для отработки навыка работы с современными технологиями создания и оформления сайтов, а также для освоения инструментов обработки фото- и текстовых документов (PDF, Word и других форматов) с целью дальнейшего применения этих навыков в практической работе психолога. </w:t>
       </w:r>
     </w:p>
     <w:p>
@@ -626,13 +1507,20 @@
           <w:lang w:val="ru-RU"/>
         </w:rPr>
       </w:pPr>
-      <w:bookmarkStart w:id="2" w:name="s11"/>
-      <w:r>
-        <w:rPr>
-          <w:rFonts w:ascii="Aptos Narrow" w:hAnsi="Aptos Narrow"/>
-          <w:lang w:val="ru-RU"/>
-        </w:rPr>
-        <w:t>1.1. Подготовка среды разработки</w:t>
+      <w:bookmarkStart w:id="2" w:name="_Toc240925284"/>
+      <w:r>
+        <w:rPr>
+          <w:rFonts w:ascii="Aptos Narrow" w:hAnsi="Aptos Narrow"/>
+          <w:lang w:val="ru-RU"/>
+        </w:rPr>
+        <w:t>Шаг 1</w:t>
+      </w:r>
+      <w:r>
+        <w:rPr>
+          <w:rFonts w:ascii="Aptos Narrow" w:hAnsi="Aptos Narrow"/>
+          <w:lang w:val="ru-RU"/>
+        </w:rPr>
+        <w:t>. Подготовка среды разработки</w:t>
       </w:r>
       <w:bookmarkEnd w:id="2"/>
     </w:p>
@@ -648,153 +1536,175 @@
           <w:rFonts w:ascii="Aptos Narrow" w:hAnsi="Aptos Narrow"/>
           <w:lang w:val="ru-RU"/>
         </w:rPr>
-        <w:t xml:space="preserve">На компьютер был скачан и установлен </w:t>
-      </w:r>
-      <w:r>
-        <w:rPr>
-          <w:rFonts w:ascii="Aptos Narrow" w:hAnsi="Aptos Narrow"/>
-        </w:rPr>
-        <w:t>Visual</w:t>
-      </w:r>
-      <w:r>
-        <w:rPr>
-          <w:rFonts w:ascii="Aptos Narrow" w:hAnsi="Aptos Narrow"/>
-          <w:lang w:val="ru-RU"/>
-        </w:rPr>
-        <w:t xml:space="preserve"> </w:t>
-      </w:r>
-      <w:r>
-        <w:rPr>
-          <w:rFonts w:ascii="Aptos Narrow" w:hAnsi="Aptos Narrow"/>
-        </w:rPr>
-        <w:t>Studio</w:t>
-      </w:r>
-      <w:r>
-        <w:rPr>
-          <w:rFonts w:ascii="Aptos Narrow" w:hAnsi="Aptos Narrow"/>
-          <w:lang w:val="ru-RU"/>
-        </w:rPr>
-        <w:t xml:space="preserve"> </w:t>
-      </w:r>
-      <w:r>
-        <w:rPr>
-          <w:rFonts w:ascii="Aptos Narrow" w:hAnsi="Aptos Narrow"/>
-        </w:rPr>
-        <w:t>Code</w:t>
-      </w:r>
-      <w:r>
-        <w:rPr>
-          <w:rFonts w:ascii="Aptos Narrow" w:hAnsi="Aptos Narrow"/>
-          <w:lang w:val="ru-RU"/>
-        </w:rPr>
-        <w:t xml:space="preserve"> — редактор, в котором создавался и редактировался весь код проекта. После этого был установлен </w:t>
-      </w:r>
-      <w:r>
-        <w:rPr>
-          <w:rFonts w:ascii="Aptos Narrow" w:hAnsi="Aptos Narrow"/>
+        <w:t xml:space="preserve">На компьютер были установлены программы, необходимые для работы над проектом. Сначала </w:t>
+      </w:r>
+      <w:r>
+        <w:rPr>
+          <w:rFonts w:ascii="Aptos Narrow" w:hAnsi="Aptos Narrow"/>
+          <w:lang w:val="ru-RU"/>
+        </w:rPr>
+        <w:t>был установлен</w:t>
+      </w:r>
+      <w:r>
+        <w:rPr>
+          <w:rFonts w:ascii="Aptos Narrow" w:hAnsi="Aptos Narrow"/>
+          <w:lang w:val="ru-RU"/>
+        </w:rPr>
+        <w:t xml:space="preserve"> Visual Studio Code</w:t>
+      </w:r>
+      <w:r>
+        <w:rPr>
+          <w:rFonts w:ascii="Aptos Narrow" w:hAnsi="Aptos Narrow"/>
+          <w:lang w:val="ru-RU"/>
+        </w:rPr>
+        <w:t xml:space="preserve"> (</w:t>
+      </w:r>
+      <w:r>
+        <w:rPr>
+          <w:rFonts w:ascii="Aptos Narrow" w:hAnsi="Aptos Narrow"/>
+          <w:lang w:val="ru-RU"/>
+        </w:rPr>
+        <w:t>VSC</w:t>
+      </w:r>
+      <w:r>
+        <w:rPr>
+          <w:rFonts w:ascii="Aptos Narrow" w:hAnsi="Aptos Narrow"/>
+          <w:lang w:val="ru-RU"/>
+        </w:rPr>
+        <w:t>)</w:t>
+      </w:r>
+      <w:r>
+        <w:rPr>
+          <w:rFonts w:ascii="Aptos Narrow" w:hAnsi="Aptos Narrow"/>
+          <w:lang w:val="ru-RU"/>
+        </w:rPr>
+        <w:t xml:space="preserve"> — редактор, в котором создавался и редактировался весь код сайта. Затем — </w:t>
+      </w:r>
+      <w:proofErr w:type="spellStart"/>
+      <w:r>
+        <w:rPr>
+          <w:rFonts w:ascii="Aptos Narrow" w:hAnsi="Aptos Narrow"/>
+          <w:lang w:val="ru-RU"/>
         </w:rPr>
         <w:t>Git</w:t>
       </w:r>
-      <w:r>
-        <w:rPr>
-          <w:rFonts w:ascii="Aptos Narrow" w:hAnsi="Aptos Narrow"/>
-          <w:lang w:val="ru-RU"/>
-        </w:rPr>
-        <w:t xml:space="preserve"> — система контроля версий, необходимая для хранения истории изменений и работы с удалённым репозиторием.</w:t>
+      <w:proofErr w:type="spellEnd"/>
+      <w:r>
+        <w:rPr>
+          <w:rFonts w:ascii="Aptos Narrow" w:hAnsi="Aptos Narrow"/>
+          <w:lang w:val="ru-RU"/>
+        </w:rPr>
+        <w:t>. После чего</w:t>
+      </w:r>
+      <w:r>
+        <w:rPr>
+          <w:rFonts w:ascii="Aptos Narrow" w:hAnsi="Aptos Narrow"/>
+          <w:lang w:val="ru-RU"/>
+        </w:rPr>
+        <w:t xml:space="preserve"> в редактор</w:t>
+      </w:r>
+      <w:r>
+        <w:rPr>
+          <w:rFonts w:ascii="Aptos Narrow" w:hAnsi="Aptos Narrow"/>
+          <w:lang w:val="ru-RU"/>
+        </w:rPr>
+        <w:t xml:space="preserve"> были установлены</w:t>
+      </w:r>
+      <w:r>
+        <w:rPr>
+          <w:rFonts w:ascii="Aptos Narrow" w:hAnsi="Aptos Narrow"/>
+          <w:lang w:val="ru-RU"/>
+        </w:rPr>
+        <w:t xml:space="preserve"> плагины для работы с HTML, CSS и JavaScript</w:t>
+      </w:r>
+      <w:r>
+        <w:rPr>
+          <w:rFonts w:ascii="Aptos Narrow" w:hAnsi="Aptos Narrow"/>
+          <w:lang w:val="ru-RU"/>
+        </w:rPr>
+        <w:t>.</w:t>
       </w:r>
     </w:p>
     <w:p>
       <w:pPr>
         <w:pStyle w:val="a0"/>
-        <w:spacing w:after="60"/>
-        <w:rPr>
-          <w:rFonts w:ascii="Aptos Narrow" w:hAnsi="Aptos Narrow"/>
-        </w:rPr>
-      </w:pPr>
-      <w:proofErr w:type="spellStart"/>
-      <w:r>
-        <w:rPr>
-          <w:rFonts w:ascii="Aptos Narrow" w:hAnsi="Aptos Narrow"/>
-        </w:rPr>
-        <w:t>Установлен</w:t>
-      </w:r>
-      <w:proofErr w:type="spellEnd"/>
-      <w:r>
-        <w:rPr>
-          <w:rFonts w:ascii="Aptos Narrow" w:hAnsi="Aptos Narrow"/>
-        </w:rPr>
-        <w:t xml:space="preserve"> Visual Studio Code.</w:t>
+        <w:numPr>
+          <w:ilvl w:val="0"/>
+          <w:numId w:val="10"/>
+        </w:numPr>
+        <w:rPr>
+          <w:rFonts w:ascii="Aptos Narrow" w:hAnsi="Aptos Narrow"/>
+          <w:lang w:val="ru-RU"/>
+        </w:rPr>
+      </w:pPr>
+      <w:r>
+        <w:rPr>
+          <w:rFonts w:ascii="Aptos Narrow" w:hAnsi="Aptos Narrow"/>
+          <w:lang w:val="ru-RU"/>
+        </w:rPr>
+        <w:t>Установлен Visual Studio Code.</w:t>
       </w:r>
     </w:p>
     <w:p>
       <w:pPr>
         <w:pStyle w:val="a0"/>
-        <w:spacing w:after="60"/>
-        <w:rPr>
-          <w:rFonts w:ascii="Aptos Narrow" w:hAnsi="Aptos Narrow"/>
-        </w:rPr>
-      </w:pPr>
-      <w:r>
-        <w:rPr>
-          <w:rFonts w:ascii="Aptos Narrow" w:hAnsi="Aptos Narrow"/>
-        </w:rPr>
-        <w:t>Установлен Git на компьютер.</w:t>
+        <w:numPr>
+          <w:ilvl w:val="0"/>
+          <w:numId w:val="10"/>
+        </w:numPr>
+        <w:rPr>
+          <w:rFonts w:ascii="Aptos Narrow" w:hAnsi="Aptos Narrow"/>
+          <w:lang w:val="ru-RU"/>
+        </w:rPr>
+      </w:pPr>
+      <w:r>
+        <w:rPr>
+          <w:rFonts w:ascii="Aptos Narrow" w:hAnsi="Aptos Narrow"/>
+          <w:lang w:val="ru-RU"/>
+        </w:rPr>
+        <w:t xml:space="preserve">Установлен </w:t>
+      </w:r>
+      <w:proofErr w:type="spellStart"/>
+      <w:r>
+        <w:rPr>
+          <w:rFonts w:ascii="Aptos Narrow" w:hAnsi="Aptos Narrow"/>
+          <w:lang w:val="ru-RU"/>
+        </w:rPr>
+        <w:t>Git</w:t>
+      </w:r>
+      <w:proofErr w:type="spellEnd"/>
+      <w:r>
+        <w:rPr>
+          <w:rFonts w:ascii="Aptos Narrow" w:hAnsi="Aptos Narrow"/>
+          <w:lang w:val="ru-RU"/>
+        </w:rPr>
+        <w:t>.</w:t>
       </w:r>
     </w:p>
     <w:p>
       <w:pPr>
         <w:pStyle w:val="a0"/>
-        <w:spacing w:after="60"/>
-        <w:rPr>
-          <w:rFonts w:ascii="Aptos Narrow" w:hAnsi="Aptos Narrow"/>
-          <w:lang w:val="ru-RU"/>
-        </w:rPr>
-      </w:pPr>
-      <w:r>
-        <w:rPr>
-          <w:rFonts w:ascii="Aptos Narrow" w:hAnsi="Aptos Narrow"/>
-          <w:lang w:val="ru-RU"/>
-        </w:rPr>
-        <w:t xml:space="preserve">Проверена возможность работы с </w:t>
-      </w:r>
-      <w:r>
-        <w:rPr>
-          <w:rFonts w:ascii="Aptos Narrow" w:hAnsi="Aptos Narrow"/>
-        </w:rPr>
-        <w:t>HTML</w:t>
-      </w:r>
-      <w:r>
-        <w:rPr>
-          <w:rFonts w:ascii="Aptos Narrow" w:hAnsi="Aptos Narrow"/>
-          <w:lang w:val="ru-RU"/>
-        </w:rPr>
-        <w:t xml:space="preserve">, </w:t>
-      </w:r>
-      <w:r>
-        <w:rPr>
-          <w:rFonts w:ascii="Aptos Narrow" w:hAnsi="Aptos Narrow"/>
-        </w:rPr>
-        <w:t>CSS</w:t>
-      </w:r>
-      <w:r>
-        <w:rPr>
-          <w:rFonts w:ascii="Aptos Narrow" w:hAnsi="Aptos Narrow"/>
-          <w:lang w:val="ru-RU"/>
-        </w:rPr>
-        <w:t xml:space="preserve"> и </w:t>
-      </w:r>
-      <w:r>
-        <w:rPr>
-          <w:rFonts w:ascii="Aptos Narrow" w:hAnsi="Aptos Narrow"/>
-        </w:rPr>
-        <w:t>JavaScript</w:t>
-      </w:r>
-      <w:r>
-        <w:rPr>
-          <w:rFonts w:ascii="Aptos Narrow" w:hAnsi="Aptos Narrow"/>
-          <w:lang w:val="ru-RU"/>
-        </w:rPr>
-        <w:t xml:space="preserve"> (плагины)</w:t>
+        <w:numPr>
+          <w:ilvl w:val="0"/>
+          <w:numId w:val="10"/>
+        </w:numPr>
+        <w:rPr>
+          <w:rFonts w:ascii="Aptos Narrow" w:hAnsi="Aptos Narrow"/>
+          <w:lang w:val="ru-RU"/>
+        </w:rPr>
+      </w:pPr>
+      <w:r>
+        <w:rPr>
+          <w:rFonts w:ascii="Aptos Narrow" w:hAnsi="Aptos Narrow"/>
+          <w:lang w:val="ru-RU"/>
+        </w:rPr>
+        <w:t xml:space="preserve">Создан репозиторий и подключён к </w:t>
+      </w:r>
+      <w:r>
+        <w:rPr>
+          <w:rFonts w:ascii="Aptos Narrow" w:hAnsi="Aptos Narrow"/>
+        </w:rPr>
+        <w:t>VSC</w:t>
       </w:r>
       <w:r>
         <w:rPr>
@@ -806,136 +1716,67 @@
     </w:p>
     <w:p>
       <w:pPr>
-        <w:pStyle w:val="21"/>
-        <w:rPr>
-          <w:rFonts w:ascii="Aptos Narrow" w:hAnsi="Aptos Narrow"/>
-          <w:lang w:val="ru-RU"/>
-        </w:rPr>
-      </w:pPr>
-      <w:bookmarkStart w:id="3" w:name="s12"/>
-      <w:r>
-        <w:rPr>
-          <w:rFonts w:ascii="Aptos Narrow" w:hAnsi="Aptos Narrow"/>
-          <w:lang w:val="ru-RU"/>
-        </w:rPr>
-        <w:t xml:space="preserve">1.2. Создание репозитория и подключение </w:t>
-      </w:r>
-      <w:r>
-        <w:rPr>
-          <w:rFonts w:ascii="Aptos Narrow" w:hAnsi="Aptos Narrow"/>
-        </w:rPr>
-        <w:t>Git</w:t>
-      </w:r>
-      <w:bookmarkEnd w:id="3"/>
+        <w:pStyle w:val="a0"/>
+        <w:numPr>
+          <w:ilvl w:val="0"/>
+          <w:numId w:val="10"/>
+        </w:numPr>
+        <w:rPr>
+          <w:rFonts w:ascii="Aptos Narrow" w:hAnsi="Aptos Narrow"/>
+          <w:lang w:val="ru-RU"/>
+        </w:rPr>
+      </w:pPr>
+      <w:r>
+        <w:rPr>
+          <w:rFonts w:ascii="Aptos Narrow" w:hAnsi="Aptos Narrow"/>
+          <w:lang w:val="ru-RU"/>
+        </w:rPr>
+        <w:t>Установлены плагины для работы с HTML, CSS и JavaScript.</w:t>
+      </w:r>
     </w:p>
     <w:p>
       <w:pPr>
-        <w:rPr>
-          <w:rFonts w:ascii="Aptos Narrow" w:hAnsi="Aptos Narrow"/>
-          <w:lang w:val="ru-RU"/>
-        </w:rPr>
-      </w:pPr>
-      <w:r>
-        <w:rPr>
-          <w:rFonts w:ascii="Aptos Narrow" w:hAnsi="Aptos Narrow"/>
-          <w:lang w:val="ru-RU"/>
-        </w:rPr>
-        <w:t xml:space="preserve">Следующим этапом был создан репозиторий проекта. </w:t>
-      </w:r>
-      <w:r>
-        <w:rPr>
-          <w:rFonts w:ascii="Aptos Narrow" w:hAnsi="Aptos Narrow"/>
-        </w:rPr>
-        <w:t>Git</w:t>
-      </w:r>
-      <w:r>
-        <w:rPr>
-          <w:rFonts w:ascii="Aptos Narrow" w:hAnsi="Aptos Narrow"/>
-          <w:lang w:val="ru-RU"/>
-        </w:rPr>
-        <w:t xml:space="preserve"> был подключён к рабочей папке сайта, после чего проект стал связан с удалённым репозиторием. Это позволило сохранять версии файлов, фиксировать изменения и при необходимости возвращаться к предыдущему состоянию проекта.</w:t>
-      </w:r>
+        <w:pStyle w:val="a0"/>
+        <w:numPr>
+          <w:ilvl w:val="0"/>
+          <w:numId w:val="10"/>
+        </w:numPr>
+        <w:rPr>
+          <w:rFonts w:ascii="Aptos Narrow" w:hAnsi="Aptos Narrow"/>
+          <w:lang w:val="ru-RU"/>
+        </w:rPr>
+      </w:pPr>
+      <w:r>
+        <w:rPr>
+          <w:rFonts w:ascii="Aptos Narrow" w:hAnsi="Aptos Narrow"/>
+          <w:lang w:val="ru-RU"/>
+        </w:rPr>
+        <w:t>Проверена корректность работы всех инструментов</w:t>
+      </w:r>
+      <w:bookmarkStart w:id="3" w:name="s12"/>
     </w:p>
     <w:p>
       <w:pPr>
-        <w:pStyle w:val="a0"/>
-        <w:spacing w:after="60"/>
-        <w:rPr>
-          <w:rFonts w:ascii="Aptos Narrow" w:hAnsi="Aptos Narrow"/>
-        </w:rPr>
-      </w:pPr>
-      <w:proofErr w:type="spellStart"/>
-      <w:r>
-        <w:rPr>
-          <w:rFonts w:ascii="Aptos Narrow" w:hAnsi="Aptos Narrow"/>
-        </w:rPr>
-        <w:t>Создан</w:t>
-      </w:r>
-      <w:proofErr w:type="spellEnd"/>
-      <w:r>
-        <w:rPr>
-          <w:rFonts w:ascii="Aptos Narrow" w:hAnsi="Aptos Narrow"/>
-        </w:rPr>
-        <w:t xml:space="preserve"> </w:t>
-      </w:r>
-      <w:proofErr w:type="spellStart"/>
-      <w:r>
-        <w:rPr>
-          <w:rFonts w:ascii="Aptos Narrow" w:hAnsi="Aptos Narrow"/>
-        </w:rPr>
-        <w:t>удалённый</w:t>
-      </w:r>
-      <w:proofErr w:type="spellEnd"/>
-      <w:r>
-        <w:rPr>
-          <w:rFonts w:ascii="Aptos Narrow" w:hAnsi="Aptos Narrow"/>
-        </w:rPr>
-        <w:t xml:space="preserve"> </w:t>
-      </w:r>
-      <w:proofErr w:type="spellStart"/>
-      <w:r>
-        <w:rPr>
-          <w:rFonts w:ascii="Aptos Narrow" w:hAnsi="Aptos Narrow"/>
-        </w:rPr>
-        <w:t>репозиторий</w:t>
-      </w:r>
-      <w:proofErr w:type="spellEnd"/>
-      <w:r>
-        <w:rPr>
-          <w:rFonts w:ascii="Aptos Narrow" w:hAnsi="Aptos Narrow"/>
-        </w:rPr>
-        <w:t xml:space="preserve"> </w:t>
-      </w:r>
-      <w:proofErr w:type="spellStart"/>
-      <w:r>
-        <w:rPr>
-          <w:rFonts w:ascii="Aptos Narrow" w:hAnsi="Aptos Narrow"/>
-        </w:rPr>
-        <w:t>проекта</w:t>
-      </w:r>
-      <w:proofErr w:type="spellEnd"/>
-      <w:r>
-        <w:rPr>
-          <w:rFonts w:ascii="Aptos Narrow" w:hAnsi="Aptos Narrow"/>
-        </w:rPr>
-        <w:t>.</w:t>
-      </w:r>
-    </w:p>
-    <w:p>
-      <w:pPr>
-        <w:pStyle w:val="a0"/>
-        <w:spacing w:after="60"/>
-        <w:rPr>
-          <w:rFonts w:ascii="Aptos Narrow" w:hAnsi="Aptos Narrow"/>
-          <w:lang w:val="ru-RU"/>
-        </w:rPr>
-      </w:pPr>
-      <w:r>
-        <w:rPr>
-          <w:rFonts w:ascii="Aptos Narrow" w:hAnsi="Aptos Narrow"/>
-          <w:lang w:val="ru-RU"/>
-        </w:rPr>
-        <w:t xml:space="preserve">Инициализирован </w:t>
+        <w:pStyle w:val="21"/>
+        <w:rPr>
+          <w:rFonts w:ascii="Aptos Narrow" w:hAnsi="Aptos Narrow"/>
+          <w:lang w:val="ru-RU"/>
+        </w:rPr>
+      </w:pPr>
+      <w:bookmarkStart w:id="4" w:name="_Toc240925285"/>
+      <w:r>
+        <w:rPr>
+          <w:rFonts w:ascii="Aptos Narrow" w:hAnsi="Aptos Narrow"/>
+          <w:lang w:val="ru-RU"/>
+        </w:rPr>
+        <w:t>Шаг 2.</w:t>
+      </w:r>
+      <w:r>
+        <w:rPr>
+          <w:rFonts w:ascii="Aptos Narrow" w:hAnsi="Aptos Narrow"/>
+          <w:lang w:val="ru-RU"/>
+        </w:rPr>
+        <w:t xml:space="preserve"> Создание репозитория и подключение </w:t>
       </w:r>
       <w:r>
         <w:rPr>
@@ -943,103 +1784,7 @@
         </w:rPr>
         <w:t>Git</w:t>
       </w:r>
-      <w:r>
-        <w:rPr>
-          <w:rFonts w:ascii="Aptos Narrow" w:hAnsi="Aptos Narrow"/>
-          <w:lang w:val="ru-RU"/>
-        </w:rPr>
-        <w:t xml:space="preserve"> в папке сайта.</w:t>
-      </w:r>
-    </w:p>
-    <w:p>
-      <w:pPr>
-        <w:pStyle w:val="a0"/>
-        <w:spacing w:after="60"/>
-        <w:rPr>
-          <w:rFonts w:ascii="Aptos Narrow" w:hAnsi="Aptos Narrow"/>
-          <w:lang w:val="ru-RU"/>
-        </w:rPr>
-      </w:pPr>
-      <w:r>
-        <w:rPr>
-          <w:rFonts w:ascii="Aptos Narrow" w:hAnsi="Aptos Narrow"/>
-          <w:lang w:val="ru-RU"/>
-        </w:rPr>
-        <w:t xml:space="preserve">Репозиторий подключён к проекту в </w:t>
-      </w:r>
-      <w:r>
-        <w:rPr>
-          <w:rFonts w:ascii="Aptos Narrow" w:hAnsi="Aptos Narrow"/>
-        </w:rPr>
-        <w:t>Visual</w:t>
-      </w:r>
-      <w:r>
-        <w:rPr>
-          <w:rFonts w:ascii="Aptos Narrow" w:hAnsi="Aptos Narrow"/>
-          <w:lang w:val="ru-RU"/>
-        </w:rPr>
-        <w:t xml:space="preserve"> </w:t>
-      </w:r>
-      <w:r>
-        <w:rPr>
-          <w:rFonts w:ascii="Aptos Narrow" w:hAnsi="Aptos Narrow"/>
-        </w:rPr>
-        <w:t>Studio</w:t>
-      </w:r>
-      <w:r>
-        <w:rPr>
-          <w:rFonts w:ascii="Aptos Narrow" w:hAnsi="Aptos Narrow"/>
-          <w:lang w:val="ru-RU"/>
-        </w:rPr>
-        <w:t xml:space="preserve"> </w:t>
-      </w:r>
-      <w:r>
-        <w:rPr>
-          <w:rFonts w:ascii="Aptos Narrow" w:hAnsi="Aptos Narrow"/>
-        </w:rPr>
-        <w:t>Code</w:t>
-      </w:r>
-      <w:r>
-        <w:rPr>
-          <w:rFonts w:ascii="Aptos Narrow" w:hAnsi="Aptos Narrow"/>
-          <w:lang w:val="ru-RU"/>
-        </w:rPr>
-        <w:t>.</w:t>
-      </w:r>
-    </w:p>
-    <w:p>
-      <w:pPr>
-        <w:pStyle w:val="a0"/>
-        <w:spacing w:after="60"/>
-        <w:rPr>
-          <w:rFonts w:ascii="Aptos Narrow" w:hAnsi="Aptos Narrow"/>
-          <w:lang w:val="ru-RU"/>
-        </w:rPr>
-      </w:pPr>
-      <w:r>
-        <w:rPr>
-          <w:rFonts w:ascii="Aptos Narrow" w:hAnsi="Aptos Narrow"/>
-          <w:lang w:val="ru-RU"/>
-        </w:rPr>
-        <w:t>Изменения в файлах можно фиксировать и отправлять в репозиторий.</w:t>
-      </w:r>
-    </w:p>
-    <w:p>
-      <w:pPr>
-        <w:pStyle w:val="21"/>
-        <w:rPr>
-          <w:rFonts w:ascii="Aptos Narrow" w:hAnsi="Aptos Narrow"/>
-          <w:lang w:val="ru-RU"/>
-        </w:rPr>
-      </w:pPr>
-      <w:bookmarkStart w:id="4" w:name="s13"/>
-      <w:r>
-        <w:rPr>
-          <w:rFonts w:ascii="Aptos Narrow" w:hAnsi="Aptos Narrow"/>
-          <w:lang w:val="ru-RU"/>
-        </w:rPr>
-        <w:t>1.3. Концепция и структура сайта</w:t>
-      </w:r>
+      <w:bookmarkEnd w:id="3"/>
       <w:bookmarkEnd w:id="4"/>
     </w:p>
     <w:p>
@@ -1054,27 +1799,84 @@
           <w:rFonts w:ascii="Aptos Narrow" w:hAnsi="Aptos Narrow"/>
           <w:lang w:val="ru-RU"/>
         </w:rPr>
-        <w:t>После подготовки среды разработки была определена концепция проекта. Сайт получил название «ДАЛЬШЕ» и был задуман как современный визуальный проект о путешествиях. На этом этапе была продумана общая логика сайта, его визуальный стиль, основные направления и пользовательский сценарий.</w:t>
+        <w:t>Следующим этапом был создан репозиторий проекта</w:t>
+      </w:r>
+      <w:r>
+        <w:rPr>
+          <w:rFonts w:ascii="Aptos Narrow" w:hAnsi="Aptos Narrow"/>
+          <w:lang w:val="ru-RU"/>
+        </w:rPr>
+        <w:t xml:space="preserve"> и инициализирован </w:t>
+      </w:r>
+      <w:r>
+        <w:rPr>
+          <w:rFonts w:ascii="Aptos Narrow" w:hAnsi="Aptos Narrow"/>
+        </w:rPr>
+        <w:t>Git</w:t>
+      </w:r>
+      <w:r>
+        <w:rPr>
+          <w:rFonts w:ascii="Aptos Narrow" w:hAnsi="Aptos Narrow"/>
+          <w:lang w:val="ru-RU"/>
+        </w:rPr>
+        <w:t xml:space="preserve"> в папке сайта</w:t>
+      </w:r>
+      <w:r>
+        <w:rPr>
+          <w:rFonts w:ascii="Aptos Narrow" w:hAnsi="Aptos Narrow"/>
+          <w:lang w:val="ru-RU"/>
+        </w:rPr>
+        <w:t xml:space="preserve">. Это позволило фиксировать изменения </w:t>
+      </w:r>
+      <w:r>
+        <w:rPr>
+          <w:rFonts w:ascii="Aptos Narrow" w:hAnsi="Aptos Narrow"/>
+          <w:lang w:val="ru-RU"/>
+        </w:rPr>
+        <w:t xml:space="preserve">прямо из интерфейса </w:t>
+      </w:r>
+      <w:r>
+        <w:rPr>
+          <w:rFonts w:ascii="Aptos Narrow" w:hAnsi="Aptos Narrow"/>
+        </w:rPr>
+        <w:t>VSC</w:t>
+      </w:r>
+      <w:r>
+        <w:rPr>
+          <w:rFonts w:ascii="Aptos Narrow" w:hAnsi="Aptos Narrow"/>
+          <w:lang w:val="ru-RU"/>
+        </w:rPr>
+        <w:t>.</w:t>
       </w:r>
     </w:p>
     <w:p>
       <w:pPr>
-        <w:rPr>
-          <w:rFonts w:ascii="Aptos Narrow" w:hAnsi="Aptos Narrow"/>
-          <w:lang w:val="ru-RU"/>
-        </w:rPr>
-      </w:pPr>
-      <w:r>
-        <w:rPr>
-          <w:rFonts w:ascii="Aptos Narrow" w:hAnsi="Aptos Narrow"/>
-          <w:lang w:val="ru-RU"/>
-        </w:rPr>
-        <w:t>В основу структуры были заложены следующие страницы:</w:t>
+        <w:pStyle w:val="a0"/>
+        <w:numPr>
+          <w:ilvl w:val="0"/>
+          <w:numId w:val="11"/>
+        </w:numPr>
+        <w:spacing w:after="60"/>
+        <w:rPr>
+          <w:rFonts w:ascii="Aptos Narrow" w:hAnsi="Aptos Narrow"/>
+          <w:lang w:val="ru-RU"/>
+        </w:rPr>
+      </w:pPr>
+      <w:r>
+        <w:rPr>
+          <w:rFonts w:ascii="Aptos Narrow" w:hAnsi="Aptos Narrow"/>
+          <w:lang w:val="ru-RU"/>
+        </w:rPr>
+        <w:t>Создан удалённый репозиторий проекта.</w:t>
       </w:r>
     </w:p>
     <w:p>
       <w:pPr>
         <w:pStyle w:val="a0"/>
+        <w:numPr>
+          <w:ilvl w:val="0"/>
+          <w:numId w:val="11"/>
+        </w:numPr>
         <w:spacing w:after="60"/>
         <w:rPr>
           <w:rFonts w:ascii="Aptos Narrow" w:hAnsi="Aptos Narrow"/>
@@ -1086,12 +1888,29 @@
           <w:rFonts w:ascii="Aptos Narrow" w:hAnsi="Aptos Narrow"/>
           <w:lang w:val="ru-RU"/>
         </w:rPr>
-        <w:t>Главная — знакомство с проектом и основными направлениями.</w:t>
+        <w:t xml:space="preserve">Инициализирован </w:t>
+      </w:r>
+      <w:r>
+        <w:rPr>
+          <w:rFonts w:ascii="Aptos Narrow" w:hAnsi="Aptos Narrow"/>
+        </w:rPr>
+        <w:t>Git</w:t>
+      </w:r>
+      <w:r>
+        <w:rPr>
+          <w:rFonts w:ascii="Aptos Narrow" w:hAnsi="Aptos Narrow"/>
+          <w:lang w:val="ru-RU"/>
+        </w:rPr>
+        <w:t xml:space="preserve"> в папке сайта.</w:t>
       </w:r>
     </w:p>
     <w:p>
       <w:pPr>
         <w:pStyle w:val="a0"/>
+        <w:numPr>
+          <w:ilvl w:val="0"/>
+          <w:numId w:val="11"/>
+        </w:numPr>
         <w:spacing w:after="60"/>
         <w:rPr>
           <w:rFonts w:ascii="Aptos Narrow" w:hAnsi="Aptos Narrow"/>
@@ -1103,12 +1922,29 @@
           <w:rFonts w:ascii="Aptos Narrow" w:hAnsi="Aptos Narrow"/>
           <w:lang w:val="ru-RU"/>
         </w:rPr>
-        <w:t>О нас — история и принципы проекта.</w:t>
+        <w:t xml:space="preserve">Репозиторий подключён к проекту в </w:t>
+      </w:r>
+      <w:r>
+        <w:rPr>
+          <w:rFonts w:ascii="Aptos Narrow" w:hAnsi="Aptos Narrow"/>
+        </w:rPr>
+        <w:t>VSC</w:t>
+      </w:r>
+      <w:r>
+        <w:rPr>
+          <w:rFonts w:ascii="Aptos Narrow" w:hAnsi="Aptos Narrow"/>
+          <w:lang w:val="ru-RU"/>
+        </w:rPr>
+        <w:t>.</w:t>
       </w:r>
     </w:p>
     <w:p>
       <w:pPr>
         <w:pStyle w:val="a0"/>
+        <w:numPr>
+          <w:ilvl w:val="0"/>
+          <w:numId w:val="11"/>
+        </w:numPr>
         <w:spacing w:after="60"/>
         <w:rPr>
           <w:rFonts w:ascii="Aptos Narrow" w:hAnsi="Aptos Narrow"/>
@@ -1120,92 +1956,47 @@
           <w:rFonts w:ascii="Aptos Narrow" w:hAnsi="Aptos Narrow"/>
           <w:lang w:val="ru-RU"/>
         </w:rPr>
-        <w:t>Маршруты — карточки путешествий и подробные описания.</w:t>
+        <w:t>Изменения в файлах можно фиксировать и отправлять в репозиторий.</w:t>
       </w:r>
     </w:p>
     <w:p>
       <w:pPr>
-        <w:pStyle w:val="a0"/>
-        <w:spacing w:after="60"/>
-        <w:rPr>
-          <w:rFonts w:ascii="Aptos Narrow" w:hAnsi="Aptos Narrow"/>
-        </w:rPr>
-      </w:pPr>
-      <w:proofErr w:type="spellStart"/>
-      <w:r>
-        <w:rPr>
-          <w:rFonts w:ascii="Aptos Narrow" w:hAnsi="Aptos Narrow"/>
-        </w:rPr>
-        <w:t>Галерея</w:t>
-      </w:r>
-      <w:proofErr w:type="spellEnd"/>
-      <w:r>
-        <w:rPr>
-          <w:rFonts w:ascii="Aptos Narrow" w:hAnsi="Aptos Narrow"/>
-        </w:rPr>
-        <w:t xml:space="preserve"> — </w:t>
-      </w:r>
-      <w:proofErr w:type="spellStart"/>
-      <w:r>
-        <w:rPr>
-          <w:rFonts w:ascii="Aptos Narrow" w:hAnsi="Aptos Narrow"/>
-        </w:rPr>
-        <w:t>визуальная</w:t>
-      </w:r>
-      <w:proofErr w:type="spellEnd"/>
-      <w:r>
-        <w:rPr>
-          <w:rFonts w:ascii="Aptos Narrow" w:hAnsi="Aptos Narrow"/>
-        </w:rPr>
-        <w:t xml:space="preserve"> </w:t>
-      </w:r>
-      <w:proofErr w:type="spellStart"/>
-      <w:r>
-        <w:rPr>
-          <w:rFonts w:ascii="Aptos Narrow" w:hAnsi="Aptos Narrow"/>
-        </w:rPr>
-        <w:t>подборка</w:t>
-      </w:r>
-      <w:proofErr w:type="spellEnd"/>
-      <w:r>
-        <w:rPr>
-          <w:rFonts w:ascii="Aptos Narrow" w:hAnsi="Aptos Narrow"/>
-        </w:rPr>
-        <w:t xml:space="preserve"> фотографий.</w:t>
-      </w:r>
+        <w:pStyle w:val="21"/>
+        <w:rPr>
+          <w:rFonts w:ascii="Aptos Narrow" w:hAnsi="Aptos Narrow"/>
+          <w:lang w:val="ru-RU"/>
+        </w:rPr>
+      </w:pPr>
     </w:p>
     <w:p>
       <w:pPr>
-        <w:pStyle w:val="a0"/>
-        <w:spacing w:after="60"/>
-        <w:rPr>
-          <w:rFonts w:ascii="Aptos Narrow" w:hAnsi="Aptos Narrow"/>
-          <w:lang w:val="ru-RU"/>
-        </w:rPr>
-      </w:pPr>
-      <w:r>
-        <w:rPr>
-          <w:rFonts w:ascii="Aptos Narrow" w:hAnsi="Aptos Narrow"/>
-          <w:lang w:val="ru-RU"/>
-        </w:rPr>
-        <w:t>Контакты — способы связи, документы и обратная связь.</w:t>
-      </w:r>
-    </w:p>
-    <w:p>
-      <w:pPr>
         <w:pStyle w:val="21"/>
         <w:rPr>
           <w:rFonts w:ascii="Aptos Narrow" w:hAnsi="Aptos Narrow"/>
           <w:lang w:val="ru-RU"/>
         </w:rPr>
       </w:pPr>
-      <w:bookmarkStart w:id="5" w:name="s14"/>
-      <w:r>
-        <w:rPr>
-          <w:rFonts w:ascii="Aptos Narrow" w:hAnsi="Aptos Narrow"/>
-          <w:lang w:val="ru-RU"/>
-        </w:rPr>
-        <w:t>1.4. Создание файлов проекта</w:t>
+      <w:bookmarkStart w:id="5" w:name="_Toc240925286"/>
+      <w:r>
+        <w:rPr>
+          <w:rFonts w:ascii="Aptos Narrow" w:hAnsi="Aptos Narrow"/>
+          <w:lang w:val="ru-RU"/>
+        </w:rPr>
+        <w:t>Шаг 3.</w:t>
+      </w:r>
+      <w:r>
+        <w:rPr>
+          <w:rFonts w:ascii="Aptos Narrow" w:hAnsi="Aptos Narrow"/>
+          <w:lang w:val="ru-RU"/>
+        </w:rPr>
+        <w:t xml:space="preserve"> </w:t>
+      </w:r>
+      <w:r>
+        <w:rPr>
+          <w:rFonts w:ascii="Aptos Narrow" w:hAnsi="Aptos Narrow"/>
+          <w:lang w:val="ru-RU"/>
+        </w:rPr>
+        <w:t>Концепция и структура сайта</w:t>
       </w:r>
       <w:bookmarkEnd w:id="5"/>
     </w:p>
@@ -1221,46 +2012,7 @@
           <w:rFonts w:ascii="Aptos Narrow" w:hAnsi="Aptos Narrow"/>
           <w:lang w:val="ru-RU"/>
         </w:rPr>
-        <w:t xml:space="preserve">После определения структуры была создана файловая система проекта. Каждая страница получила отдельный </w:t>
-      </w:r>
-      <w:r>
-        <w:rPr>
-          <w:rFonts w:ascii="Aptos Narrow" w:hAnsi="Aptos Narrow"/>
-        </w:rPr>
-        <w:t>HTML</w:t>
-      </w:r>
-      <w:r>
-        <w:rPr>
-          <w:rFonts w:ascii="Aptos Narrow" w:hAnsi="Aptos Narrow"/>
-          <w:lang w:val="ru-RU"/>
-        </w:rPr>
-        <w:t xml:space="preserve">-файл, а общие стили и интерактивная логика были вынесены в отдельные </w:t>
-      </w:r>
-      <w:r>
-        <w:rPr>
-          <w:rFonts w:ascii="Aptos Narrow" w:hAnsi="Aptos Narrow"/>
-        </w:rPr>
-        <w:t>CSS</w:t>
-      </w:r>
-      <w:r>
-        <w:rPr>
-          <w:rFonts w:ascii="Aptos Narrow" w:hAnsi="Aptos Narrow"/>
-          <w:lang w:val="ru-RU"/>
-        </w:rPr>
-        <w:t xml:space="preserve">- и </w:t>
-      </w:r>
-      <w:r>
-        <w:rPr>
-          <w:rFonts w:ascii="Aptos Narrow" w:hAnsi="Aptos Narrow"/>
-        </w:rPr>
-        <w:t>JavaScript</w:t>
-      </w:r>
-      <w:r>
-        <w:rPr>
-          <w:rFonts w:ascii="Aptos Narrow" w:hAnsi="Aptos Narrow"/>
-          <w:lang w:val="ru-RU"/>
-        </w:rPr>
-        <w:t>-файлы.</w:t>
+        <w:t>После подготовки среды разработки была определена концепция проекта. Сайт получил название «ДАЛЬШЕ» и был задуман как современный визуальный проект о путешествиях. На этом этапе была продумана общая логика сайта, его визуальный стиль, основные направления и пользовательский сценарий.</w:t>
       </w:r>
     </w:p>
     <w:p>
@@ -1270,17 +2022,279 @@
           <w:lang w:val="ru-RU"/>
         </w:rPr>
       </w:pPr>
+      <w:r>
+        <w:rPr>
+          <w:rFonts w:ascii="Aptos Narrow" w:hAnsi="Aptos Narrow"/>
+          <w:lang w:val="ru-RU"/>
+        </w:rPr>
+        <w:t xml:space="preserve">В основу структуры были заложены следующие </w:t>
+      </w:r>
+      <w:proofErr w:type="spellStart"/>
+      <w:r>
+        <w:rPr>
+          <w:rFonts w:ascii="Aptos Narrow" w:hAnsi="Aptos Narrow"/>
+          <w:lang w:val="ru-RU"/>
+        </w:rPr>
+        <w:t>ст</w:t>
+      </w:r>
+      <w:proofErr w:type="spellEnd"/>
+      <w:r>
+        <w:rPr>
+          <w:noProof/>
+          <w:lang w:val="ru-RU"/>
+        </w:rPr>
+        <w:t xml:space="preserve"> </w:t>
+      </w:r>
+      <w:proofErr w:type="spellStart"/>
+      <w:r>
+        <w:rPr>
+          <w:rFonts w:ascii="Aptos Narrow" w:hAnsi="Aptos Narrow"/>
+          <w:lang w:val="ru-RU"/>
+        </w:rPr>
+        <w:t>раницы</w:t>
+      </w:r>
+      <w:proofErr w:type="spellEnd"/>
+      <w:r>
+        <w:rPr>
+          <w:rFonts w:ascii="Aptos Narrow" w:hAnsi="Aptos Narrow"/>
+          <w:lang w:val="ru-RU"/>
+        </w:rPr>
+        <w:t>:</w:t>
+      </w:r>
     </w:p>
     <w:p>
       <w:pPr>
-        <w:rPr>
-          <w:rFonts w:ascii="Aptos Narrow" w:hAnsi="Aptos Narrow"/>
-          <w:lang w:val="ru-RU"/>
-        </w:rPr>
-      </w:pPr>
+        <w:pStyle w:val="a0"/>
+        <w:numPr>
+          <w:ilvl w:val="0"/>
+          <w:numId w:val="11"/>
+        </w:numPr>
+        <w:spacing w:after="60"/>
+        <w:rPr>
+          <w:rFonts w:ascii="Aptos Narrow" w:hAnsi="Aptos Narrow"/>
+          <w:lang w:val="ru-RU"/>
+        </w:rPr>
+      </w:pPr>
+      <w:r>
+        <w:rPr>
+          <w:rFonts w:ascii="Aptos Narrow" w:hAnsi="Aptos Narrow"/>
+          <w:lang w:val="ru-RU"/>
+        </w:rPr>
+        <w:t>Главная — знакомство с проектом и основными направлениями.</w:t>
+      </w:r>
     </w:p>
     <w:p>
       <w:pPr>
+        <w:pStyle w:val="a0"/>
+        <w:numPr>
+          <w:ilvl w:val="0"/>
+          <w:numId w:val="11"/>
+        </w:numPr>
+        <w:spacing w:after="60"/>
+        <w:rPr>
+          <w:rFonts w:ascii="Aptos Narrow" w:hAnsi="Aptos Narrow"/>
+          <w:lang w:val="ru-RU"/>
+        </w:rPr>
+      </w:pPr>
+      <w:r>
+        <w:rPr>
+          <w:rFonts w:ascii="Aptos Narrow" w:hAnsi="Aptos Narrow"/>
+          <w:lang w:val="ru-RU"/>
+        </w:rPr>
+        <w:t>О нас — история и принципы проекта</w:t>
+      </w:r>
+      <w:r>
+        <w:rPr>
+          <w:rFonts w:ascii="Aptos Narrow" w:hAnsi="Aptos Narrow"/>
+          <w:lang w:val="ru-RU"/>
+        </w:rPr>
+        <w:t>, видео</w:t>
+      </w:r>
+      <w:r>
+        <w:rPr>
+          <w:rFonts w:ascii="Aptos Narrow" w:hAnsi="Aptos Narrow"/>
+          <w:lang w:val="ru-RU"/>
+        </w:rPr>
+        <w:t>.</w:t>
+      </w:r>
+    </w:p>
+    <w:p>
+      <w:pPr>
+        <w:pStyle w:val="a0"/>
+        <w:numPr>
+          <w:ilvl w:val="0"/>
+          <w:numId w:val="11"/>
+        </w:numPr>
+        <w:spacing w:after="60"/>
+        <w:rPr>
+          <w:rFonts w:ascii="Aptos Narrow" w:hAnsi="Aptos Narrow"/>
+          <w:lang w:val="ru-RU"/>
+        </w:rPr>
+      </w:pPr>
+      <w:r>
+        <w:rPr>
+          <w:rFonts w:ascii="Aptos Narrow" w:hAnsi="Aptos Narrow"/>
+          <w:lang w:val="ru-RU"/>
+        </w:rPr>
+        <w:t>Маршруты — карточки путешествий и подробные описания</w:t>
+      </w:r>
+      <w:r>
+        <w:rPr>
+          <w:rFonts w:ascii="Aptos Narrow" w:hAnsi="Aptos Narrow"/>
+          <w:lang w:val="ru-RU"/>
+        </w:rPr>
+        <w:t>, тест</w:t>
+      </w:r>
+      <w:r>
+        <w:rPr>
+          <w:rFonts w:ascii="Aptos Narrow" w:hAnsi="Aptos Narrow"/>
+          <w:lang w:val="ru-RU"/>
+        </w:rPr>
+        <w:t>.</w:t>
+      </w:r>
+    </w:p>
+    <w:p>
+      <w:pPr>
+        <w:pStyle w:val="a0"/>
+        <w:numPr>
+          <w:ilvl w:val="0"/>
+          <w:numId w:val="11"/>
+        </w:numPr>
+        <w:spacing w:after="60"/>
+        <w:rPr>
+          <w:rFonts w:ascii="Aptos Narrow" w:hAnsi="Aptos Narrow"/>
+          <w:lang w:val="ru-RU"/>
+        </w:rPr>
+      </w:pPr>
+      <w:r>
+        <w:rPr>
+          <w:rFonts w:ascii="Aptos Narrow" w:hAnsi="Aptos Narrow"/>
+          <w:lang w:val="ru-RU"/>
+        </w:rPr>
+        <w:t>Галерея — визуальная подборка фотографий.</w:t>
+      </w:r>
+    </w:p>
+    <w:p>
+      <w:pPr>
+        <w:pStyle w:val="a0"/>
+        <w:numPr>
+          <w:ilvl w:val="0"/>
+          <w:numId w:val="11"/>
+        </w:numPr>
+        <w:spacing w:after="60"/>
+        <w:rPr>
+          <w:rFonts w:ascii="Aptos Narrow" w:hAnsi="Aptos Narrow"/>
+          <w:lang w:val="ru-RU"/>
+        </w:rPr>
+      </w:pPr>
+      <w:r>
+        <w:rPr>
+          <w:rFonts w:ascii="Aptos Narrow" w:hAnsi="Aptos Narrow"/>
+          <w:lang w:val="ru-RU"/>
+        </w:rPr>
+        <w:t>Контакты — способы связи, документы и обратная связь.</w:t>
+      </w:r>
+    </w:p>
+    <w:p>
+      <w:pPr>
+        <w:pStyle w:val="21"/>
+        <w:rPr>
+          <w:rFonts w:ascii="Aptos Narrow" w:hAnsi="Aptos Narrow"/>
+          <w:lang w:val="ru-RU"/>
+        </w:rPr>
+      </w:pPr>
+      <w:bookmarkStart w:id="6" w:name="s14"/>
+    </w:p>
+    <w:p>
+      <w:pPr>
+        <w:pStyle w:val="21"/>
+        <w:rPr>
+          <w:rFonts w:ascii="Aptos Narrow" w:hAnsi="Aptos Narrow"/>
+          <w:lang w:val="ru-RU"/>
+        </w:rPr>
+      </w:pPr>
+      <w:bookmarkStart w:id="7" w:name="_Toc240925287"/>
+      <w:r>
+        <w:rPr>
+          <w:rFonts w:ascii="Aptos Narrow" w:hAnsi="Aptos Narrow"/>
+          <w:lang w:val="ru-RU"/>
+        </w:rPr>
+        <w:t>Шаг 4.</w:t>
+      </w:r>
+      <w:r>
+        <w:rPr>
+          <w:rFonts w:ascii="Aptos Narrow" w:hAnsi="Aptos Narrow"/>
+          <w:lang w:val="ru-RU"/>
+        </w:rPr>
+        <w:t xml:space="preserve"> Создание файлов проекта</w:t>
+      </w:r>
+      <w:bookmarkEnd w:id="6"/>
+      <w:bookmarkEnd w:id="7"/>
+    </w:p>
+    <w:p>
+      <w:pPr>
+        <w:rPr>
+          <w:rFonts w:ascii="Aptos Narrow" w:hAnsi="Aptos Narrow"/>
+          <w:lang w:val="ru-RU"/>
+        </w:rPr>
+      </w:pPr>
+      <w:r>
+        <w:rPr>
+          <w:rFonts w:ascii="Aptos Narrow" w:hAnsi="Aptos Narrow"/>
+          <w:lang w:val="ru-RU"/>
+        </w:rPr>
+        <w:t xml:space="preserve">После определения структуры была создана файловая система проекта. Каждая страница получила отдельный </w:t>
+      </w:r>
+      <w:r>
+        <w:rPr>
+          <w:rFonts w:ascii="Aptos Narrow" w:hAnsi="Aptos Narrow"/>
+        </w:rPr>
+        <w:t>HTML</w:t>
+      </w:r>
+      <w:r>
+        <w:rPr>
+          <w:rFonts w:ascii="Aptos Narrow" w:hAnsi="Aptos Narrow"/>
+          <w:lang w:val="ru-RU"/>
+        </w:rPr>
+        <w:t xml:space="preserve">-файл, а общие стили и интерактивная логика были вынесены в отдельные </w:t>
+      </w:r>
+      <w:r>
+        <w:rPr>
+          <w:rFonts w:ascii="Aptos Narrow" w:hAnsi="Aptos Narrow"/>
+        </w:rPr>
+        <w:t>CSS</w:t>
+      </w:r>
+      <w:r>
+        <w:rPr>
+          <w:rFonts w:ascii="Aptos Narrow" w:hAnsi="Aptos Narrow"/>
+          <w:lang w:val="ru-RU"/>
+        </w:rPr>
+        <w:t xml:space="preserve">- и </w:t>
+      </w:r>
+      <w:r>
+        <w:rPr>
+          <w:rFonts w:ascii="Aptos Narrow" w:hAnsi="Aptos Narrow"/>
+        </w:rPr>
+        <w:t>JavaScript</w:t>
+      </w:r>
+      <w:r>
+        <w:rPr>
+          <w:rFonts w:ascii="Aptos Narrow" w:hAnsi="Aptos Narrow"/>
+          <w:lang w:val="ru-RU"/>
+        </w:rPr>
+        <w:t>-файлы.</w:t>
+      </w:r>
+    </w:p>
+    <w:p>
+      <w:pPr>
+        <w:rPr>
+          <w:rFonts w:ascii="Aptos Narrow" w:hAnsi="Aptos Narrow"/>
+          <w:lang w:val="ru-RU"/>
+        </w:rPr>
+      </w:pPr>
+    </w:p>
+    <w:p>
+      <w:pPr>
         <w:rPr>
           <w:rFonts w:ascii="Aptos Narrow" w:hAnsi="Aptos Narrow"/>
           <w:lang w:val="ru-RU"/>
@@ -1291,7 +2305,6 @@
         <w:rPr>
           <w:rFonts w:ascii="Aptos Narrow" w:hAnsi="Aptos Narrow"/>
         </w:rPr>
-        <w:lastRenderedPageBreak/>
         <w:t>Основная</w:t>
       </w:r>
       <w:proofErr w:type="spellEnd"/>
@@ -1832,377 +2845,32 @@
           <w:lang w:val="ru-RU"/>
         </w:rPr>
       </w:pPr>
-      <w:bookmarkStart w:id="6" w:name="s15"/>
-      <w:r>
-        <w:rPr>
-          <w:rFonts w:ascii="Aptos Narrow" w:hAnsi="Aptos Narrow"/>
-          <w:lang w:val="ru-RU"/>
-        </w:rPr>
-        <w:t>1.5. Продумывание содержания и интерактива</w:t>
-      </w:r>
-      <w:bookmarkEnd w:id="6"/>
+      <w:bookmarkStart w:id="8" w:name="s15"/>
     </w:p>
     <w:p>
       <w:pPr>
-        <w:rPr>
-          <w:rFonts w:ascii="Aptos Narrow" w:hAnsi="Aptos Narrow"/>
-          <w:lang w:val="ru-RU"/>
-        </w:rPr>
-      </w:pPr>
-      <w:r>
-        <w:rPr>
-          <w:rFonts w:ascii="Aptos Narrow" w:hAnsi="Aptos Narrow"/>
-          <w:lang w:val="ru-RU"/>
-        </w:rPr>
-        <w:t>Параллельно с вёрсткой продумывалось содержание каждой страницы и сценарии взаимодействия пользователя с сайтом. Для каждого раздела определялись текстовые блоки, изображения, кнопки, переходы и дополнительные функции.</w:t>
-      </w:r>
-    </w:p>
-    <w:p>
-      <w:pPr>
-        <w:pStyle w:val="a0"/>
-        <w:spacing w:after="60"/>
-        <w:rPr>
-          <w:rFonts w:ascii="Aptos Narrow" w:hAnsi="Aptos Narrow"/>
-          <w:lang w:val="ru-RU"/>
-        </w:rPr>
-      </w:pPr>
-      <w:r>
-        <w:rPr>
-          <w:rFonts w:ascii="Aptos Narrow" w:hAnsi="Aptos Narrow"/>
-          <w:lang w:val="ru-RU"/>
-        </w:rPr>
-        <w:t>Определены тексты и заголовки страниц.</w:t>
-      </w:r>
-    </w:p>
-    <w:p>
-      <w:pPr>
-        <w:pStyle w:val="a0"/>
-        <w:spacing w:after="60"/>
-        <w:rPr>
-          <w:rFonts w:ascii="Aptos Narrow" w:hAnsi="Aptos Narrow"/>
-          <w:lang w:val="ru-RU"/>
-        </w:rPr>
-      </w:pPr>
-      <w:r>
-        <w:rPr>
-          <w:rFonts w:ascii="Aptos Narrow" w:hAnsi="Aptos Narrow"/>
-          <w:lang w:val="ru-RU"/>
-        </w:rPr>
-        <w:t>Продумана единая навигация между разделами.</w:t>
-      </w:r>
-    </w:p>
-    <w:p>
-      <w:pPr>
-        <w:pStyle w:val="a0"/>
-        <w:spacing w:after="60"/>
-        <w:rPr>
-          <w:rFonts w:ascii="Aptos Narrow" w:hAnsi="Aptos Narrow"/>
-          <w:lang w:val="ru-RU"/>
-        </w:rPr>
-      </w:pPr>
-      <w:r>
-        <w:rPr>
-          <w:rFonts w:ascii="Aptos Narrow" w:hAnsi="Aptos Narrow"/>
-          <w:lang w:val="ru-RU"/>
-        </w:rPr>
-        <w:t>Созданы карточки направлений и маршрутов.</w:t>
-      </w:r>
-    </w:p>
-    <w:p>
-      <w:pPr>
-        <w:pStyle w:val="a0"/>
-        <w:spacing w:after="60"/>
-        <w:rPr>
-          <w:rFonts w:ascii="Aptos Narrow" w:hAnsi="Aptos Narrow"/>
-          <w:lang w:val="ru-RU"/>
-        </w:rPr>
-      </w:pPr>
-      <w:r>
-        <w:rPr>
-          <w:rFonts w:ascii="Aptos Narrow" w:hAnsi="Aptos Narrow"/>
-          <w:lang w:val="ru-RU"/>
-        </w:rPr>
-        <w:t>Продуманы модальные окна с подробной информацией о маршрутах.</w:t>
-      </w:r>
-    </w:p>
-    <w:p>
-      <w:pPr>
-        <w:pStyle w:val="a0"/>
-        <w:spacing w:after="60"/>
-        <w:rPr>
-          <w:rFonts w:ascii="Aptos Narrow" w:hAnsi="Aptos Narrow"/>
-          <w:lang w:val="ru-RU"/>
-        </w:rPr>
-      </w:pPr>
-      <w:r>
-        <w:rPr>
-          <w:rFonts w:ascii="Aptos Narrow" w:hAnsi="Aptos Narrow"/>
-          <w:lang w:val="ru-RU"/>
-        </w:rPr>
-        <w:t>Разработана адаптивная версия для компьютеров, планшетов и смартфонов.</w:t>
-      </w:r>
-    </w:p>
-    <w:p>
-      <w:pPr>
-        <w:pStyle w:val="a0"/>
-        <w:spacing w:after="60"/>
-        <w:rPr>
-          <w:rFonts w:ascii="Aptos Narrow" w:hAnsi="Aptos Narrow"/>
-          <w:lang w:val="ru-RU"/>
-        </w:rPr>
-      </w:pPr>
-      <w:r>
-        <w:rPr>
-          <w:rFonts w:ascii="Aptos Narrow" w:hAnsi="Aptos Narrow"/>
-          <w:lang w:val="ru-RU"/>
-        </w:rPr>
-        <w:t>Продумана фотогалерея с просмотром изображений.</w:t>
-      </w:r>
-    </w:p>
-    <w:p>
-      <w:pPr>
         <w:pStyle w:val="21"/>
         <w:rPr>
           <w:rFonts w:ascii="Aptos Narrow" w:hAnsi="Aptos Narrow"/>
           <w:lang w:val="ru-RU"/>
         </w:rPr>
       </w:pPr>
-      <w:bookmarkStart w:id="7" w:name="s16"/>
-      <w:r>
-        <w:rPr>
-          <w:rFonts w:ascii="Aptos Narrow" w:hAnsi="Aptos Narrow"/>
-          <w:lang w:val="ru-RU"/>
-        </w:rPr>
-        <w:t>1.6. Разработка страниц сайта</w:t>
-      </w:r>
-      <w:bookmarkEnd w:id="7"/>
-    </w:p>
-    <w:p>
-      <w:pPr>
-        <w:rPr>
-          <w:rFonts w:ascii="Aptos Narrow" w:hAnsi="Aptos Narrow"/>
-          <w:lang w:val="ru-RU"/>
-        </w:rPr>
-      </w:pPr>
-      <w:r>
-        <w:rPr>
-          <w:rFonts w:ascii="Aptos Narrow" w:hAnsi="Aptos Narrow"/>
-          <w:lang w:val="ru-RU"/>
-        </w:rPr>
-        <w:t>После подготовки структуры страницы создавались поэтапно. Сначала была разработана главная страница, затем разделы «О нас», «Маршруты», «Галерея» и «Контакты». Для всех страниц использовался единый визуальный язык.</w:t>
-      </w:r>
-    </w:p>
-    <w:p>
-      <w:pPr>
-        <w:rPr>
-          <w:rFonts w:ascii="Aptos Narrow" w:hAnsi="Aptos Narrow"/>
-          <w:lang w:val="ru-RU"/>
-        </w:rPr>
-      </w:pPr>
-      <w:r>
-        <w:rPr>
-          <w:rFonts w:ascii="Aptos Narrow" w:hAnsi="Aptos Narrow"/>
-          <w:lang w:val="ru-RU"/>
-        </w:rPr>
-        <w:t>Особое внимание уделялось разделу маршрутов. В карточках отображаются основные характеристики путешествия, а при выборе маршрута открывается модальное окно с подробным описанием и фотографиями.</w:t>
-      </w:r>
-      <w:r>
-        <w:rPr>
-          <w:rFonts w:ascii="Aptos Narrow" w:hAnsi="Aptos Narrow"/>
-          <w:lang w:val="ru-RU"/>
-        </w:rPr>
-        <w:t xml:space="preserve"> </w:t>
-      </w:r>
-    </w:p>
-    <w:p>
-      <w:pPr>
-        <w:pStyle w:val="21"/>
-        <w:rPr>
-          <w:rFonts w:ascii="Aptos Narrow" w:hAnsi="Aptos Narrow"/>
-          <w:lang w:val="ru-RU"/>
-        </w:rPr>
-      </w:pPr>
-      <w:bookmarkStart w:id="8" w:name="s17"/>
-      <w:r>
-        <w:rPr>
-          <w:rFonts w:ascii="Aptos Narrow" w:hAnsi="Aptos Narrow"/>
-          <w:lang w:val="ru-RU"/>
-        </w:rPr>
-        <w:t>1.7. Добавление видео</w:t>
+      <w:bookmarkStart w:id="9" w:name="_Toc240925288"/>
+      <w:r>
+        <w:rPr>
+          <w:rFonts w:ascii="Aptos Narrow" w:hAnsi="Aptos Narrow"/>
+          <w:lang w:val="ru-RU"/>
+        </w:rPr>
+        <w:t>Шаг 5.</w:t>
+      </w:r>
+      <w:r>
+        <w:rPr>
+          <w:rFonts w:ascii="Aptos Narrow" w:hAnsi="Aptos Narrow"/>
+          <w:lang w:val="ru-RU"/>
+        </w:rPr>
+        <w:t xml:space="preserve"> Продумывание содержания и интерактива</w:t>
       </w:r>
       <w:bookmarkEnd w:id="8"/>
-    </w:p>
-    <w:p>
-      <w:pPr>
-        <w:rPr>
-          <w:rFonts w:ascii="Aptos Narrow" w:hAnsi="Aptos Narrow"/>
-          <w:lang w:val="ru-RU"/>
-        </w:rPr>
-      </w:pPr>
-      <w:r>
-        <w:rPr>
-          <w:rFonts w:ascii="Aptos Narrow" w:hAnsi="Aptos Narrow"/>
-          <w:lang w:val="ru-RU"/>
-        </w:rPr>
-        <w:t xml:space="preserve">На страницу «О нас» был добавлен </w:t>
-      </w:r>
-      <w:proofErr w:type="spellStart"/>
-      <w:r>
-        <w:rPr>
-          <w:rFonts w:ascii="Aptos Narrow" w:hAnsi="Aptos Narrow"/>
-          <w:lang w:val="ru-RU"/>
-        </w:rPr>
-        <w:t>видеоблок</w:t>
-      </w:r>
-      <w:proofErr w:type="spellEnd"/>
-      <w:r>
-        <w:rPr>
-          <w:rFonts w:ascii="Aptos Narrow" w:hAnsi="Aptos Narrow"/>
-          <w:lang w:val="ru-RU"/>
-        </w:rPr>
-        <w:t xml:space="preserve">. Видео размещается непосредственно на странице и поддерживает стандартные элементы управления воспроизведением. Для корректной работы на разных устройствах использован адаптивный контейнер и атрибуты </w:t>
-      </w:r>
-      <w:r>
-        <w:rPr>
-          <w:rFonts w:ascii="Aptos Narrow" w:hAnsi="Aptos Narrow"/>
-        </w:rPr>
-        <w:t>HTML</w:t>
-      </w:r>
-      <w:r>
-        <w:rPr>
-          <w:rFonts w:ascii="Aptos Narrow" w:hAnsi="Aptos Narrow"/>
-          <w:lang w:val="ru-RU"/>
-        </w:rPr>
-        <w:t xml:space="preserve">5 </w:t>
-      </w:r>
-      <w:r>
-        <w:rPr>
-          <w:rFonts w:ascii="Aptos Narrow" w:hAnsi="Aptos Narrow"/>
-        </w:rPr>
-        <w:t>video</w:t>
-      </w:r>
-      <w:r>
-        <w:rPr>
-          <w:rFonts w:ascii="Aptos Narrow" w:hAnsi="Aptos Narrow"/>
-          <w:lang w:val="ru-RU"/>
-        </w:rPr>
-        <w:t>.</w:t>
-      </w:r>
-    </w:p>
-    <w:p>
-      <w:pPr>
-        <w:pStyle w:val="a0"/>
-        <w:spacing w:after="60"/>
-        <w:rPr>
-          <w:rFonts w:ascii="Aptos Narrow" w:hAnsi="Aptos Narrow"/>
-        </w:rPr>
-      </w:pPr>
-      <w:proofErr w:type="spellStart"/>
-      <w:r>
-        <w:rPr>
-          <w:rFonts w:ascii="Aptos Narrow" w:hAnsi="Aptos Narrow"/>
-        </w:rPr>
-        <w:t>Добавлен</w:t>
-      </w:r>
-      <w:proofErr w:type="spellEnd"/>
-      <w:r>
-        <w:rPr>
-          <w:rFonts w:ascii="Aptos Narrow" w:hAnsi="Aptos Narrow"/>
-        </w:rPr>
-        <w:t xml:space="preserve"> </w:t>
-      </w:r>
-      <w:proofErr w:type="spellStart"/>
-      <w:r>
-        <w:rPr>
-          <w:rFonts w:ascii="Aptos Narrow" w:hAnsi="Aptos Narrow"/>
-        </w:rPr>
-        <w:t>видеоролик</w:t>
-      </w:r>
-      <w:proofErr w:type="spellEnd"/>
-      <w:r>
-        <w:rPr>
-          <w:rFonts w:ascii="Aptos Narrow" w:hAnsi="Aptos Narrow"/>
-        </w:rPr>
-        <w:t xml:space="preserve"> о </w:t>
-      </w:r>
-      <w:proofErr w:type="spellStart"/>
-      <w:r>
-        <w:rPr>
-          <w:rFonts w:ascii="Aptos Narrow" w:hAnsi="Aptos Narrow"/>
-        </w:rPr>
-        <w:t>путешествии</w:t>
-      </w:r>
-      <w:proofErr w:type="spellEnd"/>
-      <w:r>
-        <w:rPr>
-          <w:rFonts w:ascii="Aptos Narrow" w:hAnsi="Aptos Narrow"/>
-        </w:rPr>
-        <w:t>.</w:t>
-      </w:r>
-    </w:p>
-    <w:p>
-      <w:pPr>
-        <w:pStyle w:val="a0"/>
-        <w:spacing w:after="60"/>
-        <w:rPr>
-          <w:rFonts w:ascii="Aptos Narrow" w:hAnsi="Aptos Narrow"/>
-        </w:rPr>
-      </w:pPr>
-      <w:r>
-        <w:rPr>
-          <w:rFonts w:ascii="Aptos Narrow" w:hAnsi="Aptos Narrow"/>
-        </w:rPr>
-        <w:t>Добавлена обложка видео.</w:t>
-      </w:r>
-    </w:p>
-    <w:p>
-      <w:pPr>
-        <w:pStyle w:val="a0"/>
-        <w:spacing w:after="60"/>
-        <w:rPr>
-          <w:rFonts w:ascii="Aptos Narrow" w:hAnsi="Aptos Narrow"/>
-        </w:rPr>
-      </w:pPr>
-      <w:r>
-        <w:rPr>
-          <w:rFonts w:ascii="Aptos Narrow" w:hAnsi="Aptos Narrow"/>
-        </w:rPr>
-        <w:t>Предусмотрено управление воспроизведением.</w:t>
-      </w:r>
-    </w:p>
-    <w:p>
-      <w:pPr>
-        <w:pStyle w:val="a0"/>
-        <w:spacing w:after="60"/>
-        <w:rPr>
-          <w:rFonts w:ascii="Aptos Narrow" w:hAnsi="Aptos Narrow"/>
-          <w:lang w:val="ru-RU"/>
-        </w:rPr>
-      </w:pPr>
-      <w:r>
-        <w:rPr>
-          <w:rFonts w:ascii="Aptos Narrow" w:hAnsi="Aptos Narrow"/>
-          <w:lang w:val="ru-RU"/>
-        </w:rPr>
-        <w:t>Видео встроено в общую композицию страницы.</w:t>
-      </w:r>
-    </w:p>
-    <w:p>
-      <w:pPr>
-        <w:pStyle w:val="21"/>
-        <w:rPr>
-          <w:rFonts w:ascii="Aptos Narrow" w:hAnsi="Aptos Narrow"/>
-          <w:lang w:val="ru-RU"/>
-        </w:rPr>
-      </w:pPr>
-      <w:bookmarkStart w:id="9" w:name="s18"/>
-      <w:r>
-        <w:rPr>
-          <w:rFonts w:ascii="Aptos Narrow" w:hAnsi="Aptos Narrow"/>
-          <w:lang w:val="ru-RU"/>
-        </w:rPr>
-        <w:t>1.8. Создание конструктора подбора маршрута</w:t>
-      </w:r>
       <w:bookmarkEnd w:id="9"/>
     </w:p>
     <w:p>
@@ -2217,157 +2885,100 @@
           <w:rFonts w:ascii="Aptos Narrow" w:hAnsi="Aptos Narrow"/>
           <w:lang w:val="ru-RU"/>
         </w:rPr>
-        <w:t>Для повышения интерактивности был создан тест-помощник по подбору маршрута. Пользователь отвечает на несколько вопросов о предпочтениях: интересуют ли его горы, города или природа, сколько времени он готов выделить на поездку и какой формат отдыха ему ближе.</w:t>
+        <w:t>Параллельно с вёрсткой продумывалось содержание каждой страницы и сценарии взаимодействия пользователя с сайтом</w:t>
       </w:r>
     </w:p>
     <w:p>
       <w:pPr>
-        <w:rPr>
-          <w:rFonts w:ascii="Aptos Narrow" w:hAnsi="Aptos Narrow"/>
-          <w:lang w:val="ru-RU"/>
-        </w:rPr>
-      </w:pPr>
-      <w:r>
-        <w:rPr>
-          <w:rFonts w:ascii="Aptos Narrow" w:hAnsi="Aptos Narrow"/>
-          <w:lang w:val="ru-RU"/>
-        </w:rPr>
-        <w:lastRenderedPageBreak/>
-        <w:t>На основании выбранных вариантов пользователю предлагается подходящий маршрут. Такой конструктор превращает обычный список направлений в интерактивный инструмент выбора.</w:t>
+        <w:pStyle w:val="a0"/>
+        <w:numPr>
+          <w:ilvl w:val="0"/>
+          <w:numId w:val="11"/>
+        </w:numPr>
+        <w:spacing w:after="60"/>
+        <w:rPr>
+          <w:rFonts w:ascii="Aptos Narrow" w:hAnsi="Aptos Narrow"/>
+          <w:lang w:val="ru-RU"/>
+        </w:rPr>
+      </w:pPr>
+      <w:r>
+        <w:rPr>
+          <w:rFonts w:ascii="Aptos Narrow" w:hAnsi="Aptos Narrow"/>
+          <w:lang w:val="ru-RU"/>
+        </w:rPr>
+        <w:t>Определены тексты и заголовки страниц.</w:t>
       </w:r>
     </w:p>
     <w:p>
       <w:pPr>
-        <w:pStyle w:val="21"/>
-        <w:rPr>
-          <w:rFonts w:ascii="Aptos Narrow" w:hAnsi="Aptos Narrow"/>
-          <w:lang w:val="ru-RU"/>
-        </w:rPr>
-      </w:pPr>
-      <w:bookmarkStart w:id="10" w:name="s19"/>
-      <w:r>
-        <w:rPr>
-          <w:rFonts w:ascii="Aptos Narrow" w:hAnsi="Aptos Narrow"/>
-          <w:lang w:val="ru-RU"/>
-        </w:rPr>
-        <w:t xml:space="preserve">1.9. Создание </w:t>
-      </w:r>
-      <w:r>
-        <w:rPr>
-          <w:rFonts w:ascii="Aptos Narrow" w:hAnsi="Aptos Narrow"/>
-        </w:rPr>
-        <w:t>Google</w:t>
-      </w:r>
-      <w:r>
-        <w:rPr>
-          <w:rFonts w:ascii="Aptos Narrow" w:hAnsi="Aptos Narrow"/>
-          <w:lang w:val="ru-RU"/>
-        </w:rPr>
-        <w:t>-форм</w:t>
-      </w:r>
-      <w:bookmarkEnd w:id="10"/>
+        <w:pStyle w:val="a0"/>
+        <w:numPr>
+          <w:ilvl w:val="0"/>
+          <w:numId w:val="11"/>
+        </w:numPr>
+        <w:spacing w:after="60"/>
+        <w:rPr>
+          <w:rFonts w:ascii="Aptos Narrow" w:hAnsi="Aptos Narrow"/>
+          <w:lang w:val="ru-RU"/>
+        </w:rPr>
+      </w:pPr>
+      <w:r>
+        <w:rPr>
+          <w:rFonts w:ascii="Aptos Narrow" w:hAnsi="Aptos Narrow"/>
+          <w:lang w:val="ru-RU"/>
+        </w:rPr>
+        <w:t>Продумана единая навигация между разделами.</w:t>
+      </w:r>
     </w:p>
     <w:p>
       <w:pPr>
-        <w:rPr>
-          <w:rFonts w:ascii="Aptos Narrow" w:hAnsi="Aptos Narrow"/>
-        </w:rPr>
-      </w:pPr>
-      <w:r>
-        <w:rPr>
-          <w:rFonts w:ascii="Aptos Narrow" w:hAnsi="Aptos Narrow"/>
-          <w:lang w:val="ru-RU"/>
-        </w:rPr>
-        <w:t xml:space="preserve">Для получения обратной связи были созданы две </w:t>
-      </w:r>
-      <w:r>
-        <w:rPr>
-          <w:rFonts w:ascii="Aptos Narrow" w:hAnsi="Aptos Narrow"/>
-        </w:rPr>
-        <w:t>Google</w:t>
-      </w:r>
-      <w:r>
-        <w:rPr>
-          <w:rFonts w:ascii="Aptos Narrow" w:hAnsi="Aptos Narrow"/>
-          <w:lang w:val="ru-RU"/>
-        </w:rPr>
-        <w:t xml:space="preserve">-формы. Первая форма представляет собой короткий опросник из пяти вопросов о проекте и предпочтениях пользователя. </w:t>
-      </w:r>
-      <w:proofErr w:type="spellStart"/>
-      <w:r>
-        <w:rPr>
-          <w:rFonts w:ascii="Aptos Narrow" w:hAnsi="Aptos Narrow"/>
-        </w:rPr>
-        <w:t>Вторая</w:t>
-      </w:r>
-      <w:proofErr w:type="spellEnd"/>
-      <w:r>
-        <w:rPr>
-          <w:rFonts w:ascii="Aptos Narrow" w:hAnsi="Aptos Narrow"/>
-        </w:rPr>
-        <w:t xml:space="preserve"> </w:t>
-      </w:r>
-      <w:proofErr w:type="spellStart"/>
-      <w:r>
-        <w:rPr>
-          <w:rFonts w:ascii="Aptos Narrow" w:hAnsi="Aptos Narrow"/>
-        </w:rPr>
-        <w:t>предназначена</w:t>
-      </w:r>
-      <w:proofErr w:type="spellEnd"/>
-      <w:r>
-        <w:rPr>
-          <w:rFonts w:ascii="Aptos Narrow" w:hAnsi="Aptos Narrow"/>
-        </w:rPr>
-        <w:t xml:space="preserve"> </w:t>
-      </w:r>
-      <w:proofErr w:type="spellStart"/>
-      <w:r>
-        <w:rPr>
-          <w:rFonts w:ascii="Aptos Narrow" w:hAnsi="Aptos Narrow"/>
-        </w:rPr>
-        <w:t>для</w:t>
-      </w:r>
-      <w:proofErr w:type="spellEnd"/>
-      <w:r>
-        <w:rPr>
-          <w:rFonts w:ascii="Aptos Narrow" w:hAnsi="Aptos Narrow"/>
-        </w:rPr>
-        <w:t xml:space="preserve"> </w:t>
-      </w:r>
-      <w:proofErr w:type="spellStart"/>
-      <w:r>
-        <w:rPr>
-          <w:rFonts w:ascii="Aptos Narrow" w:hAnsi="Aptos Narrow"/>
-        </w:rPr>
-        <w:t>свободного</w:t>
-      </w:r>
-      <w:proofErr w:type="spellEnd"/>
-      <w:r>
-        <w:rPr>
-          <w:rFonts w:ascii="Aptos Narrow" w:hAnsi="Aptos Narrow"/>
-        </w:rPr>
-        <w:t xml:space="preserve"> отзыва о сайте.</w:t>
+        <w:pStyle w:val="a0"/>
+        <w:numPr>
+          <w:ilvl w:val="0"/>
+          <w:numId w:val="11"/>
+        </w:numPr>
+        <w:spacing w:after="60"/>
+        <w:rPr>
+          <w:rFonts w:ascii="Aptos Narrow" w:hAnsi="Aptos Narrow"/>
+          <w:lang w:val="ru-RU"/>
+        </w:rPr>
+      </w:pPr>
+      <w:r>
+        <w:rPr>
+          <w:rFonts w:ascii="Aptos Narrow" w:hAnsi="Aptos Narrow"/>
+          <w:lang w:val="ru-RU"/>
+        </w:rPr>
+        <w:t>Созданы карточки направлений и маршрутов.</w:t>
       </w:r>
     </w:p>
     <w:p>
       <w:pPr>
         <w:pStyle w:val="a0"/>
+        <w:numPr>
+          <w:ilvl w:val="0"/>
+          <w:numId w:val="11"/>
+        </w:numPr>
         <w:spacing w:after="60"/>
         <w:rPr>
           <w:rFonts w:ascii="Aptos Narrow" w:hAnsi="Aptos Narrow"/>
-        </w:rPr>
-      </w:pPr>
-      <w:r>
-        <w:rPr>
-          <w:rFonts w:ascii="Aptos Narrow" w:hAnsi="Aptos Narrow"/>
-        </w:rPr>
-        <w:t>Опросник из 5 вопросов.</w:t>
+          <w:lang w:val="ru-RU"/>
+        </w:rPr>
+      </w:pPr>
+      <w:r>
+        <w:rPr>
+          <w:rFonts w:ascii="Aptos Narrow" w:hAnsi="Aptos Narrow"/>
+          <w:lang w:val="ru-RU"/>
+        </w:rPr>
+        <w:t>Продуманы модальные окна с подробной информацией о маршрутах.</w:t>
       </w:r>
     </w:p>
     <w:p>
       <w:pPr>
         <w:pStyle w:val="a0"/>
+        <w:numPr>
+          <w:ilvl w:val="0"/>
+          <w:numId w:val="11"/>
+        </w:numPr>
         <w:spacing w:after="60"/>
         <w:rPr>
           <w:rFonts w:ascii="Aptos Narrow" w:hAnsi="Aptos Narrow"/>
@@ -2379,12 +2990,16 @@
           <w:rFonts w:ascii="Aptos Narrow" w:hAnsi="Aptos Narrow"/>
           <w:lang w:val="ru-RU"/>
         </w:rPr>
-        <w:t>Отдельная форма для общего отзыва.</w:t>
+        <w:t>Внедрение объектов согласно заданию (ссылок, видео, документов).</w:t>
       </w:r>
     </w:p>
     <w:p>
       <w:pPr>
         <w:pStyle w:val="a0"/>
+        <w:numPr>
+          <w:ilvl w:val="0"/>
+          <w:numId w:val="11"/>
+        </w:numPr>
         <w:spacing w:after="60"/>
         <w:rPr>
           <w:rFonts w:ascii="Aptos Narrow" w:hAnsi="Aptos Narrow"/>
@@ -2396,12 +3011,16 @@
           <w:rFonts w:ascii="Aptos Narrow" w:hAnsi="Aptos Narrow"/>
           <w:lang w:val="ru-RU"/>
         </w:rPr>
-        <w:t>Ссылки на формы размещены на последней странице сайта.</w:t>
+        <w:t>Продумана фотогалерея с просмотром изображений.</w:t>
       </w:r>
     </w:p>
     <w:p>
       <w:pPr>
         <w:pStyle w:val="a0"/>
+        <w:numPr>
+          <w:ilvl w:val="0"/>
+          <w:numId w:val="11"/>
+        </w:numPr>
         <w:spacing w:after="60"/>
         <w:rPr>
           <w:rFonts w:ascii="Aptos Narrow" w:hAnsi="Aptos Narrow"/>
@@ -2413,7 +3032,25 @@
           <w:rFonts w:ascii="Aptos Narrow" w:hAnsi="Aptos Narrow"/>
           <w:lang w:val="ru-RU"/>
         </w:rPr>
-        <w:t>Формы могут открываться непосредственно в браузере.</w:t>
+        <w:t xml:space="preserve">Адаптивная версия сайта </w:t>
+      </w:r>
+      <w:r>
+        <w:rPr>
+          <w:rFonts w:ascii="Aptos Narrow" w:hAnsi="Aptos Narrow"/>
+          <w:b/>
+          <w:bCs/>
+          <w:lang w:val="ru-RU"/>
+        </w:rPr>
+        <w:t>недоработана</w:t>
+      </w:r>
+      <w:r>
+        <w:rPr>
+          <w:rFonts w:ascii="Aptos Narrow" w:hAnsi="Aptos Narrow"/>
+          <w:b/>
+          <w:bCs/>
+          <w:lang w:val="ru-RU"/>
+        </w:rPr>
+        <w:t>.</w:t>
       </w:r>
     </w:p>
     <w:p>
@@ -2424,14 +3061,32 @@
           <w:lang w:val="ru-RU"/>
         </w:rPr>
       </w:pPr>
-      <w:bookmarkStart w:id="11" w:name="s110"/>
-      <w:r>
-        <w:rPr>
-          <w:rFonts w:ascii="Aptos Narrow" w:hAnsi="Aptos Narrow"/>
-          <w:lang w:val="ru-RU"/>
-        </w:rPr>
-        <w:t>1.10. Документы и внешние материалы</w:t>
-      </w:r>
+      <w:bookmarkStart w:id="10" w:name="s16"/>
+    </w:p>
+    <w:p>
+      <w:pPr>
+        <w:pStyle w:val="21"/>
+        <w:rPr>
+          <w:rFonts w:ascii="Aptos Narrow" w:hAnsi="Aptos Narrow"/>
+          <w:lang w:val="ru-RU"/>
+        </w:rPr>
+      </w:pPr>
+      <w:bookmarkStart w:id="11" w:name="_Toc240925289"/>
+      <w:r>
+        <w:rPr>
+          <w:rFonts w:ascii="Aptos Narrow" w:hAnsi="Aptos Narrow"/>
+          <w:lang w:val="ru-RU"/>
+        </w:rPr>
+        <w:t>Шаг 6</w:t>
+      </w:r>
+      <w:r>
+        <w:rPr>
+          <w:rFonts w:ascii="Aptos Narrow" w:hAnsi="Aptos Narrow"/>
+          <w:lang w:val="ru-RU"/>
+        </w:rPr>
+        <w:t>. Разработка страниц сайта</w:t>
+      </w:r>
+      <w:bookmarkEnd w:id="10"/>
       <w:bookmarkEnd w:id="11"/>
     </w:p>
     <w:p>
@@ -2446,247 +3101,65 @@
           <w:rFonts w:ascii="Aptos Narrow" w:hAnsi="Aptos Narrow"/>
           <w:lang w:val="ru-RU"/>
         </w:rPr>
-        <w:t xml:space="preserve">На последней странице сайта, в разделе контактов, дополнительно размещены ссылки на материалы проекта, предусмотренные заданием: презентацию </w:t>
-      </w:r>
-      <w:r>
-        <w:rPr>
-          <w:rFonts w:ascii="Aptos Narrow" w:hAnsi="Aptos Narrow"/>
-        </w:rPr>
-        <w:t>PowerPoint</w:t>
-      </w:r>
-      <w:r>
-        <w:rPr>
-          <w:rFonts w:ascii="Aptos Narrow" w:hAnsi="Aptos Narrow"/>
-          <w:lang w:val="ru-RU"/>
-        </w:rPr>
-        <w:t xml:space="preserve">, </w:t>
-      </w:r>
-      <w:r>
-        <w:rPr>
-          <w:rFonts w:ascii="Aptos Narrow" w:hAnsi="Aptos Narrow"/>
-        </w:rPr>
-        <w:t>PDF</w:t>
-      </w:r>
-      <w:r>
-        <w:rPr>
-          <w:rFonts w:ascii="Aptos Narrow" w:hAnsi="Aptos Narrow"/>
-          <w:lang w:val="ru-RU"/>
-        </w:rPr>
-        <w:t xml:space="preserve">-документ и документ </w:t>
-      </w:r>
-      <w:r>
-        <w:rPr>
-          <w:rFonts w:ascii="Aptos Narrow" w:hAnsi="Aptos Narrow"/>
-        </w:rPr>
-        <w:t>Word</w:t>
-      </w:r>
-      <w:r>
-        <w:rPr>
-          <w:rFonts w:ascii="Aptos Narrow" w:hAnsi="Aptos Narrow"/>
-          <w:lang w:val="ru-RU"/>
-        </w:rPr>
-        <w:t>. Пользователь может открыть или скачать эти материалы через соответствующие ссылки.</w:t>
+        <w:t>После подготовки структуры страницы создавались поэтапно. Сначала была разработана главная страница, затем разделы «О нас», «Маршруты», «Галерея» и «Контакты». Для всех страниц использовался единый визуальный язык.</w:t>
       </w:r>
     </w:p>
     <w:p>
       <w:pPr>
         <w:rPr>
           <w:rFonts w:ascii="Aptos Narrow" w:hAnsi="Aptos Narrow"/>
-        </w:rPr>
-      </w:pPr>
-      <w:r>
-        <w:rPr>
-          <w:rFonts w:ascii="Aptos Narrow" w:hAnsi="Aptos Narrow"/>
-          <w:lang w:val="ru-RU"/>
-        </w:rPr>
-        <w:t xml:space="preserve">Также </w:t>
-      </w:r>
-      <w:r>
-        <w:rPr>
-          <w:rFonts w:ascii="Aptos Narrow" w:hAnsi="Aptos Narrow"/>
-          <w:lang w:val="ru-RU"/>
-        </w:rPr>
-        <w:t>возможен</w:t>
-      </w:r>
-      <w:r>
-        <w:rPr>
-          <w:rFonts w:ascii="Aptos Narrow" w:hAnsi="Aptos Narrow"/>
-          <w:lang w:val="ru-RU"/>
-        </w:rPr>
-        <w:t xml:space="preserve"> альтернативный вариант хранения материалов. Все документы можно загрузить на </w:t>
-      </w:r>
-      <w:r>
-        <w:rPr>
-          <w:rFonts w:ascii="Aptos Narrow" w:hAnsi="Aptos Narrow"/>
-        </w:rPr>
-        <w:t>Google</w:t>
-      </w:r>
-      <w:r>
-        <w:rPr>
-          <w:rFonts w:ascii="Aptos Narrow" w:hAnsi="Aptos Narrow"/>
-          <w:lang w:val="ru-RU"/>
-        </w:rPr>
-        <w:t xml:space="preserve"> Диск и предоставить к ним доступ по ссылкам. В таком случае презентацию можно открывать через </w:t>
-      </w:r>
-      <w:r>
-        <w:rPr>
-          <w:rFonts w:ascii="Aptos Narrow" w:hAnsi="Aptos Narrow"/>
-        </w:rPr>
-        <w:t>Google</w:t>
-      </w:r>
-      <w:r>
-        <w:rPr>
-          <w:rFonts w:ascii="Aptos Narrow" w:hAnsi="Aptos Narrow"/>
-          <w:lang w:val="ru-RU"/>
-        </w:rPr>
-        <w:t xml:space="preserve"> Презентации, текстовый документ — через </w:t>
-      </w:r>
-      <w:r>
-        <w:rPr>
-          <w:rFonts w:ascii="Aptos Narrow" w:hAnsi="Aptos Narrow"/>
-        </w:rPr>
-        <w:t>Google</w:t>
-      </w:r>
-      <w:r>
-        <w:rPr>
-          <w:rFonts w:ascii="Aptos Narrow" w:hAnsi="Aptos Narrow"/>
-          <w:lang w:val="ru-RU"/>
-        </w:rPr>
-        <w:t xml:space="preserve"> Документы, а </w:t>
-      </w:r>
-      <w:r>
-        <w:rPr>
-          <w:rFonts w:ascii="Aptos Narrow" w:hAnsi="Aptos Narrow"/>
-        </w:rPr>
-        <w:t>PDF</w:t>
-      </w:r>
-      <w:r>
-        <w:rPr>
-          <w:rFonts w:ascii="Aptos Narrow" w:hAnsi="Aptos Narrow"/>
-          <w:lang w:val="ru-RU"/>
-        </w:rPr>
-        <w:t xml:space="preserve"> — непосредственно в браузере. </w:t>
-      </w:r>
-      <w:r>
-        <w:rPr>
-          <w:rFonts w:ascii="Aptos Narrow" w:hAnsi="Aptos Narrow"/>
-        </w:rPr>
-        <w:t xml:space="preserve">Это позволяет просматривать материалы без </w:t>
-      </w:r>
-      <w:proofErr w:type="spellStart"/>
-      <w:r>
-        <w:rPr>
-          <w:rFonts w:ascii="Aptos Narrow" w:hAnsi="Aptos Narrow"/>
-        </w:rPr>
-        <w:t>установки</w:t>
-      </w:r>
-      <w:proofErr w:type="spellEnd"/>
-      <w:r>
-        <w:rPr>
-          <w:rFonts w:ascii="Aptos Narrow" w:hAnsi="Aptos Narrow"/>
+          <w:lang w:val="ru-RU"/>
+        </w:rPr>
+      </w:pPr>
+      <w:r>
+        <w:rPr>
+          <w:rFonts w:ascii="Aptos Narrow" w:hAnsi="Aptos Narrow"/>
+          <w:lang w:val="ru-RU"/>
+        </w:rPr>
+        <w:t>Особое внимание уделялось разделу маршрутов. В карточках отображаются основные характеристики путешествия, а при выборе маршрута открывается модальное окно с подробным описанием и фотографиями.</w:t>
+      </w:r>
+      <w:r>
+        <w:rPr>
+          <w:rFonts w:ascii="Aptos Narrow" w:hAnsi="Aptos Narrow"/>
+          <w:lang w:val="ru-RU"/>
         </w:rPr>
         <w:t xml:space="preserve"> </w:t>
-      </w:r>
-      <w:proofErr w:type="spellStart"/>
-      <w:r>
-        <w:rPr>
-          <w:rFonts w:ascii="Aptos Narrow" w:hAnsi="Aptos Narrow"/>
-        </w:rPr>
-        <w:t>дополнительного</w:t>
-      </w:r>
-      <w:proofErr w:type="spellEnd"/>
-      <w:r>
-        <w:rPr>
-          <w:rFonts w:ascii="Aptos Narrow" w:hAnsi="Aptos Narrow"/>
-        </w:rPr>
-        <w:t xml:space="preserve"> </w:t>
-      </w:r>
-      <w:proofErr w:type="spellStart"/>
-      <w:r>
-        <w:rPr>
-          <w:rFonts w:ascii="Aptos Narrow" w:hAnsi="Aptos Narrow"/>
-        </w:rPr>
-        <w:t>программного</w:t>
-      </w:r>
-      <w:proofErr w:type="spellEnd"/>
-      <w:r>
-        <w:rPr>
-          <w:rFonts w:ascii="Aptos Narrow" w:hAnsi="Aptos Narrow"/>
-        </w:rPr>
-        <w:t xml:space="preserve"> </w:t>
-      </w:r>
-      <w:proofErr w:type="spellStart"/>
-      <w:r>
-        <w:rPr>
-          <w:rFonts w:ascii="Aptos Narrow" w:hAnsi="Aptos Narrow"/>
-        </w:rPr>
-        <w:t>обеспечения</w:t>
-      </w:r>
-      <w:proofErr w:type="spellEnd"/>
-      <w:r>
-        <w:rPr>
-          <w:rFonts w:ascii="Aptos Narrow" w:hAnsi="Aptos Narrow"/>
-        </w:rPr>
-        <w:t>.</w:t>
-      </w:r>
-      <w:r>
-        <w:rPr>
-          <w:rFonts w:ascii="Aptos Narrow" w:hAnsi="Aptos Narrow"/>
-          <w:lang w:val="ru-RU"/>
-        </w:rPr>
-        <w:br w:type="page"/>
       </w:r>
     </w:p>
     <w:p>
       <w:pPr>
-        <w:pStyle w:val="1"/>
-        <w:rPr>
-          <w:rFonts w:ascii="Aptos Narrow" w:hAnsi="Aptos Narrow"/>
-          <w:lang w:val="ru-RU"/>
-        </w:rPr>
-      </w:pPr>
-      <w:bookmarkStart w:id="12" w:name="section2"/>
-      <w:r>
-        <w:rPr>
-          <w:rFonts w:ascii="Aptos Narrow" w:hAnsi="Aptos Narrow"/>
-          <w:lang w:val="ru-RU"/>
-        </w:rPr>
-        <w:lastRenderedPageBreak/>
-        <w:t>2. Краткая интерактивная версия сайта</w:t>
-      </w:r>
-      <w:bookmarkEnd w:id="12"/>
+        <w:pStyle w:val="21"/>
+        <w:rPr>
+          <w:rFonts w:ascii="Aptos Narrow" w:hAnsi="Aptos Narrow"/>
+          <w:lang w:val="ru-RU"/>
+        </w:rPr>
+      </w:pPr>
+      <w:bookmarkStart w:id="12" w:name="s17"/>
     </w:p>
     <w:p>
       <w:pPr>
-        <w:rPr>
-          <w:rFonts w:ascii="Aptos Narrow" w:hAnsi="Aptos Narrow"/>
-          <w:lang w:val="ru-RU"/>
-        </w:rPr>
-      </w:pPr>
-      <w:r>
-        <w:rPr>
-          <w:rFonts w:ascii="Aptos Narrow" w:hAnsi="Aptos Narrow"/>
-          <w:lang w:val="ru-RU"/>
-        </w:rPr>
-        <w:t xml:space="preserve">Данный раздел является краткой версией сайта и позволяет перейти непосредственно к его основным функциям. Ссылки ниже можно использовать как навигационное меню проекта. </w:t>
-      </w:r>
-    </w:p>
-    <w:p>
-      <w:pPr>
         <w:pStyle w:val="21"/>
         <w:rPr>
           <w:rFonts w:ascii="Aptos Narrow" w:hAnsi="Aptos Narrow"/>
           <w:lang w:val="ru-RU"/>
         </w:rPr>
       </w:pPr>
-      <w:bookmarkStart w:id="13" w:name="s21"/>
-      <w:r>
-        <w:rPr>
-          <w:rFonts w:ascii="Aptos Narrow" w:hAnsi="Aptos Narrow"/>
-          <w:lang w:val="ru-RU"/>
-        </w:rPr>
-        <w:t>2.1. Главная и разделы</w:t>
-      </w:r>
+      <w:bookmarkStart w:id="13" w:name="_Toc240925290"/>
+      <w:r>
+        <w:rPr>
+          <w:rFonts w:ascii="Aptos Narrow" w:hAnsi="Aptos Narrow"/>
+          <w:lang w:val="ru-RU"/>
+        </w:rPr>
+        <w:t>Шаг 7.</w:t>
+      </w:r>
+      <w:r>
+        <w:rPr>
+          <w:rFonts w:ascii="Aptos Narrow" w:hAnsi="Aptos Narrow"/>
+          <w:lang w:val="ru-RU"/>
+        </w:rPr>
+        <w:t xml:space="preserve"> Добавление видео</w:t>
+      </w:r>
+      <w:bookmarkEnd w:id="12"/>
       <w:bookmarkEnd w:id="13"/>
     </w:p>
     <w:p>
@@ -2701,17 +3174,627 @@
           <w:rFonts w:ascii="Aptos Narrow" w:hAnsi="Aptos Narrow"/>
           <w:lang w:val="ru-RU"/>
         </w:rPr>
-        <w:t>Основная страница проекта:</w:t>
+        <w:t xml:space="preserve">На страницу «О нас» был добавлен </w:t>
+      </w:r>
+      <w:proofErr w:type="spellStart"/>
+      <w:r>
+        <w:rPr>
+          <w:rFonts w:ascii="Aptos Narrow" w:hAnsi="Aptos Narrow"/>
+          <w:lang w:val="ru-RU"/>
+        </w:rPr>
+        <w:t>видеоблок</w:t>
+      </w:r>
+      <w:proofErr w:type="spellEnd"/>
+      <w:r>
+        <w:rPr>
+          <w:rFonts w:ascii="Aptos Narrow" w:hAnsi="Aptos Narrow"/>
+          <w:lang w:val="ru-RU"/>
+        </w:rPr>
+        <w:t xml:space="preserve">. </w:t>
       </w:r>
     </w:p>
     <w:p>
       <w:pPr>
-        <w:rPr>
-          <w:rFonts w:ascii="Aptos Narrow" w:hAnsi="Aptos Narrow"/>
-          <w:lang w:val="ru-RU"/>
-        </w:rPr>
-      </w:pPr>
-      <w:hyperlink r:id="rId8">
+        <w:pStyle w:val="a0"/>
+        <w:numPr>
+          <w:ilvl w:val="0"/>
+          <w:numId w:val="11"/>
+        </w:numPr>
+        <w:spacing w:after="60"/>
+        <w:rPr>
+          <w:rFonts w:ascii="Aptos Narrow" w:hAnsi="Aptos Narrow"/>
+          <w:lang w:val="ru-RU"/>
+        </w:rPr>
+      </w:pPr>
+      <w:r>
+        <w:rPr>
+          <w:rFonts w:ascii="Aptos Narrow" w:hAnsi="Aptos Narrow"/>
+          <w:lang w:val="ru-RU"/>
+        </w:rPr>
+        <w:t xml:space="preserve">Добавлен </w:t>
+      </w:r>
+      <w:r>
+        <w:rPr>
+          <w:rFonts w:ascii="Aptos Narrow" w:hAnsi="Aptos Narrow"/>
+          <w:lang w:val="ru-RU"/>
+        </w:rPr>
+        <w:t xml:space="preserve">блок под </w:t>
+      </w:r>
+      <w:r>
+        <w:rPr>
+          <w:rFonts w:ascii="Aptos Narrow" w:hAnsi="Aptos Narrow"/>
+          <w:lang w:val="ru-RU"/>
+        </w:rPr>
+        <w:t>видеоролик.</w:t>
+      </w:r>
+    </w:p>
+    <w:p>
+      <w:pPr>
+        <w:pStyle w:val="a0"/>
+        <w:numPr>
+          <w:ilvl w:val="0"/>
+          <w:numId w:val="11"/>
+        </w:numPr>
+        <w:spacing w:after="60"/>
+        <w:rPr>
+          <w:rFonts w:ascii="Aptos Narrow" w:hAnsi="Aptos Narrow"/>
+          <w:lang w:val="ru-RU"/>
+        </w:rPr>
+      </w:pPr>
+      <w:r>
+        <w:rPr>
+          <w:rFonts w:ascii="Aptos Narrow" w:hAnsi="Aptos Narrow"/>
+          <w:lang w:val="ru-RU"/>
+        </w:rPr>
+        <w:t>Видео встроено в общую композицию страницы.</w:t>
+      </w:r>
+    </w:p>
+    <w:p>
+      <w:pPr>
+        <w:pStyle w:val="21"/>
+        <w:rPr>
+          <w:rFonts w:ascii="Aptos Narrow" w:hAnsi="Aptos Narrow"/>
+          <w:lang w:val="ru-RU"/>
+        </w:rPr>
+      </w:pPr>
+      <w:bookmarkStart w:id="14" w:name="s18"/>
+    </w:p>
+    <w:p>
+      <w:pPr>
+        <w:pStyle w:val="21"/>
+        <w:rPr>
+          <w:rFonts w:ascii="Aptos Narrow" w:hAnsi="Aptos Narrow"/>
+          <w:lang w:val="ru-RU"/>
+        </w:rPr>
+      </w:pPr>
+      <w:bookmarkStart w:id="15" w:name="_Toc240925291"/>
+      <w:r>
+        <w:rPr>
+          <w:rFonts w:ascii="Aptos Narrow" w:hAnsi="Aptos Narrow"/>
+          <w:lang w:val="ru-RU"/>
+        </w:rPr>
+        <w:t>Шаг 8</w:t>
+      </w:r>
+      <w:r>
+        <w:rPr>
+          <w:rFonts w:ascii="Aptos Narrow" w:hAnsi="Aptos Narrow"/>
+          <w:lang w:val="ru-RU"/>
+        </w:rPr>
+        <w:t>. Создание конструктора подбора маршрута</w:t>
+      </w:r>
+      <w:bookmarkEnd w:id="14"/>
+      <w:bookmarkEnd w:id="15"/>
+    </w:p>
+    <w:p>
+      <w:pPr>
+        <w:rPr>
+          <w:rFonts w:ascii="Aptos Narrow" w:hAnsi="Aptos Narrow"/>
+          <w:lang w:val="ru-RU"/>
+        </w:rPr>
+      </w:pPr>
+      <w:r>
+        <w:rPr>
+          <w:rFonts w:ascii="Aptos Narrow" w:hAnsi="Aptos Narrow"/>
+          <w:lang w:val="ru-RU"/>
+        </w:rPr>
+        <w:t>Для повышения интерактивности был создан тест-помощник по подбору маршрута. Пользователь отвечает на несколько вопросов о предпочтениях: интересуют ли его горы, города или природа, сколько времени он готов выделить на поездку и какой формат отдыха ему ближе.</w:t>
+      </w:r>
+    </w:p>
+    <w:p>
+      <w:pPr>
+        <w:rPr>
+          <w:rFonts w:ascii="Aptos Narrow" w:hAnsi="Aptos Narrow"/>
+          <w:lang w:val="ru-RU"/>
+        </w:rPr>
+      </w:pPr>
+      <w:r>
+        <w:rPr>
+          <w:rFonts w:ascii="Aptos Narrow" w:hAnsi="Aptos Narrow"/>
+          <w:lang w:val="ru-RU"/>
+        </w:rPr>
+        <w:t>На основании выбранных вариантов пользователю предлагается подходящий маршрут. Такой конструктор превращает обычный список направлений в интерактивный инструмент выбора.</w:t>
+      </w:r>
+    </w:p>
+    <w:p>
+      <w:pPr>
+        <w:pStyle w:val="21"/>
+        <w:rPr>
+          <w:rFonts w:ascii="Aptos Narrow" w:hAnsi="Aptos Narrow"/>
+          <w:lang w:val="ru-RU"/>
+        </w:rPr>
+      </w:pPr>
+      <w:bookmarkStart w:id="16" w:name="s19"/>
+    </w:p>
+    <w:p>
+      <w:pPr>
+        <w:pStyle w:val="21"/>
+        <w:rPr>
+          <w:rFonts w:ascii="Aptos Narrow" w:hAnsi="Aptos Narrow"/>
+          <w:lang w:val="ru-RU"/>
+        </w:rPr>
+      </w:pPr>
+      <w:bookmarkStart w:id="17" w:name="_Toc240925292"/>
+      <w:r>
+        <w:rPr>
+          <w:rFonts w:ascii="Aptos Narrow" w:hAnsi="Aptos Narrow"/>
+          <w:lang w:val="ru-RU"/>
+        </w:rPr>
+        <w:t>Шаг 9</w:t>
+      </w:r>
+      <w:r>
+        <w:rPr>
+          <w:rFonts w:ascii="Aptos Narrow" w:hAnsi="Aptos Narrow"/>
+          <w:lang w:val="ru-RU"/>
+        </w:rPr>
+        <w:t xml:space="preserve">. Создание </w:t>
+      </w:r>
+      <w:r>
+        <w:rPr>
+          <w:rFonts w:ascii="Aptos Narrow" w:hAnsi="Aptos Narrow"/>
+        </w:rPr>
+        <w:t>Google</w:t>
+      </w:r>
+      <w:r>
+        <w:rPr>
+          <w:rFonts w:ascii="Aptos Narrow" w:hAnsi="Aptos Narrow"/>
+          <w:lang w:val="ru-RU"/>
+        </w:rPr>
+        <w:t>-форм</w:t>
+      </w:r>
+      <w:bookmarkEnd w:id="16"/>
+      <w:bookmarkEnd w:id="17"/>
+    </w:p>
+    <w:p>
+      <w:pPr>
+        <w:rPr>
+          <w:rFonts w:ascii="Aptos Narrow" w:hAnsi="Aptos Narrow"/>
+        </w:rPr>
+      </w:pPr>
+      <w:r>
+        <w:rPr>
+          <w:rFonts w:ascii="Aptos Narrow" w:hAnsi="Aptos Narrow"/>
+          <w:lang w:val="ru-RU"/>
+        </w:rPr>
+        <w:t xml:space="preserve">Для получения обратной связи были созданы две </w:t>
+      </w:r>
+      <w:r>
+        <w:rPr>
+          <w:rFonts w:ascii="Aptos Narrow" w:hAnsi="Aptos Narrow"/>
+        </w:rPr>
+        <w:t>Google</w:t>
+      </w:r>
+      <w:r>
+        <w:rPr>
+          <w:rFonts w:ascii="Aptos Narrow" w:hAnsi="Aptos Narrow"/>
+          <w:lang w:val="ru-RU"/>
+        </w:rPr>
+        <w:t xml:space="preserve">-формы. Первая форма представляет собой короткий опросник из пяти вопросов о проекте и предпочтениях пользователя. </w:t>
+      </w:r>
+      <w:proofErr w:type="spellStart"/>
+      <w:r>
+        <w:rPr>
+          <w:rFonts w:ascii="Aptos Narrow" w:hAnsi="Aptos Narrow"/>
+        </w:rPr>
+        <w:t>Вторая</w:t>
+      </w:r>
+      <w:proofErr w:type="spellEnd"/>
+      <w:r>
+        <w:rPr>
+          <w:rFonts w:ascii="Aptos Narrow" w:hAnsi="Aptos Narrow"/>
+        </w:rPr>
+        <w:t xml:space="preserve"> </w:t>
+      </w:r>
+      <w:proofErr w:type="spellStart"/>
+      <w:r>
+        <w:rPr>
+          <w:rFonts w:ascii="Aptos Narrow" w:hAnsi="Aptos Narrow"/>
+        </w:rPr>
+        <w:t>предназначена</w:t>
+      </w:r>
+      <w:proofErr w:type="spellEnd"/>
+      <w:r>
+        <w:rPr>
+          <w:rFonts w:ascii="Aptos Narrow" w:hAnsi="Aptos Narrow"/>
+        </w:rPr>
+        <w:t xml:space="preserve"> </w:t>
+      </w:r>
+      <w:proofErr w:type="spellStart"/>
+      <w:r>
+        <w:rPr>
+          <w:rFonts w:ascii="Aptos Narrow" w:hAnsi="Aptos Narrow"/>
+        </w:rPr>
+        <w:t>для</w:t>
+      </w:r>
+      <w:proofErr w:type="spellEnd"/>
+      <w:r>
+        <w:rPr>
+          <w:rFonts w:ascii="Aptos Narrow" w:hAnsi="Aptos Narrow"/>
+        </w:rPr>
+        <w:t xml:space="preserve"> </w:t>
+      </w:r>
+      <w:proofErr w:type="spellStart"/>
+      <w:r>
+        <w:rPr>
+          <w:rFonts w:ascii="Aptos Narrow" w:hAnsi="Aptos Narrow"/>
+        </w:rPr>
+        <w:t>свободного</w:t>
+      </w:r>
+      <w:proofErr w:type="spellEnd"/>
+      <w:r>
+        <w:rPr>
+          <w:rFonts w:ascii="Aptos Narrow" w:hAnsi="Aptos Narrow"/>
+        </w:rPr>
+        <w:t xml:space="preserve"> отзыва о сайте.</w:t>
+      </w:r>
+    </w:p>
+    <w:p>
+      <w:pPr>
+        <w:pStyle w:val="a0"/>
+        <w:numPr>
+          <w:ilvl w:val="0"/>
+          <w:numId w:val="11"/>
+        </w:numPr>
+        <w:spacing w:after="60"/>
+        <w:rPr>
+          <w:rFonts w:ascii="Aptos Narrow" w:hAnsi="Aptos Narrow"/>
+          <w:lang w:val="ru-RU"/>
+        </w:rPr>
+      </w:pPr>
+      <w:r>
+        <w:rPr>
+          <w:rFonts w:ascii="Aptos Narrow" w:hAnsi="Aptos Narrow"/>
+          <w:lang w:val="ru-RU"/>
+        </w:rPr>
+        <w:t>Опросник из 5 вопросов.</w:t>
+      </w:r>
+    </w:p>
+    <w:p>
+      <w:pPr>
+        <w:pStyle w:val="a0"/>
+        <w:numPr>
+          <w:ilvl w:val="0"/>
+          <w:numId w:val="11"/>
+        </w:numPr>
+        <w:spacing w:after="60"/>
+        <w:rPr>
+          <w:rFonts w:ascii="Aptos Narrow" w:hAnsi="Aptos Narrow"/>
+          <w:lang w:val="ru-RU"/>
+        </w:rPr>
+      </w:pPr>
+      <w:r>
+        <w:rPr>
+          <w:rFonts w:ascii="Aptos Narrow" w:hAnsi="Aptos Narrow"/>
+          <w:lang w:val="ru-RU"/>
+        </w:rPr>
+        <w:t>Отдельная форма для общего отзыва.</w:t>
+      </w:r>
+    </w:p>
+    <w:p>
+      <w:pPr>
+        <w:pStyle w:val="a0"/>
+        <w:numPr>
+          <w:ilvl w:val="0"/>
+          <w:numId w:val="11"/>
+        </w:numPr>
+        <w:spacing w:after="60"/>
+        <w:rPr>
+          <w:rFonts w:ascii="Aptos Narrow" w:hAnsi="Aptos Narrow"/>
+          <w:lang w:val="ru-RU"/>
+        </w:rPr>
+      </w:pPr>
+      <w:r>
+        <w:rPr>
+          <w:rFonts w:ascii="Aptos Narrow" w:hAnsi="Aptos Narrow"/>
+          <w:lang w:val="ru-RU"/>
+        </w:rPr>
+        <w:t>Ссылки на формы размещены на последней странице сайта.</w:t>
+      </w:r>
+    </w:p>
+    <w:p>
+      <w:pPr>
+        <w:pStyle w:val="a0"/>
+        <w:numPr>
+          <w:ilvl w:val="0"/>
+          <w:numId w:val="11"/>
+        </w:numPr>
+        <w:spacing w:after="60"/>
+        <w:rPr>
+          <w:rFonts w:ascii="Aptos Narrow" w:hAnsi="Aptos Narrow"/>
+          <w:lang w:val="ru-RU"/>
+        </w:rPr>
+      </w:pPr>
+      <w:r>
+        <w:rPr>
+          <w:rFonts w:ascii="Aptos Narrow" w:hAnsi="Aptos Narrow"/>
+          <w:lang w:val="ru-RU"/>
+        </w:rPr>
+        <w:t>Формы могут открываться непосредственно в браузере.</w:t>
+      </w:r>
+    </w:p>
+    <w:p>
+      <w:pPr>
+        <w:pStyle w:val="21"/>
+        <w:rPr>
+          <w:rFonts w:ascii="Aptos Narrow" w:hAnsi="Aptos Narrow"/>
+          <w:lang w:val="ru-RU"/>
+        </w:rPr>
+      </w:pPr>
+      <w:bookmarkStart w:id="18" w:name="s110"/>
+    </w:p>
+    <w:p>
+      <w:pPr>
+        <w:pStyle w:val="21"/>
+        <w:rPr>
+          <w:rFonts w:ascii="Aptos Narrow" w:hAnsi="Aptos Narrow"/>
+          <w:lang w:val="ru-RU"/>
+        </w:rPr>
+      </w:pPr>
+      <w:bookmarkStart w:id="19" w:name="_Toc240925293"/>
+      <w:r>
+        <w:rPr>
+          <w:rFonts w:ascii="Aptos Narrow" w:hAnsi="Aptos Narrow"/>
+          <w:lang w:val="ru-RU"/>
+        </w:rPr>
+        <w:t xml:space="preserve">Шаг </w:t>
+      </w:r>
+      <w:r>
+        <w:rPr>
+          <w:rFonts w:ascii="Aptos Narrow" w:hAnsi="Aptos Narrow"/>
+          <w:lang w:val="ru-RU"/>
+        </w:rPr>
+        <w:t>10. Документы и внешние материалы</w:t>
+      </w:r>
+      <w:bookmarkEnd w:id="18"/>
+      <w:bookmarkEnd w:id="19"/>
+    </w:p>
+    <w:p>
+      <w:pPr>
+        <w:rPr>
+          <w:rFonts w:ascii="Aptos Narrow" w:hAnsi="Aptos Narrow"/>
+          <w:lang w:val="ru-RU"/>
+        </w:rPr>
+      </w:pPr>
+      <w:r>
+        <w:rPr>
+          <w:rFonts w:ascii="Aptos Narrow" w:hAnsi="Aptos Narrow"/>
+          <w:lang w:val="ru-RU"/>
+        </w:rPr>
+        <w:t xml:space="preserve">На последней странице сайта, в разделе контактов, дополнительно размещены ссылки на материалы проекта, предусмотренные заданием: презентацию </w:t>
+      </w:r>
+      <w:r>
+        <w:rPr>
+          <w:rFonts w:ascii="Aptos Narrow" w:hAnsi="Aptos Narrow"/>
+        </w:rPr>
+        <w:t>PowerPoint</w:t>
+      </w:r>
+      <w:r>
+        <w:rPr>
+          <w:rFonts w:ascii="Aptos Narrow" w:hAnsi="Aptos Narrow"/>
+          <w:lang w:val="ru-RU"/>
+        </w:rPr>
+        <w:t xml:space="preserve">, </w:t>
+      </w:r>
+      <w:r>
+        <w:rPr>
+          <w:rFonts w:ascii="Aptos Narrow" w:hAnsi="Aptos Narrow"/>
+        </w:rPr>
+        <w:t>PDF</w:t>
+      </w:r>
+      <w:r>
+        <w:rPr>
+          <w:rFonts w:ascii="Aptos Narrow" w:hAnsi="Aptos Narrow"/>
+          <w:lang w:val="ru-RU"/>
+        </w:rPr>
+        <w:t xml:space="preserve">-документ и документ </w:t>
+      </w:r>
+      <w:r>
+        <w:rPr>
+          <w:rFonts w:ascii="Aptos Narrow" w:hAnsi="Aptos Narrow"/>
+        </w:rPr>
+        <w:t>Word</w:t>
+      </w:r>
+      <w:r>
+        <w:rPr>
+          <w:rFonts w:ascii="Aptos Narrow" w:hAnsi="Aptos Narrow"/>
+          <w:lang w:val="ru-RU"/>
+        </w:rPr>
+        <w:t>. Пользователь может скачать эти материалы через соответствующие ссылки.</w:t>
+      </w:r>
+    </w:p>
+    <w:p>
+      <w:pPr>
+        <w:rPr>
+          <w:rFonts w:ascii="Aptos Narrow" w:hAnsi="Aptos Narrow"/>
+          <w:lang w:val="ru-RU"/>
+        </w:rPr>
+      </w:pPr>
+      <w:r>
+        <w:rPr>
+          <w:rFonts w:ascii="Aptos Narrow" w:hAnsi="Aptos Narrow"/>
+          <w:lang w:val="ru-RU"/>
+        </w:rPr>
+        <w:t xml:space="preserve">Также </w:t>
+      </w:r>
+      <w:r>
+        <w:rPr>
+          <w:rFonts w:ascii="Aptos Narrow" w:hAnsi="Aptos Narrow"/>
+          <w:lang w:val="ru-RU"/>
+        </w:rPr>
+        <w:t>возможен</w:t>
+      </w:r>
+      <w:r>
+        <w:rPr>
+          <w:rFonts w:ascii="Aptos Narrow" w:hAnsi="Aptos Narrow"/>
+          <w:lang w:val="ru-RU"/>
+        </w:rPr>
+        <w:t xml:space="preserve"> альтернативный вариант хранения материалов. Все документы можно загрузить на </w:t>
+      </w:r>
+      <w:r>
+        <w:rPr>
+          <w:rFonts w:ascii="Aptos Narrow" w:hAnsi="Aptos Narrow"/>
+        </w:rPr>
+        <w:t>Google</w:t>
+      </w:r>
+      <w:r>
+        <w:rPr>
+          <w:rFonts w:ascii="Aptos Narrow" w:hAnsi="Aptos Narrow"/>
+          <w:lang w:val="ru-RU"/>
+        </w:rPr>
+        <w:t xml:space="preserve"> Диск и предоставить к ним доступ по ссылкам. В таком случае презентацию можно открывать через </w:t>
+      </w:r>
+      <w:r>
+        <w:rPr>
+          <w:rFonts w:ascii="Aptos Narrow" w:hAnsi="Aptos Narrow"/>
+        </w:rPr>
+        <w:t>Google</w:t>
+      </w:r>
+      <w:r>
+        <w:rPr>
+          <w:rFonts w:ascii="Aptos Narrow" w:hAnsi="Aptos Narrow"/>
+          <w:lang w:val="ru-RU"/>
+        </w:rPr>
+        <w:t xml:space="preserve"> Презентации, текстовый документ — через </w:t>
+      </w:r>
+      <w:r>
+        <w:rPr>
+          <w:rFonts w:ascii="Aptos Narrow" w:hAnsi="Aptos Narrow"/>
+        </w:rPr>
+        <w:t>Google</w:t>
+      </w:r>
+      <w:r>
+        <w:rPr>
+          <w:rFonts w:ascii="Aptos Narrow" w:hAnsi="Aptos Narrow"/>
+          <w:lang w:val="ru-RU"/>
+        </w:rPr>
+        <w:t xml:space="preserve"> Документы, а </w:t>
+      </w:r>
+      <w:r>
+        <w:rPr>
+          <w:rFonts w:ascii="Aptos Narrow" w:hAnsi="Aptos Narrow"/>
+        </w:rPr>
+        <w:t>PDF</w:t>
+      </w:r>
+      <w:r>
+        <w:rPr>
+          <w:rFonts w:ascii="Aptos Narrow" w:hAnsi="Aptos Narrow"/>
+          <w:lang w:val="ru-RU"/>
+        </w:rPr>
+        <w:t xml:space="preserve"> — непосредственно в браузере. </w:t>
+      </w:r>
+      <w:r>
+        <w:rPr>
+          <w:rFonts w:ascii="Aptos Narrow" w:hAnsi="Aptos Narrow"/>
+          <w:lang w:val="ru-RU"/>
+        </w:rPr>
+        <w:t>Это позволяет просматривать материалы без установки дополнительного программного обеспечения.</w:t>
+      </w:r>
+      <w:r>
+        <w:rPr>
+          <w:rFonts w:ascii="Aptos Narrow" w:hAnsi="Aptos Narrow"/>
+          <w:lang w:val="ru-RU"/>
+        </w:rPr>
+        <w:br w:type="page"/>
+      </w:r>
+    </w:p>
+    <w:p>
+      <w:pPr>
+        <w:pStyle w:val="1"/>
+        <w:rPr>
+          <w:rFonts w:ascii="Aptos Narrow" w:hAnsi="Aptos Narrow"/>
+          <w:lang w:val="ru-RU"/>
+        </w:rPr>
+      </w:pPr>
+      <w:bookmarkStart w:id="20" w:name="section2"/>
+      <w:bookmarkStart w:id="21" w:name="_Toc240925294"/>
+      <w:r>
+        <w:rPr>
+          <w:rFonts w:ascii="Aptos Narrow" w:hAnsi="Aptos Narrow"/>
+          <w:lang w:val="ru-RU"/>
+        </w:rPr>
+        <w:lastRenderedPageBreak/>
+        <w:t>2. Краткая интерактивная версия сайта</w:t>
+      </w:r>
+      <w:bookmarkEnd w:id="20"/>
+      <w:bookmarkEnd w:id="21"/>
+    </w:p>
+    <w:p>
+      <w:pPr>
+        <w:rPr>
+          <w:rFonts w:ascii="Aptos Narrow" w:hAnsi="Aptos Narrow"/>
+          <w:lang w:val="ru-RU"/>
+        </w:rPr>
+      </w:pPr>
+      <w:r>
+        <w:rPr>
+          <w:rFonts w:ascii="Aptos Narrow" w:hAnsi="Aptos Narrow"/>
+          <w:lang w:val="ru-RU"/>
+        </w:rPr>
+        <w:t xml:space="preserve">Данный раздел является краткой версией сайта и позволяет перейти непосредственно к его основным функциям. Ссылки ниже можно использовать как навигационное меню проекта. </w:t>
+      </w:r>
+    </w:p>
+    <w:p>
+      <w:pPr>
+        <w:pStyle w:val="21"/>
+        <w:rPr>
+          <w:rFonts w:ascii="Aptos Narrow" w:hAnsi="Aptos Narrow"/>
+          <w:lang w:val="ru-RU"/>
+        </w:rPr>
+      </w:pPr>
+      <w:bookmarkStart w:id="22" w:name="s21"/>
+      <w:bookmarkStart w:id="23" w:name="_Toc240925295"/>
+      <w:r>
+        <w:rPr>
+          <w:rFonts w:ascii="Aptos Narrow" w:hAnsi="Aptos Narrow"/>
+          <w:lang w:val="ru-RU"/>
+        </w:rPr>
+        <w:t>2.1. Главная и разделы</w:t>
+      </w:r>
+      <w:bookmarkEnd w:id="22"/>
+      <w:bookmarkEnd w:id="23"/>
+    </w:p>
+    <w:p>
+      <w:pPr>
+        <w:rPr>
+          <w:rFonts w:ascii="Aptos Narrow" w:hAnsi="Aptos Narrow"/>
+          <w:lang w:val="ru-RU"/>
+        </w:rPr>
+      </w:pPr>
+      <w:r>
+        <w:rPr>
+          <w:rFonts w:ascii="Aptos Narrow" w:hAnsi="Aptos Narrow"/>
+          <w:lang w:val="ru-RU"/>
+        </w:rPr>
+        <w:t>Основная страница проекта:</w:t>
+      </w:r>
+    </w:p>
+    <w:p>
+      <w:pPr>
+        <w:rPr>
+          <w:rFonts w:ascii="Aptos Narrow" w:hAnsi="Aptos Narrow"/>
+          <w:lang w:val="ru-RU"/>
+        </w:rPr>
+      </w:pPr>
+      <w:hyperlink r:id="rId9">
         <w:r>
           <w:rPr>
             <w:rFonts w:ascii="Aptos Narrow" w:hAnsi="Aptos Narrow"/>
@@ -2738,14 +3821,442 @@
         <w:t>Быстрый переход к основным разделам:</w:t>
       </w:r>
     </w:p>
+    <w:tbl>
+      <w:tblPr>
+        <w:tblStyle w:val="-610"/>
+        <w:tblW w:w="0" w:type="auto"/>
+        <w:tblLook w:val="04A0" w:firstRow="1" w:lastRow="0" w:firstColumn="1" w:lastColumn="0" w:noHBand="0" w:noVBand="1"/>
+      </w:tblPr>
+      <w:tblGrid>
+        <w:gridCol w:w="1947"/>
+        <w:gridCol w:w="1947"/>
+        <w:gridCol w:w="1947"/>
+        <w:gridCol w:w="1947"/>
+        <w:gridCol w:w="1948"/>
+      </w:tblGrid>
+      <w:tr>
+        <w:trPr>
+          <w:cnfStyle w:val="100000000000" w:firstRow="1" w:lastRow="0" w:firstColumn="0" w:lastColumn="0" w:oddVBand="0" w:evenVBand="0" w:oddHBand="0" w:evenHBand="0" w:firstRowFirstColumn="0" w:firstRowLastColumn="0" w:lastRowFirstColumn="0" w:lastRowLastColumn="0"/>
+          <w:trHeight w:val="454"/>
+        </w:trPr>
+        <w:tc>
+          <w:tcPr>
+            <w:cnfStyle w:val="001000000000" w:firstRow="0" w:lastRow="0" w:firstColumn="1" w:lastColumn="0" w:oddVBand="0" w:evenVBand="0" w:oddHBand="0" w:evenHBand="0" w:firstRowFirstColumn="0" w:firstRowLastColumn="0" w:lastRowFirstColumn="0" w:lastRowLastColumn="0"/>
+            <w:tcW w:w="1947" w:type="dxa"/>
+            <w:vAlign w:val="center"/>
+          </w:tcPr>
+          <w:p>
+            <w:pPr>
+              <w:jc w:val="center"/>
+              <w:rPr>
+                <w:rStyle w:val="aff8"/>
+                <w:color w:val="548DD4" w:themeColor="text2" w:themeTint="99"/>
+                <w:u w:val="none"/>
+                <w:lang w:val="ru-RU"/>
+              </w:rPr>
+            </w:pPr>
+            <w:hyperlink r:id="rId10" w:history="1">
+              <w:r>
+                <w:rPr>
+                  <w:rStyle w:val="aff8"/>
+                  <w:color w:val="548DD4" w:themeColor="text2" w:themeTint="99"/>
+                  <w:lang w:val="ru-RU"/>
+                </w:rPr>
+                <w:t>Г</w:t>
+              </w:r>
+              <w:r>
+                <w:rPr>
+                  <w:rStyle w:val="aff8"/>
+                  <w:rFonts w:ascii="Aptos Narrow" w:hAnsi="Aptos Narrow"/>
+                  <w:color w:val="548DD4" w:themeColor="text2" w:themeTint="99"/>
+                  <w:lang w:val="ru-RU"/>
+                </w:rPr>
+                <w:t>лавная</w:t>
+              </w:r>
+            </w:hyperlink>
+          </w:p>
+        </w:tc>
+        <w:tc>
+          <w:tcPr>
+            <w:tcW w:w="1947" w:type="dxa"/>
+            <w:vAlign w:val="center"/>
+          </w:tcPr>
+          <w:p>
+            <w:pPr>
+              <w:jc w:val="center"/>
+              <w:cnfStyle w:val="100000000000" w:firstRow="1" w:lastRow="0" w:firstColumn="0" w:lastColumn="0" w:oddVBand="0" w:evenVBand="0" w:oddHBand="0" w:evenHBand="0" w:firstRowFirstColumn="0" w:firstRowLastColumn="0" w:lastRowFirstColumn="0" w:lastRowLastColumn="0"/>
+              <w:rPr>
+                <w:rStyle w:val="aff8"/>
+                <w:color w:val="548DD4" w:themeColor="text2" w:themeTint="99"/>
+                <w:u w:val="none"/>
+                <w:lang w:val="ru-RU"/>
+              </w:rPr>
+            </w:pPr>
+            <w:hyperlink r:id="rId11" w:history="1">
+              <w:r>
+                <w:rPr>
+                  <w:rStyle w:val="aff8"/>
+                  <w:color w:val="548DD4" w:themeColor="text2" w:themeTint="99"/>
+                  <w:lang w:val="ru-RU"/>
+                </w:rPr>
+                <w:t>О</w:t>
+              </w:r>
+              <w:r>
+                <w:rPr>
+                  <w:rStyle w:val="aff8"/>
+                  <w:rFonts w:ascii="Aptos Narrow" w:hAnsi="Aptos Narrow"/>
+                  <w:color w:val="548DD4" w:themeColor="text2" w:themeTint="99"/>
+                  <w:lang w:val="ru-RU"/>
+                </w:rPr>
+                <w:t xml:space="preserve"> нас</w:t>
+              </w:r>
+            </w:hyperlink>
+          </w:p>
+        </w:tc>
+        <w:tc>
+          <w:tcPr>
+            <w:tcW w:w="1947" w:type="dxa"/>
+            <w:vAlign w:val="center"/>
+          </w:tcPr>
+          <w:p>
+            <w:pPr>
+              <w:jc w:val="center"/>
+              <w:cnfStyle w:val="100000000000" w:firstRow="1" w:lastRow="0" w:firstColumn="0" w:lastColumn="0" w:oddVBand="0" w:evenVBand="0" w:oddHBand="0" w:evenHBand="0" w:firstRowFirstColumn="0" w:firstRowLastColumn="0" w:lastRowFirstColumn="0" w:lastRowLastColumn="0"/>
+              <w:rPr>
+                <w:rStyle w:val="aff8"/>
+                <w:color w:val="548DD4" w:themeColor="text2" w:themeTint="99"/>
+                <w:u w:val="none"/>
+                <w:lang w:val="ru-RU"/>
+              </w:rPr>
+            </w:pPr>
+            <w:hyperlink r:id="rId12" w:history="1">
+              <w:r>
+                <w:rPr>
+                  <w:rStyle w:val="aff8"/>
+                  <w:color w:val="548DD4" w:themeColor="text2" w:themeTint="99"/>
+                  <w:lang w:val="ru-RU"/>
+                </w:rPr>
+                <w:t>М</w:t>
+              </w:r>
+              <w:r>
+                <w:rPr>
+                  <w:rStyle w:val="aff8"/>
+                  <w:rFonts w:ascii="Aptos Narrow" w:hAnsi="Aptos Narrow"/>
+                  <w:color w:val="548DD4" w:themeColor="text2" w:themeTint="99"/>
+                  <w:lang w:val="ru-RU"/>
+                </w:rPr>
+                <w:t>аршруты</w:t>
+              </w:r>
+            </w:hyperlink>
+          </w:p>
+        </w:tc>
+        <w:tc>
+          <w:tcPr>
+            <w:tcW w:w="1947" w:type="dxa"/>
+            <w:vAlign w:val="center"/>
+          </w:tcPr>
+          <w:p>
+            <w:pPr>
+              <w:jc w:val="center"/>
+              <w:cnfStyle w:val="100000000000" w:firstRow="1" w:lastRow="0" w:firstColumn="0" w:lastColumn="0" w:oddVBand="0" w:evenVBand="0" w:oddHBand="0" w:evenHBand="0" w:firstRowFirstColumn="0" w:firstRowLastColumn="0" w:lastRowFirstColumn="0" w:lastRowLastColumn="0"/>
+              <w:rPr>
+                <w:rStyle w:val="aff8"/>
+                <w:color w:val="548DD4" w:themeColor="text2" w:themeTint="99"/>
+                <w:u w:val="none"/>
+                <w:lang w:val="ru-RU"/>
+              </w:rPr>
+            </w:pPr>
+            <w:hyperlink r:id="rId13" w:history="1">
+              <w:r>
+                <w:rPr>
+                  <w:rStyle w:val="aff8"/>
+                  <w:color w:val="548DD4" w:themeColor="text2" w:themeTint="99"/>
+                  <w:lang w:val="ru-RU"/>
+                </w:rPr>
+                <w:t>Г</w:t>
+              </w:r>
+              <w:r>
+                <w:rPr>
+                  <w:rStyle w:val="aff8"/>
+                  <w:rFonts w:ascii="Aptos Narrow" w:hAnsi="Aptos Narrow"/>
+                  <w:color w:val="548DD4" w:themeColor="text2" w:themeTint="99"/>
+                  <w:lang w:val="ru-RU"/>
+                </w:rPr>
+                <w:t>алерея</w:t>
+              </w:r>
+            </w:hyperlink>
+          </w:p>
+        </w:tc>
+        <w:tc>
+          <w:tcPr>
+            <w:tcW w:w="1948" w:type="dxa"/>
+            <w:vAlign w:val="center"/>
+          </w:tcPr>
+          <w:p>
+            <w:pPr>
+              <w:jc w:val="center"/>
+              <w:cnfStyle w:val="100000000000" w:firstRow="1" w:lastRow="0" w:firstColumn="0" w:lastColumn="0" w:oddVBand="0" w:evenVBand="0" w:oddHBand="0" w:evenHBand="0" w:firstRowFirstColumn="0" w:firstRowLastColumn="0" w:lastRowFirstColumn="0" w:lastRowLastColumn="0"/>
+              <w:rPr>
+                <w:rStyle w:val="aff8"/>
+                <w:rFonts w:ascii="Aptos Narrow" w:hAnsi="Aptos Narrow"/>
+                <w:color w:val="548DD4" w:themeColor="text2" w:themeTint="99"/>
+                <w:u w:val="none"/>
+                <w:lang w:val="ru-RU"/>
+              </w:rPr>
+            </w:pPr>
+            <w:hyperlink r:id="rId14" w:history="1">
+              <w:r>
+                <w:rPr>
+                  <w:rStyle w:val="aff8"/>
+                  <w:rFonts w:ascii="Aptos Narrow" w:hAnsi="Aptos Narrow"/>
+                  <w:color w:val="548DD4" w:themeColor="text2" w:themeTint="99"/>
+                  <w:lang w:val="ru-RU"/>
+                </w:rPr>
+                <w:t>Контакты</w:t>
+              </w:r>
+            </w:hyperlink>
+          </w:p>
+        </w:tc>
+      </w:tr>
+    </w:tbl>
     <w:p>
       <w:pPr>
+        <w:pStyle w:val="21"/>
+        <w:rPr>
+          <w:rFonts w:ascii="Aptos Narrow" w:hAnsi="Aptos Narrow"/>
+          <w:lang w:val="ru-RU"/>
+        </w:rPr>
+      </w:pPr>
+      <w:bookmarkStart w:id="24" w:name="s22"/>
+    </w:p>
+    <w:p>
+      <w:pPr>
+        <w:pStyle w:val="21"/>
+        <w:rPr>
+          <w:rFonts w:ascii="Aptos Narrow" w:hAnsi="Aptos Narrow"/>
+          <w:lang w:val="ru-RU"/>
+        </w:rPr>
+      </w:pPr>
+      <w:bookmarkStart w:id="25" w:name="_Toc240925296"/>
+      <w:r>
+        <w:rPr>
+          <w:rFonts w:ascii="Aptos Narrow" w:hAnsi="Aptos Narrow"/>
+          <w:lang w:val="ru-RU"/>
+        </w:rPr>
+        <w:t>2.2. Маршруты</w:t>
+      </w:r>
+      <w:bookmarkEnd w:id="24"/>
+      <w:bookmarkEnd w:id="25"/>
+    </w:p>
+    <w:p>
+      <w:pPr>
+        <w:rPr>
+          <w:rFonts w:ascii="Aptos Narrow" w:hAnsi="Aptos Narrow"/>
+          <w:lang w:val="ru-RU"/>
+        </w:rPr>
+      </w:pPr>
+      <w:r>
+        <w:rPr>
+          <w:rFonts w:ascii="Aptos Narrow" w:hAnsi="Aptos Narrow"/>
+          <w:lang w:val="ru-RU"/>
+        </w:rPr>
+        <w:t>Основной интерактивный раздел сайта — «Маршруты». На странице размещены карточки направлений, из которых пользователь может перейти к подробному описанию выбранного маршрута.</w:t>
+      </w:r>
+    </w:p>
+    <w:p>
+      <w:pPr>
+        <w:rPr>
+          <w:rStyle w:val="aff8"/>
+          <w:rFonts w:ascii="Aptos Narrow" w:hAnsi="Aptos Narrow"/>
+          <w:b/>
+          <w:bCs/>
+          <w:color w:val="548DD4" w:themeColor="text2" w:themeTint="99"/>
+          <w:lang w:val="ru-RU"/>
+        </w:rPr>
+      </w:pPr>
+      <w:r>
+        <w:rPr>
+          <w:rStyle w:val="aff8"/>
+          <w:b/>
+          <w:bCs/>
+          <w:color w:val="548DD4" w:themeColor="text2" w:themeTint="99"/>
+          <w:lang w:val="ru-RU"/>
+        </w:rPr>
+        <w:fldChar w:fldCharType="begin"/>
+      </w:r>
+      <w:r>
+        <w:rPr>
+          <w:rStyle w:val="aff8"/>
+          <w:b/>
+          <w:bCs/>
+          <w:color w:val="548DD4" w:themeColor="text2" w:themeTint="99"/>
+          <w:lang w:val="ru-RU"/>
+        </w:rPr>
+        <w:instrText>HYPERLINK "https://sorokaolka.github.io/ITprojectSaroka/routes.html"</w:instrText>
+      </w:r>
+      <w:r>
+        <w:rPr>
+          <w:rStyle w:val="aff8"/>
+          <w:b/>
+          <w:bCs/>
+          <w:color w:val="548DD4" w:themeColor="text2" w:themeTint="99"/>
+          <w:lang w:val="ru-RU"/>
+        </w:rPr>
+      </w:r>
+      <w:r>
+        <w:rPr>
+          <w:rStyle w:val="aff8"/>
+          <w:b/>
+          <w:bCs/>
+          <w:color w:val="548DD4" w:themeColor="text2" w:themeTint="99"/>
+          <w:lang w:val="ru-RU"/>
+        </w:rPr>
+        <w:fldChar w:fldCharType="separate"/>
+      </w:r>
+      <w:r>
+        <w:rPr>
+          <w:rStyle w:val="aff8"/>
+          <w:rFonts w:ascii="Aptos Narrow" w:hAnsi="Aptos Narrow"/>
+          <w:b/>
+          <w:bCs/>
+          <w:color w:val="548DD4" w:themeColor="text2" w:themeTint="99"/>
+          <w:lang w:val="ru-RU"/>
+        </w:rPr>
+        <w:t>Перейти к странице маршрутов</w:t>
+      </w:r>
+    </w:p>
+    <w:p>
+      <w:pPr>
+        <w:rPr>
+          <w:rFonts w:ascii="Aptos Narrow" w:hAnsi="Aptos Narrow"/>
+          <w:color w:val="0563C1"/>
+          <w:u w:val="single"/>
+          <w:lang w:val="ru-RU"/>
+        </w:rPr>
+      </w:pPr>
+      <w:r>
+        <w:rPr>
+          <w:rStyle w:val="aff8"/>
+          <w:b/>
+          <w:bCs/>
+          <w:color w:val="548DD4" w:themeColor="text2" w:themeTint="99"/>
+          <w:lang w:val="ru-RU"/>
+        </w:rPr>
+        <w:fldChar w:fldCharType="end"/>
+      </w:r>
+      <w:r>
+        <w:rPr>
+          <w:rFonts w:ascii="Aptos Narrow" w:hAnsi="Aptos Narrow"/>
+          <w:b/>
+          <w:bCs/>
+          <w:color w:val="0563C1"/>
+          <w:u w:val="single"/>
+          <w:lang w:val="ru-RU"/>
+          <w14:textFill>
+            <w14:solidFill>
+              <w14:srgbClr w14:val="0563C1">
+                <w14:lumMod w14:val="60000"/>
+                <w14:lumOff w14:val="40000"/>
+              </w14:srgbClr>
+            </w14:solidFill>
+          </w14:textFill>
+        </w:rPr>
+        <w:t>Перейти непосредственно к тесту-помощнику по подбору маршрута</w:t>
+      </w:r>
+    </w:p>
+    <w:p>
+      <w:pPr>
+        <w:pStyle w:val="21"/>
+        <w:rPr>
+          <w:rFonts w:ascii="Aptos Narrow" w:eastAsiaTheme="minorEastAsia" w:hAnsi="Aptos Narrow" w:cstheme="minorBidi"/>
+          <w:b w:val="0"/>
+          <w:bCs w:val="0"/>
+          <w:color w:val="0563C1"/>
+          <w:sz w:val="21"/>
+          <w:szCs w:val="22"/>
+          <w:u w:val="single"/>
+          <w:lang w:val="ru-RU"/>
+        </w:rPr>
+      </w:pPr>
+      <w:bookmarkStart w:id="26" w:name="s23"/>
+    </w:p>
+    <w:p>
+      <w:pPr>
+        <w:pStyle w:val="21"/>
+        <w:rPr>
+          <w:rFonts w:ascii="Aptos Narrow" w:hAnsi="Aptos Narrow"/>
+          <w:lang w:val="ru-RU"/>
+        </w:rPr>
+      </w:pPr>
+      <w:bookmarkStart w:id="27" w:name="_Toc240925297"/>
+      <w:r>
+        <w:rPr>
+          <w:rFonts w:ascii="Aptos Narrow" w:hAnsi="Aptos Narrow"/>
+          <w:lang w:val="ru-RU"/>
+        </w:rPr>
+        <w:t>2.3. Интерактивные ссылки</w:t>
+      </w:r>
+      <w:bookmarkEnd w:id="26"/>
+      <w:bookmarkEnd w:id="27"/>
+    </w:p>
+    <w:p>
+      <w:pPr>
+        <w:rPr>
+          <w:rFonts w:ascii="Aptos Narrow" w:hAnsi="Aptos Narrow"/>
+          <w:lang w:val="ru-RU"/>
+        </w:rPr>
+      </w:pPr>
+      <w:r>
+        <w:rPr>
+          <w:rFonts w:ascii="Aptos Narrow" w:hAnsi="Aptos Narrow"/>
+          <w:lang w:val="ru-RU"/>
+        </w:rPr>
+        <w:t xml:space="preserve">В краткой версии документа рекомендуется использовать активные ссылки на те же элементы, что и на сайте: страницу маршрутов, тест-помощник, </w:t>
+      </w:r>
+      <w:r>
+        <w:rPr>
+          <w:rFonts w:ascii="Aptos Narrow" w:hAnsi="Aptos Narrow"/>
+        </w:rPr>
+        <w:t>Google</w:t>
+      </w:r>
+      <w:r>
+        <w:rPr>
+          <w:rFonts w:ascii="Aptos Narrow" w:hAnsi="Aptos Narrow"/>
+          <w:lang w:val="ru-RU"/>
+        </w:rPr>
+        <w:t>-формы и документы проекта.</w:t>
+      </w:r>
+    </w:p>
+    <w:p>
+      <w:pPr>
         <w:pStyle w:val="a0"/>
-        <w:rPr>
-          <w:rFonts w:ascii="Aptos Narrow" w:hAnsi="Aptos Narrow"/>
-        </w:rPr>
-      </w:pPr>
-      <w:hyperlink r:id="rId9">
+        <w:ind w:firstLine="66"/>
+        <w:rPr>
+          <w:rFonts w:ascii="Aptos Narrow" w:hAnsi="Aptos Narrow"/>
+          <w:lang w:val="ru-RU"/>
+        </w:rPr>
+      </w:pPr>
+      <w:hyperlink r:id="rId15" w:anchor="routeQuiz">
+        <w:r>
+          <w:rPr>
+            <w:rFonts w:ascii="Aptos Narrow" w:hAnsi="Aptos Narrow"/>
+            <w:color w:val="0563C1"/>
+            <w:u w:val="single"/>
+            <w:lang w:val="ru-RU"/>
+          </w:rPr>
+          <w:t>Тест-помощник по подбору маршрута</w:t>
+        </w:r>
+      </w:hyperlink>
+    </w:p>
+    <w:p>
+      <w:pPr>
+        <w:pStyle w:val="a0"/>
+        <w:ind w:firstLine="66"/>
+        <w:rPr>
+          <w:rFonts w:ascii="Aptos Narrow" w:hAnsi="Aptos Narrow"/>
+        </w:rPr>
+      </w:pPr>
+      <w:hyperlink r:id="rId16">
         <w:proofErr w:type="spellStart"/>
         <w:r>
           <w:rPr>
@@ -2753,216 +4264,7 @@
             <w:color w:val="0563C1"/>
             <w:u w:val="single"/>
           </w:rPr>
-          <w:t>Главная</w:t>
-        </w:r>
-        <w:proofErr w:type="spellEnd"/>
-      </w:hyperlink>
-    </w:p>
-    <w:p>
-      <w:pPr>
-        <w:pStyle w:val="a0"/>
-        <w:rPr>
-          <w:rFonts w:ascii="Aptos Narrow" w:hAnsi="Aptos Narrow"/>
-        </w:rPr>
-      </w:pPr>
-      <w:hyperlink r:id="rId10">
-        <w:r>
-          <w:rPr>
-            <w:rFonts w:ascii="Aptos Narrow" w:hAnsi="Aptos Narrow"/>
-            <w:color w:val="0563C1"/>
-            <w:u w:val="single"/>
-          </w:rPr>
-          <w:t>О нас</w:t>
-        </w:r>
-      </w:hyperlink>
-    </w:p>
-    <w:p>
-      <w:pPr>
-        <w:pStyle w:val="a0"/>
-        <w:rPr>
-          <w:rFonts w:ascii="Aptos Narrow" w:hAnsi="Aptos Narrow"/>
-        </w:rPr>
-      </w:pPr>
-      <w:hyperlink r:id="rId11">
-        <w:r>
-          <w:rPr>
-            <w:rFonts w:ascii="Aptos Narrow" w:hAnsi="Aptos Narrow"/>
-            <w:color w:val="0563C1"/>
-            <w:u w:val="single"/>
-          </w:rPr>
-          <w:t>Маршруты</w:t>
-        </w:r>
-      </w:hyperlink>
-    </w:p>
-    <w:p>
-      <w:pPr>
-        <w:pStyle w:val="a0"/>
-        <w:rPr>
-          <w:rFonts w:ascii="Aptos Narrow" w:hAnsi="Aptos Narrow"/>
-        </w:rPr>
-      </w:pPr>
-      <w:hyperlink r:id="rId12">
-        <w:r>
-          <w:rPr>
-            <w:rFonts w:ascii="Aptos Narrow" w:hAnsi="Aptos Narrow"/>
-            <w:color w:val="0563C1"/>
-            <w:u w:val="single"/>
-          </w:rPr>
-          <w:t>Галерея</w:t>
-        </w:r>
-      </w:hyperlink>
-    </w:p>
-    <w:p>
-      <w:pPr>
-        <w:pStyle w:val="a0"/>
-        <w:rPr>
-          <w:rFonts w:ascii="Aptos Narrow" w:hAnsi="Aptos Narrow"/>
-        </w:rPr>
-      </w:pPr>
-      <w:hyperlink r:id="rId13">
-        <w:r>
-          <w:rPr>
-            <w:rFonts w:ascii="Aptos Narrow" w:hAnsi="Aptos Narrow"/>
-            <w:color w:val="0563C1"/>
-            <w:u w:val="single"/>
-          </w:rPr>
-          <w:t>Контакты</w:t>
-        </w:r>
-      </w:hyperlink>
-    </w:p>
-    <w:p>
-      <w:pPr>
-        <w:pStyle w:val="21"/>
-        <w:rPr>
-          <w:rFonts w:ascii="Aptos Narrow" w:hAnsi="Aptos Narrow"/>
-          <w:lang w:val="ru-RU"/>
-        </w:rPr>
-      </w:pPr>
-      <w:bookmarkStart w:id="14" w:name="s22"/>
-      <w:r>
-        <w:rPr>
-          <w:rFonts w:ascii="Aptos Narrow" w:hAnsi="Aptos Narrow"/>
-          <w:lang w:val="ru-RU"/>
-        </w:rPr>
-        <w:t>2.2. Маршруты</w:t>
-      </w:r>
-      <w:bookmarkEnd w:id="14"/>
-    </w:p>
-    <w:p>
-      <w:pPr>
-        <w:rPr>
-          <w:rFonts w:ascii="Aptos Narrow" w:hAnsi="Aptos Narrow"/>
-          <w:lang w:val="ru-RU"/>
-        </w:rPr>
-      </w:pPr>
-      <w:r>
-        <w:rPr>
-          <w:rFonts w:ascii="Aptos Narrow" w:hAnsi="Aptos Narrow"/>
-          <w:lang w:val="ru-RU"/>
-        </w:rPr>
-        <w:t>Основной интерактивный раздел сайта — «Маршруты». На странице размещены карточки направлений, из которых пользователь может перейти к подробному описанию выбранного маршрута.</w:t>
-      </w:r>
-    </w:p>
-    <w:p>
-      <w:pPr>
-        <w:rPr>
-          <w:rFonts w:ascii="Aptos Narrow" w:hAnsi="Aptos Narrow"/>
-          <w:lang w:val="ru-RU"/>
-        </w:rPr>
-      </w:pPr>
-      <w:hyperlink r:id="rId14">
-        <w:r>
-          <w:rPr>
-            <w:rFonts w:ascii="Aptos Narrow" w:hAnsi="Aptos Narrow"/>
-            <w:color w:val="0563C1"/>
-            <w:u w:val="single"/>
-            <w:lang w:val="ru-RU"/>
-          </w:rPr>
-          <w:t>Перейти к странице маршрутов</w:t>
-        </w:r>
-      </w:hyperlink>
-    </w:p>
-    <w:p>
-      <w:pPr>
-        <w:rPr>
-          <w:rFonts w:ascii="Aptos Narrow" w:hAnsi="Aptos Narrow"/>
-          <w:lang w:val="ru-RU"/>
-        </w:rPr>
-      </w:pPr>
-      <w:hyperlink r:id="rId15" w:anchor="route-test">
-        <w:r>
-          <w:rPr>
-            <w:rFonts w:ascii="Aptos Narrow" w:hAnsi="Aptos Narrow"/>
-            <w:color w:val="0563C1"/>
-            <w:u w:val="single"/>
-            <w:lang w:val="ru-RU"/>
-          </w:rPr>
-          <w:t>Перейти непосредственно к тесту-помощнику по подбору маршрута</w:t>
-        </w:r>
-      </w:hyperlink>
-    </w:p>
-    <w:p>
-      <w:pPr>
-        <w:pStyle w:val="21"/>
-        <w:rPr>
-          <w:rFonts w:ascii="Aptos Narrow" w:hAnsi="Aptos Narrow"/>
-          <w:lang w:val="ru-RU"/>
-        </w:rPr>
-      </w:pPr>
-      <w:bookmarkStart w:id="15" w:name="s23"/>
-      <w:r>
-        <w:rPr>
-          <w:rFonts w:ascii="Aptos Narrow" w:hAnsi="Aptos Narrow"/>
-          <w:lang w:val="ru-RU"/>
-        </w:rPr>
-        <w:t>2.3. Интерактивные ссылки</w:t>
-      </w:r>
-      <w:bookmarkEnd w:id="15"/>
-    </w:p>
-    <w:p>
-      <w:pPr>
-        <w:rPr>
-          <w:rFonts w:ascii="Aptos Narrow" w:hAnsi="Aptos Narrow"/>
-          <w:lang w:val="ru-RU"/>
-        </w:rPr>
-      </w:pPr>
-      <w:r>
-        <w:rPr>
-          <w:rFonts w:ascii="Aptos Narrow" w:hAnsi="Aptos Narrow"/>
-          <w:lang w:val="ru-RU"/>
-        </w:rPr>
-        <w:t xml:space="preserve">В краткой версии документа рекомендуется использовать активные ссылки на те же элементы, что и на сайте: страницу маршрутов, тест-помощник, </w:t>
-      </w:r>
-      <w:r>
-        <w:rPr>
-          <w:rFonts w:ascii="Aptos Narrow" w:hAnsi="Aptos Narrow"/>
-        </w:rPr>
-        <w:t>Google</w:t>
-      </w:r>
-      <w:r>
-        <w:rPr>
-          <w:rFonts w:ascii="Aptos Narrow" w:hAnsi="Aptos Narrow"/>
-          <w:lang w:val="ru-RU"/>
-        </w:rPr>
-        <w:t>-формы и документы проекта.</w:t>
-      </w:r>
-    </w:p>
-    <w:p>
-      <w:pPr>
-        <w:pStyle w:val="a0"/>
-        <w:rPr>
-          <w:rFonts w:ascii="Aptos Narrow" w:hAnsi="Aptos Narrow"/>
-        </w:rPr>
-      </w:pPr>
-      <w:hyperlink r:id="rId16" w:anchor="route-test">
-        <w:proofErr w:type="spellStart"/>
-        <w:r>
-          <w:rPr>
-            <w:rFonts w:ascii="Aptos Narrow" w:hAnsi="Aptos Narrow"/>
-            <w:color w:val="0563C1"/>
-            <w:u w:val="single"/>
-          </w:rPr>
-          <w:t>Тест-помощник</w:t>
+          <w:t>Опросник</w:t>
         </w:r>
         <w:proofErr w:type="spellEnd"/>
         <w:r>
@@ -2980,7 +4282,46 @@
             <w:color w:val="0563C1"/>
             <w:u w:val="single"/>
           </w:rPr>
-          <w:t>по</w:t>
+          <w:t>из</w:t>
+        </w:r>
+        <w:proofErr w:type="spellEnd"/>
+        <w:r>
+          <w:rPr>
+            <w:rFonts w:ascii="Aptos Narrow" w:hAnsi="Aptos Narrow"/>
+            <w:color w:val="0563C1"/>
+            <w:u w:val="single"/>
+          </w:rPr>
+          <w:t xml:space="preserve"> 5 </w:t>
+        </w:r>
+        <w:proofErr w:type="spellStart"/>
+        <w:r>
+          <w:rPr>
+            <w:rFonts w:ascii="Aptos Narrow" w:hAnsi="Aptos Narrow"/>
+            <w:color w:val="0563C1"/>
+            <w:u w:val="single"/>
+          </w:rPr>
+          <w:t>вопросов</w:t>
+        </w:r>
+        <w:proofErr w:type="spellEnd"/>
+      </w:hyperlink>
+    </w:p>
+    <w:p>
+      <w:pPr>
+        <w:pStyle w:val="a0"/>
+        <w:ind w:firstLine="66"/>
+        <w:rPr>
+          <w:rFonts w:ascii="Aptos Narrow" w:hAnsi="Aptos Narrow"/>
+        </w:rPr>
+      </w:pPr>
+      <w:hyperlink r:id="rId17">
+        <w:proofErr w:type="spellStart"/>
+        <w:r>
+          <w:rPr>
+            <w:rFonts w:ascii="Aptos Narrow" w:hAnsi="Aptos Narrow"/>
+            <w:color w:val="0563C1"/>
+            <w:u w:val="single"/>
+          </w:rPr>
+          <w:t>Общий</w:t>
         </w:r>
         <w:proofErr w:type="spellEnd"/>
         <w:r>
@@ -2998,7 +4339,7 @@
             <w:color w:val="0563C1"/>
             <w:u w:val="single"/>
           </w:rPr>
-          <w:t>подбору</w:t>
+          <w:t>опросник</w:t>
         </w:r>
         <w:proofErr w:type="spellEnd"/>
         <w:r>
@@ -3007,7 +4348,7 @@
             <w:color w:val="0563C1"/>
             <w:u w:val="single"/>
           </w:rPr>
-          <w:t xml:space="preserve"> </w:t>
+          <w:t xml:space="preserve"> / </w:t>
         </w:r>
         <w:proofErr w:type="spellStart"/>
         <w:r>
@@ -3016,7 +4357,7 @@
             <w:color w:val="0563C1"/>
             <w:u w:val="single"/>
           </w:rPr>
-          <w:t>маршрута</w:t>
+          <w:t>отзыв</w:t>
         </w:r>
         <w:proofErr w:type="spellEnd"/>
       </w:hyperlink>
@@ -3024,145 +4365,178 @@
     <w:p>
       <w:pPr>
         <w:pStyle w:val="a0"/>
-        <w:rPr>
-          <w:rFonts w:ascii="Aptos Narrow" w:hAnsi="Aptos Narrow"/>
-        </w:rPr>
-      </w:pPr>
-      <w:hyperlink r:id="rId17">
+        <w:ind w:firstLine="66"/>
+        <w:rPr>
+          <w:rFonts w:ascii="Aptos Narrow" w:hAnsi="Aptos Narrow"/>
+        </w:rPr>
+      </w:pPr>
+      <w:hyperlink r:id="rId18" w:anchor="docblock">
         <w:r>
           <w:rPr>
             <w:rFonts w:ascii="Aptos Narrow" w:hAnsi="Aptos Narrow"/>
             <w:color w:val="0563C1"/>
             <w:u w:val="single"/>
+            <w:lang w:val="ru-RU"/>
           </w:rPr>
-          <w:t>Опросник из 5 вопросов</w:t>
+          <w:t>Документы</w:t>
         </w:r>
       </w:hyperlink>
+      <w:r>
+        <w:rPr>
+          <w:rFonts w:ascii="Aptos Narrow" w:hAnsi="Aptos Narrow"/>
+          <w:lang w:val="ru-RU"/>
+        </w:rPr>
+        <w:br w:type="page"/>
+      </w:r>
     </w:p>
     <w:p>
       <w:pPr>
-        <w:pStyle w:val="a0"/>
-        <w:rPr>
-          <w:rFonts w:ascii="Aptos Narrow" w:hAnsi="Aptos Narrow"/>
-        </w:rPr>
-      </w:pPr>
-      <w:hyperlink r:id="rId18">
-        <w:r>
-          <w:rPr>
-            <w:rFonts w:ascii="Aptos Narrow" w:hAnsi="Aptos Narrow"/>
-            <w:color w:val="0563C1"/>
-            <w:u w:val="single"/>
-          </w:rPr>
-          <w:t>Общий опросник / отзыв</w:t>
-        </w:r>
-      </w:hyperlink>
+        <w:pStyle w:val="1"/>
+        <w:rPr>
+          <w:rFonts w:ascii="Aptos Narrow" w:hAnsi="Aptos Narrow"/>
+          <w:lang w:val="ru-RU"/>
+        </w:rPr>
+      </w:pPr>
+      <w:bookmarkStart w:id="28" w:name="section3"/>
+      <w:bookmarkStart w:id="29" w:name="_Toc240925298"/>
+      <w:r>
+        <w:rPr>
+          <w:rFonts w:ascii="Aptos Narrow" w:hAnsi="Aptos Narrow"/>
+          <w:lang w:val="ru-RU"/>
+        </w:rPr>
+        <w:lastRenderedPageBreak/>
+        <w:t>3. Возможность адаптации структуры для психологической тематики</w:t>
+      </w:r>
+      <w:bookmarkEnd w:id="28"/>
+      <w:bookmarkEnd w:id="29"/>
     </w:p>
     <w:p>
       <w:pPr>
-        <w:pStyle w:val="a0"/>
-        <w:rPr>
-          <w:rFonts w:ascii="Aptos Narrow" w:hAnsi="Aptos Narrow"/>
-        </w:rPr>
-      </w:pPr>
-      <w:hyperlink r:id="rId19">
-        <w:r>
-          <w:rPr>
-            <w:rFonts w:ascii="Aptos Narrow" w:hAnsi="Aptos Narrow"/>
-            <w:color w:val="0563C1"/>
-            <w:u w:val="single"/>
-          </w:rPr>
-          <w:t>Презентация PowerPoint</w:t>
-        </w:r>
-      </w:hyperlink>
+        <w:rPr>
+          <w:rFonts w:ascii="Aptos Narrow" w:hAnsi="Aptos Narrow"/>
+          <w:lang w:val="ru-RU"/>
+        </w:rPr>
+      </w:pPr>
+      <w:r>
+        <w:rPr>
+          <w:rFonts w:ascii="Aptos Narrow" w:hAnsi="Aptos Narrow"/>
+          <w:lang w:val="ru-RU"/>
+        </w:rPr>
+        <w:t>Похожую структуру сайта можно использовать для страницы психолога, психологической группы или небольшого психологического проекта. В этом случае визуальная часть и содержание меняются, но основная логика остаётся прежней.</w:t>
+      </w:r>
     </w:p>
     <w:p>
       <w:pPr>
         <w:pStyle w:val="a0"/>
-        <w:rPr>
-          <w:rFonts w:ascii="Aptos Narrow" w:hAnsi="Aptos Narrow"/>
-        </w:rPr>
-      </w:pPr>
-      <w:hyperlink r:id="rId20">
-        <w:r>
-          <w:rPr>
-            <w:rFonts w:ascii="Aptos Narrow" w:hAnsi="Aptos Narrow"/>
-            <w:color w:val="0563C1"/>
-            <w:u w:val="single"/>
-          </w:rPr>
-          <w:t>Документ PDF</w:t>
-        </w:r>
-      </w:hyperlink>
+        <w:numPr>
+          <w:ilvl w:val="0"/>
+          <w:numId w:val="11"/>
+        </w:numPr>
+        <w:spacing w:after="60"/>
+        <w:rPr>
+          <w:rFonts w:ascii="Aptos Narrow" w:hAnsi="Aptos Narrow"/>
+          <w:lang w:val="ru-RU"/>
+        </w:rPr>
+      </w:pPr>
+      <w:r>
+        <w:rPr>
+          <w:rFonts w:ascii="Aptos Narrow" w:hAnsi="Aptos Narrow"/>
+          <w:lang w:val="ru-RU"/>
+        </w:rPr>
+        <w:t>Главная страница — знакомство со специалистом или группой и краткое описание направления работы.</w:t>
+      </w:r>
     </w:p>
     <w:p>
       <w:pPr>
         <w:pStyle w:val="a0"/>
-        <w:rPr>
-          <w:rFonts w:ascii="Aptos Narrow" w:hAnsi="Aptos Narrow"/>
-        </w:rPr>
-      </w:pPr>
-      <w:hyperlink r:id="rId21">
-        <w:r>
-          <w:rPr>
-            <w:rFonts w:ascii="Aptos Narrow" w:hAnsi="Aptos Narrow"/>
-            <w:color w:val="0563C1"/>
-            <w:u w:val="single"/>
-          </w:rPr>
-          <w:t>Документ Word</w:t>
-        </w:r>
-      </w:hyperlink>
+        <w:numPr>
+          <w:ilvl w:val="0"/>
+          <w:numId w:val="11"/>
+        </w:numPr>
+        <w:spacing w:after="60"/>
+        <w:rPr>
+          <w:rFonts w:ascii="Aptos Narrow" w:hAnsi="Aptos Narrow"/>
+          <w:lang w:val="ru-RU"/>
+        </w:rPr>
+      </w:pPr>
+      <w:r>
+        <w:rPr>
+          <w:rFonts w:ascii="Aptos Narrow" w:hAnsi="Aptos Narrow"/>
+          <w:lang w:val="ru-RU"/>
+        </w:rPr>
+        <w:t>Раздел «О специалисте» — образование, опыт, направления работы и принципы взаимодействия.</w:t>
+      </w:r>
     </w:p>
     <w:p>
       <w:pPr>
-        <w:rPr>
-          <w:rFonts w:ascii="Aptos Narrow" w:hAnsi="Aptos Narrow"/>
-          <w:lang w:val="ru-RU"/>
-        </w:rPr>
-      </w:pPr>
-      <w:r>
-        <w:rPr>
-          <w:rFonts w:ascii="Aptos Narrow" w:hAnsi="Aptos Narrow"/>
-          <w:lang w:val="ru-RU"/>
-        </w:rPr>
-        <w:br w:type="page"/>
+        <w:pStyle w:val="a0"/>
+        <w:numPr>
+          <w:ilvl w:val="0"/>
+          <w:numId w:val="11"/>
+        </w:numPr>
+        <w:spacing w:after="60"/>
+        <w:rPr>
+          <w:rFonts w:ascii="Aptos Narrow" w:hAnsi="Aptos Narrow"/>
+          <w:lang w:val="ru-RU"/>
+        </w:rPr>
+      </w:pPr>
+      <w:r>
+        <w:rPr>
+          <w:rFonts w:ascii="Aptos Narrow" w:hAnsi="Aptos Narrow"/>
+          <w:lang w:val="ru-RU"/>
+        </w:rPr>
+        <w:t>Раздел услуг — индивидуальные и групповые занятия, онлайн- и офлайн-формат.</w:t>
       </w:r>
     </w:p>
     <w:p>
       <w:pPr>
-        <w:pStyle w:val="1"/>
-        <w:rPr>
-          <w:rFonts w:ascii="Aptos Narrow" w:hAnsi="Aptos Narrow"/>
-          <w:lang w:val="ru-RU"/>
-        </w:rPr>
-      </w:pPr>
-      <w:bookmarkStart w:id="16" w:name="section3"/>
-      <w:r>
-        <w:rPr>
-          <w:rFonts w:ascii="Aptos Narrow" w:hAnsi="Aptos Narrow"/>
-          <w:lang w:val="ru-RU"/>
-        </w:rPr>
-        <w:lastRenderedPageBreak/>
-        <w:t>3. Возможность адаптации структуры для психологической тематики</w:t>
-      </w:r>
-      <w:bookmarkEnd w:id="16"/>
+        <w:pStyle w:val="a0"/>
+        <w:numPr>
+          <w:ilvl w:val="0"/>
+          <w:numId w:val="11"/>
+        </w:numPr>
+        <w:spacing w:after="60"/>
+        <w:rPr>
+          <w:rFonts w:ascii="Aptos Narrow" w:hAnsi="Aptos Narrow"/>
+          <w:lang w:val="ru-RU"/>
+        </w:rPr>
+      </w:pPr>
+      <w:r>
+        <w:rPr>
+          <w:rFonts w:ascii="Aptos Narrow" w:hAnsi="Aptos Narrow"/>
+          <w:lang w:val="ru-RU"/>
+        </w:rPr>
+        <w:t>Тест-помощник — несколько вопросов для подбора подходящего специалиста или формата занятий.</w:t>
+      </w:r>
     </w:p>
     <w:p>
       <w:pPr>
-        <w:rPr>
-          <w:rFonts w:ascii="Aptos Narrow" w:hAnsi="Aptos Narrow"/>
-          <w:lang w:val="ru-RU"/>
-        </w:rPr>
-      </w:pPr>
-      <w:r>
-        <w:rPr>
-          <w:rFonts w:ascii="Aptos Narrow" w:hAnsi="Aptos Narrow"/>
-          <w:lang w:val="ru-RU"/>
-        </w:rPr>
-        <w:t>Похожую структуру сайта можно использовать для страницы психолога, психологической группы или небольшого психологического проекта. В этом случае визуальная часть и содержание меняются, но основная логика остаётся прежней.</w:t>
+        <w:pStyle w:val="a0"/>
+        <w:numPr>
+          <w:ilvl w:val="0"/>
+          <w:numId w:val="11"/>
+        </w:numPr>
+        <w:spacing w:after="60"/>
+        <w:rPr>
+          <w:rFonts w:ascii="Aptos Narrow" w:hAnsi="Aptos Narrow"/>
+          <w:lang w:val="ru-RU"/>
+        </w:rPr>
+      </w:pPr>
+      <w:r>
+        <w:rPr>
+          <w:rFonts w:ascii="Aptos Narrow" w:hAnsi="Aptos Narrow"/>
+          <w:lang w:val="ru-RU"/>
+        </w:rPr>
+        <w:t>Контакты — способы связи и переход к записи.</w:t>
       </w:r>
     </w:p>
     <w:p>
       <w:pPr>
         <w:pStyle w:val="a0"/>
+        <w:numPr>
+          <w:ilvl w:val="0"/>
+          <w:numId w:val="11"/>
+        </w:numPr>
         <w:spacing w:after="60"/>
         <w:rPr>
           <w:rFonts w:ascii="Aptos Narrow" w:hAnsi="Aptos Narrow"/>
@@ -3174,12 +4548,32 @@
           <w:rFonts w:ascii="Aptos Narrow" w:hAnsi="Aptos Narrow"/>
           <w:lang w:val="ru-RU"/>
         </w:rPr>
-        <w:t>Главная страница — знакомство со специалистом или группой и краткое описание направления работы.</w:t>
+        <w:t xml:space="preserve">Запись клиентов — через сторонний сервис, например </w:t>
+      </w:r>
+      <w:proofErr w:type="spellStart"/>
+      <w:r>
+        <w:rPr>
+          <w:rFonts w:ascii="Aptos Narrow" w:hAnsi="Aptos Narrow"/>
+          <w:lang w:val="ru-RU"/>
+        </w:rPr>
+        <w:t>Dikidi</w:t>
+      </w:r>
+      <w:proofErr w:type="spellEnd"/>
+      <w:r>
+        <w:rPr>
+          <w:rFonts w:ascii="Aptos Narrow" w:hAnsi="Aptos Narrow"/>
+          <w:lang w:val="ru-RU"/>
+        </w:rPr>
+        <w:t>, чтобы не разрабатывать собственную систему бронирования.</w:t>
       </w:r>
     </w:p>
     <w:p>
       <w:pPr>
         <w:pStyle w:val="a0"/>
+        <w:numPr>
+          <w:ilvl w:val="0"/>
+          <w:numId w:val="11"/>
+        </w:numPr>
         <w:spacing w:after="60"/>
         <w:rPr>
           <w:rFonts w:ascii="Aptos Narrow" w:hAnsi="Aptos Narrow"/>
@@ -3191,139 +4585,33 @@
           <w:rFonts w:ascii="Aptos Narrow" w:hAnsi="Aptos Narrow"/>
           <w:lang w:val="ru-RU"/>
         </w:rPr>
-        <w:t>Раздел «О специалисте» — образование, опыт, направления работы и принципы взаимодействия.</w:t>
+        <w:t xml:space="preserve">Отзывы и обратная связь — через внешнюю </w:t>
+      </w:r>
+      <w:r>
+        <w:rPr>
+          <w:rFonts w:ascii="Aptos Narrow" w:hAnsi="Aptos Narrow"/>
+          <w:lang w:val="ru-RU"/>
+        </w:rPr>
+        <w:t>форму.</w:t>
       </w:r>
     </w:p>
     <w:p>
       <w:pPr>
-        <w:pStyle w:val="a0"/>
-        <w:spacing w:after="60"/>
-        <w:rPr>
-          <w:rFonts w:ascii="Aptos Narrow" w:hAnsi="Aptos Narrow"/>
-          <w:lang w:val="ru-RU"/>
-        </w:rPr>
-      </w:pPr>
-      <w:r>
-        <w:rPr>
-          <w:rFonts w:ascii="Aptos Narrow" w:hAnsi="Aptos Narrow"/>
-          <w:lang w:val="ru-RU"/>
-        </w:rPr>
-        <w:t>Раздел услуг — индивидуальные и групповые занятия, онлайн- и офлайн-формат.</w:t>
+        <w:rPr>
+          <w:rFonts w:ascii="Aptos Narrow" w:hAnsi="Aptos Narrow"/>
+          <w:lang w:val="ru-RU"/>
+        </w:rPr>
+      </w:pPr>
+      <w:r>
+        <w:rPr>
+          <w:rFonts w:ascii="Aptos Narrow" w:hAnsi="Aptos Narrow"/>
+          <w:lang w:val="ru-RU"/>
+        </w:rPr>
+        <w:t>Таким образом, существующий подход к разработке «ДАЛЬШЕ» можно использовать как универсальный шаблон: визуальная концепция, многостраничная структура, интерактивный тест, внешние формы и сторонний сервис записи могут быть адаптированы под другую предметную область.</w:t>
       </w:r>
     </w:p>
     <w:p>
       <w:pPr>
-        <w:pStyle w:val="a0"/>
-        <w:spacing w:after="60"/>
-        <w:rPr>
-          <w:rFonts w:ascii="Aptos Narrow" w:hAnsi="Aptos Narrow"/>
-          <w:lang w:val="ru-RU"/>
-        </w:rPr>
-      </w:pPr>
-      <w:r>
-        <w:rPr>
-          <w:rFonts w:ascii="Aptos Narrow" w:hAnsi="Aptos Narrow"/>
-          <w:lang w:val="ru-RU"/>
-        </w:rPr>
-        <w:t>Тест-помощник — несколько вопросов для подбора подходящего специалиста или формата занятий.</w:t>
-      </w:r>
-    </w:p>
-    <w:p>
-      <w:pPr>
-        <w:pStyle w:val="a0"/>
-        <w:spacing w:after="60"/>
-        <w:rPr>
-          <w:rFonts w:ascii="Aptos Narrow" w:hAnsi="Aptos Narrow"/>
-          <w:lang w:val="ru-RU"/>
-        </w:rPr>
-      </w:pPr>
-      <w:r>
-        <w:rPr>
-          <w:rFonts w:ascii="Aptos Narrow" w:hAnsi="Aptos Narrow"/>
-          <w:lang w:val="ru-RU"/>
-        </w:rPr>
-        <w:t>Контакты — способы связи и переход к записи.</w:t>
-      </w:r>
-    </w:p>
-    <w:p>
-      <w:pPr>
-        <w:pStyle w:val="a0"/>
-        <w:spacing w:after="60"/>
-        <w:rPr>
-          <w:rFonts w:ascii="Aptos Narrow" w:hAnsi="Aptos Narrow"/>
-          <w:lang w:val="ru-RU"/>
-        </w:rPr>
-      </w:pPr>
-      <w:r>
-        <w:rPr>
-          <w:rFonts w:ascii="Aptos Narrow" w:hAnsi="Aptos Narrow"/>
-          <w:lang w:val="ru-RU"/>
-        </w:rPr>
-        <w:t xml:space="preserve">Запись клиентов — через сторонний сервис, например </w:t>
-      </w:r>
-      <w:proofErr w:type="spellStart"/>
-      <w:r>
-        <w:rPr>
-          <w:rFonts w:ascii="Aptos Narrow" w:hAnsi="Aptos Narrow"/>
-        </w:rPr>
-        <w:t>Dikidi</w:t>
-      </w:r>
-      <w:proofErr w:type="spellEnd"/>
-      <w:r>
-        <w:rPr>
-          <w:rFonts w:ascii="Aptos Narrow" w:hAnsi="Aptos Narrow"/>
-          <w:lang w:val="ru-RU"/>
-        </w:rPr>
-        <w:t>, чтобы не разрабатывать собственную систему бронирования.</w:t>
-      </w:r>
-    </w:p>
-    <w:p>
-      <w:pPr>
-        <w:pStyle w:val="a0"/>
-        <w:spacing w:after="60"/>
-        <w:rPr>
-          <w:rFonts w:ascii="Aptos Narrow" w:hAnsi="Aptos Narrow"/>
-        </w:rPr>
-      </w:pPr>
-      <w:r>
-        <w:rPr>
-          <w:rFonts w:ascii="Aptos Narrow" w:hAnsi="Aptos Narrow"/>
-          <w:lang w:val="ru-RU"/>
-        </w:rPr>
-        <w:t xml:space="preserve">Отзывы и обратная связь — через внешнюю </w:t>
-      </w:r>
-      <w:proofErr w:type="spellStart"/>
-      <w:r>
-        <w:rPr>
-          <w:rFonts w:ascii="Aptos Narrow" w:hAnsi="Aptos Narrow"/>
-        </w:rPr>
-        <w:t>форму</w:t>
-      </w:r>
-      <w:proofErr w:type="spellEnd"/>
-      <w:r>
-        <w:rPr>
-          <w:rFonts w:ascii="Aptos Narrow" w:hAnsi="Aptos Narrow"/>
-        </w:rPr>
-        <w:t>.</w:t>
-      </w:r>
-    </w:p>
-    <w:p>
-      <w:pPr>
-        <w:rPr>
-          <w:rFonts w:ascii="Aptos Narrow" w:hAnsi="Aptos Narrow"/>
-          <w:lang w:val="ru-RU"/>
-        </w:rPr>
-      </w:pPr>
-      <w:r>
-        <w:rPr>
-          <w:rFonts w:ascii="Aptos Narrow" w:hAnsi="Aptos Narrow"/>
-          <w:lang w:val="ru-RU"/>
-        </w:rPr>
-        <w:t>Таким образом, существующий подход к разработке «ДАЛЬШЕ» можно использовать как универсальный шаблон: визуальная концепция, многостраничная структура, интерактивный тест, внешние формы и сторонний сервис записи могут быть адаптированы под другую предметную область.</w:t>
-      </w:r>
-    </w:p>
-    <w:p>
-      <w:pPr>
         <w:rPr>
           <w:rFonts w:ascii="Aptos Narrow" w:hAnsi="Aptos Narrow"/>
           <w:lang w:val="ru-RU"/>
@@ -3331,8 +4619,8 @@
       </w:pPr>
     </w:p>
     <w:sectPr>
-      <w:headerReference w:type="default" r:id="rId22"/>
-      <w:footerReference w:type="default" r:id="rId23"/>
+      <w:headerReference w:type="default" r:id="rId19"/>
+      <w:footerReference w:type="default" r:id="rId20"/>
       <w:pgSz w:w="12240" w:h="15840"/>
       <w:pgMar w:top="1134" w:right="1247" w:bottom="1134" w:left="1247" w:header="720" w:footer="720" w:gutter="0"/>
       <w:cols w:space="720"/>
@@ -3638,6 +4926,232 @@
       </w:pPr>
       <w:rPr>
         <w:rFonts w:ascii="Symbol" w:hAnsi="Symbol" w:hint="default"/>
+      </w:rPr>
+    </w:lvl>
+  </w:abstractNum>
+  <w:abstractNum w:abstractNumId="9" w15:restartNumberingAfterBreak="0">
+    <w:nsid w:val="163821FB"/>
+    <w:multiLevelType w:val="hybridMultilevel"/>
+    <w:tmpl w:val="8EE8C99C"/>
+    <w:lvl w:ilvl="0" w:tplc="20000001">
+      <w:start w:val="1"/>
+      <w:numFmt w:val="bullet"/>
+      <w:lvlText w:val=""/>
+      <w:lvlJc w:val="left"/>
+      <w:pPr>
+        <w:ind w:left="720" w:hanging="360"/>
+      </w:pPr>
+      <w:rPr>
+        <w:rFonts w:ascii="Symbol" w:hAnsi="Symbol" w:hint="default"/>
+      </w:rPr>
+    </w:lvl>
+    <w:lvl w:ilvl="1" w:tplc="20000003" w:tentative="1">
+      <w:start w:val="1"/>
+      <w:numFmt w:val="bullet"/>
+      <w:lvlText w:val="o"/>
+      <w:lvlJc w:val="left"/>
+      <w:pPr>
+        <w:ind w:left="1440" w:hanging="360"/>
+      </w:pPr>
+      <w:rPr>
+        <w:rFonts w:ascii="Courier New" w:hAnsi="Courier New" w:cs="Courier New" w:hint="default"/>
+      </w:rPr>
+    </w:lvl>
+    <w:lvl w:ilvl="2" w:tplc="20000005" w:tentative="1">
+      <w:start w:val="1"/>
+      <w:numFmt w:val="bullet"/>
+      <w:lvlText w:val=""/>
+      <w:lvlJc w:val="left"/>
+      <w:pPr>
+        <w:ind w:left="2160" w:hanging="360"/>
+      </w:pPr>
+      <w:rPr>
+        <w:rFonts w:ascii="Wingdings" w:hAnsi="Wingdings" w:hint="default"/>
+      </w:rPr>
+    </w:lvl>
+    <w:lvl w:ilvl="3" w:tplc="20000001" w:tentative="1">
+      <w:start w:val="1"/>
+      <w:numFmt w:val="bullet"/>
+      <w:lvlText w:val=""/>
+      <w:lvlJc w:val="left"/>
+      <w:pPr>
+        <w:ind w:left="2880" w:hanging="360"/>
+      </w:pPr>
+      <w:rPr>
+        <w:rFonts w:ascii="Symbol" w:hAnsi="Symbol" w:hint="default"/>
+      </w:rPr>
+    </w:lvl>
+    <w:lvl w:ilvl="4" w:tplc="20000003" w:tentative="1">
+      <w:start w:val="1"/>
+      <w:numFmt w:val="bullet"/>
+      <w:lvlText w:val="o"/>
+      <w:lvlJc w:val="left"/>
+      <w:pPr>
+        <w:ind w:left="3600" w:hanging="360"/>
+      </w:pPr>
+      <w:rPr>
+        <w:rFonts w:ascii="Courier New" w:hAnsi="Courier New" w:cs="Courier New" w:hint="default"/>
+      </w:rPr>
+    </w:lvl>
+    <w:lvl w:ilvl="5" w:tplc="20000005" w:tentative="1">
+      <w:start w:val="1"/>
+      <w:numFmt w:val="bullet"/>
+      <w:lvlText w:val=""/>
+      <w:lvlJc w:val="left"/>
+      <w:pPr>
+        <w:ind w:left="4320" w:hanging="360"/>
+      </w:pPr>
+      <w:rPr>
+        <w:rFonts w:ascii="Wingdings" w:hAnsi="Wingdings" w:hint="default"/>
+      </w:rPr>
+    </w:lvl>
+    <w:lvl w:ilvl="6" w:tplc="20000001" w:tentative="1">
+      <w:start w:val="1"/>
+      <w:numFmt w:val="bullet"/>
+      <w:lvlText w:val=""/>
+      <w:lvlJc w:val="left"/>
+      <w:pPr>
+        <w:ind w:left="5040" w:hanging="360"/>
+      </w:pPr>
+      <w:rPr>
+        <w:rFonts w:ascii="Symbol" w:hAnsi="Symbol" w:hint="default"/>
+      </w:rPr>
+    </w:lvl>
+    <w:lvl w:ilvl="7" w:tplc="20000003" w:tentative="1">
+      <w:start w:val="1"/>
+      <w:numFmt w:val="bullet"/>
+      <w:lvlText w:val="o"/>
+      <w:lvlJc w:val="left"/>
+      <w:pPr>
+        <w:ind w:left="5760" w:hanging="360"/>
+      </w:pPr>
+      <w:rPr>
+        <w:rFonts w:ascii="Courier New" w:hAnsi="Courier New" w:cs="Courier New" w:hint="default"/>
+      </w:rPr>
+    </w:lvl>
+    <w:lvl w:ilvl="8" w:tplc="20000005" w:tentative="1">
+      <w:start w:val="1"/>
+      <w:numFmt w:val="bullet"/>
+      <w:lvlText w:val=""/>
+      <w:lvlJc w:val="left"/>
+      <w:pPr>
+        <w:ind w:left="6480" w:hanging="360"/>
+      </w:pPr>
+      <w:rPr>
+        <w:rFonts w:ascii="Wingdings" w:hAnsi="Wingdings" w:hint="default"/>
+      </w:rPr>
+    </w:lvl>
+  </w:abstractNum>
+  <w:abstractNum w:abstractNumId="10" w15:restartNumberingAfterBreak="0">
+    <w:nsid w:val="28BA1D6B"/>
+    <w:multiLevelType w:val="hybridMultilevel"/>
+    <w:tmpl w:val="72C093DA"/>
+    <w:lvl w:ilvl="0" w:tplc="20000001">
+      <w:start w:val="1"/>
+      <w:numFmt w:val="bullet"/>
+      <w:lvlText w:val=""/>
+      <w:lvlJc w:val="left"/>
+      <w:pPr>
+        <w:ind w:left="720" w:hanging="360"/>
+      </w:pPr>
+      <w:rPr>
+        <w:rFonts w:ascii="Symbol" w:hAnsi="Symbol" w:hint="default"/>
+      </w:rPr>
+    </w:lvl>
+    <w:lvl w:ilvl="1" w:tplc="20000003" w:tentative="1">
+      <w:start w:val="1"/>
+      <w:numFmt w:val="bullet"/>
+      <w:lvlText w:val="o"/>
+      <w:lvlJc w:val="left"/>
+      <w:pPr>
+        <w:ind w:left="1440" w:hanging="360"/>
+      </w:pPr>
+      <w:rPr>
+        <w:rFonts w:ascii="Courier New" w:hAnsi="Courier New" w:cs="Courier New" w:hint="default"/>
+      </w:rPr>
+    </w:lvl>
+    <w:lvl w:ilvl="2" w:tplc="20000005" w:tentative="1">
+      <w:start w:val="1"/>
+      <w:numFmt w:val="bullet"/>
+      <w:lvlText w:val=""/>
+      <w:lvlJc w:val="left"/>
+      <w:pPr>
+        <w:ind w:left="2160" w:hanging="360"/>
+      </w:pPr>
+      <w:rPr>
+        <w:rFonts w:ascii="Wingdings" w:hAnsi="Wingdings" w:hint="default"/>
+      </w:rPr>
+    </w:lvl>
+    <w:lvl w:ilvl="3" w:tplc="20000001" w:tentative="1">
+      <w:start w:val="1"/>
+      <w:numFmt w:val="bullet"/>
+      <w:lvlText w:val=""/>
+      <w:lvlJc w:val="left"/>
+      <w:pPr>
+        <w:ind w:left="2880" w:hanging="360"/>
+      </w:pPr>
+      <w:rPr>
+        <w:rFonts w:ascii="Symbol" w:hAnsi="Symbol" w:hint="default"/>
+      </w:rPr>
+    </w:lvl>
+    <w:lvl w:ilvl="4" w:tplc="20000003" w:tentative="1">
+      <w:start w:val="1"/>
+      <w:numFmt w:val="bullet"/>
+      <w:lvlText w:val="o"/>
+      <w:lvlJc w:val="left"/>
+      <w:pPr>
+        <w:ind w:left="3600" w:hanging="360"/>
+      </w:pPr>
+      <w:rPr>
+        <w:rFonts w:ascii="Courier New" w:hAnsi="Courier New" w:cs="Courier New" w:hint="default"/>
+      </w:rPr>
+    </w:lvl>
+    <w:lvl w:ilvl="5" w:tplc="20000005" w:tentative="1">
+      <w:start w:val="1"/>
+      <w:numFmt w:val="bullet"/>
+      <w:lvlText w:val=""/>
+      <w:lvlJc w:val="left"/>
+      <w:pPr>
+        <w:ind w:left="4320" w:hanging="360"/>
+      </w:pPr>
+      <w:rPr>
+        <w:rFonts w:ascii="Wingdings" w:hAnsi="Wingdings" w:hint="default"/>
+      </w:rPr>
+    </w:lvl>
+    <w:lvl w:ilvl="6" w:tplc="20000001" w:tentative="1">
+      <w:start w:val="1"/>
+      <w:numFmt w:val="bullet"/>
+      <w:lvlText w:val=""/>
+      <w:lvlJc w:val="left"/>
+      <w:pPr>
+        <w:ind w:left="5040" w:hanging="360"/>
+      </w:pPr>
+      <w:rPr>
+        <w:rFonts w:ascii="Symbol" w:hAnsi="Symbol" w:hint="default"/>
+      </w:rPr>
+    </w:lvl>
+    <w:lvl w:ilvl="7" w:tplc="20000003" w:tentative="1">
+      <w:start w:val="1"/>
+      <w:numFmt w:val="bullet"/>
+      <w:lvlText w:val="o"/>
+      <w:lvlJc w:val="left"/>
+      <w:pPr>
+        <w:ind w:left="5760" w:hanging="360"/>
+      </w:pPr>
+      <w:rPr>
+        <w:rFonts w:ascii="Courier New" w:hAnsi="Courier New" w:cs="Courier New" w:hint="default"/>
+      </w:rPr>
+    </w:lvl>
+    <w:lvl w:ilvl="8" w:tplc="20000005" w:tentative="1">
+      <w:start w:val="1"/>
+      <w:numFmt w:val="bullet"/>
+      <w:lvlText w:val=""/>
+      <w:lvlJc w:val="left"/>
+      <w:pPr>
+        <w:ind w:left="6480" w:hanging="360"/>
+      </w:pPr>
+      <w:rPr>
+        <w:rFonts w:ascii="Wingdings" w:hAnsi="Wingdings" w:hint="default"/>
       </w:rPr>
     </w:lvl>
   </w:abstractNum>
@@ -3667,6 +5181,30 @@
   </w:num>
   <w:num w:numId="9" w16cid:durableId="1233852636">
     <w:abstractNumId w:val="0"/>
+  </w:num>
+  <w:num w:numId="10" w16cid:durableId="1804155881">
+    <w:abstractNumId w:val="9"/>
+  </w:num>
+  <w:num w:numId="11" w16cid:durableId="840512349">
+    <w:abstractNumId w:val="10"/>
+  </w:num>
+  <w:num w:numId="12" w16cid:durableId="1705519221">
+    <w:abstractNumId w:val="8"/>
+  </w:num>
+  <w:num w:numId="13" w16cid:durableId="1764956468">
+    <w:abstractNumId w:val="8"/>
+  </w:num>
+  <w:num w:numId="14" w16cid:durableId="1889488962">
+    <w:abstractNumId w:val="8"/>
+  </w:num>
+  <w:num w:numId="15" w16cid:durableId="854466808">
+    <w:abstractNumId w:val="8"/>
+  </w:num>
+  <w:num w:numId="16" w16cid:durableId="1281572286">
+    <w:abstractNumId w:val="8"/>
+  </w:num>
+  <w:num w:numId="17" w16cid:durableId="1901944253">
+    <w:abstractNumId w:val="8"/>
   </w:num>
 </w:numbering>
 </file>
@@ -4278,6 +5816,7 @@
   <w:style w:type="character" w:default="1" w:styleId="a2">
     <w:name w:val="Default Paragraph Font"/>
     <w:uiPriority w:val="1"/>
+    <w:semiHidden/>
     <w:unhideWhenUsed/>
   </w:style>
   <w:style w:type="table" w:default="1" w:styleId="a3">
@@ -4848,7 +6387,6 @@
     <w:basedOn w:val="a1"/>
     <w:next w:val="a1"/>
     <w:uiPriority w:val="35"/>
-    <w:semiHidden/>
     <w:unhideWhenUsed/>
     <w:qFormat/>
     <w:rsid w:val="00FC693F"/>
@@ -4993,7 +6531,6 @@
     <w:basedOn w:val="1"/>
     <w:next w:val="a1"/>
     <w:uiPriority w:val="39"/>
-    <w:semiHidden/>
     <w:unhideWhenUsed/>
     <w:qFormat/>
     <w:rsid w:val="00FC693F"/>
@@ -15054,6 +16591,187 @@
         <w:shd w:val="clear" w:color="auto" w:fill="FBCAA2" w:themeFill="accent6" w:themeFillTint="7F"/>
       </w:tcPr>
     </w:tblStylePr>
+  </w:style>
+  <w:style w:type="character" w:styleId="aff8">
+    <w:name w:val="Hyperlink"/>
+    <w:basedOn w:val="a2"/>
+    <w:uiPriority w:val="99"/>
+    <w:unhideWhenUsed/>
+    <w:rsid w:val="00DD7F97"/>
+    <w:rPr>
+      <w:color w:val="0000FF" w:themeColor="hyperlink"/>
+      <w:u w:val="single"/>
+    </w:rPr>
+  </w:style>
+  <w:style w:type="character" w:styleId="aff9">
+    <w:name w:val="Unresolved Mention"/>
+    <w:basedOn w:val="a2"/>
+    <w:uiPriority w:val="99"/>
+    <w:semiHidden/>
+    <w:unhideWhenUsed/>
+    <w:rsid w:val="00DD7F97"/>
+    <w:rPr>
+      <w:color w:val="605E5C"/>
+      <w:shd w:val="clear" w:color="auto" w:fill="E1DFDD"/>
+    </w:rPr>
+  </w:style>
+  <w:style w:type="table" w:styleId="41">
+    <w:name w:val="Plain Table 4"/>
+    <w:basedOn w:val="a3"/>
+    <w:uiPriority w:val="99"/>
+    <w:rsid w:val="00DD7F97"/>
+    <w:pPr>
+      <w:spacing w:after="0" w:line="240" w:lineRule="auto"/>
+    </w:pPr>
+    <w:tblPr>
+      <w:tblStyleRowBandSize w:val="1"/>
+      <w:tblStyleColBandSize w:val="1"/>
+    </w:tblPr>
+    <w:tblStylePr w:type="firstRow">
+      <w:rPr>
+        <w:b/>
+        <w:bCs/>
+      </w:rPr>
+    </w:tblStylePr>
+    <w:tblStylePr w:type="lastRow">
+      <w:rPr>
+        <w:b/>
+        <w:bCs/>
+      </w:rPr>
+    </w:tblStylePr>
+    <w:tblStylePr w:type="firstCol">
+      <w:rPr>
+        <w:b/>
+        <w:bCs/>
+      </w:rPr>
+    </w:tblStylePr>
+    <w:tblStylePr w:type="lastCol">
+      <w:rPr>
+        <w:b/>
+        <w:bCs/>
+      </w:rPr>
+    </w:tblStylePr>
+    <w:tblStylePr w:type="band1Vert">
+      <w:tblPr/>
+      <w:tcPr>
+        <w:shd w:val="clear" w:color="auto" w:fill="F2F2F2" w:themeFill="background1" w:themeFillShade="F2"/>
+      </w:tcPr>
+    </w:tblStylePr>
+    <w:tblStylePr w:type="band1Horz">
+      <w:tblPr/>
+      <w:tcPr>
+        <w:shd w:val="clear" w:color="auto" w:fill="F2F2F2" w:themeFill="background1" w:themeFillShade="F2"/>
+      </w:tcPr>
+    </w:tblStylePr>
+  </w:style>
+  <w:style w:type="table" w:styleId="-610">
+    <w:name w:val="Grid Table 6 Colorful Accent 1"/>
+    <w:basedOn w:val="a3"/>
+    <w:uiPriority w:val="51"/>
+    <w:rsid w:val="00DD7F97"/>
+    <w:pPr>
+      <w:spacing w:after="0" w:line="240" w:lineRule="auto"/>
+    </w:pPr>
+    <w:rPr>
+      <w:color w:val="365F91" w:themeColor="accent1" w:themeShade="BF"/>
+    </w:rPr>
+    <w:tblPr>
+      <w:tblStyleRowBandSize w:val="1"/>
+      <w:tblStyleColBandSize w:val="1"/>
+      <w:tblBorders>
+        <w:top w:val="single" w:sz="4" w:space="0" w:color="95B3D7" w:themeColor="accent1" w:themeTint="99"/>
+        <w:left w:val="single" w:sz="4" w:space="0" w:color="95B3D7" w:themeColor="accent1" w:themeTint="99"/>
+        <w:bottom w:val="single" w:sz="4" w:space="0" w:color="95B3D7" w:themeColor="accent1" w:themeTint="99"/>
+        <w:right w:val="single" w:sz="4" w:space="0" w:color="95B3D7" w:themeColor="accent1" w:themeTint="99"/>
+        <w:insideH w:val="single" w:sz="4" w:space="0" w:color="95B3D7" w:themeColor="accent1" w:themeTint="99"/>
+        <w:insideV w:val="single" w:sz="4" w:space="0" w:color="95B3D7" w:themeColor="accent1" w:themeTint="99"/>
+      </w:tblBorders>
+    </w:tblPr>
+    <w:tblStylePr w:type="firstRow">
+      <w:rPr>
+        <w:b/>
+        <w:bCs/>
+      </w:rPr>
+      <w:tblPr/>
+      <w:tcPr>
+        <w:tcBorders>
+          <w:bottom w:val="single" w:sz="12" w:space="0" w:color="95B3D7" w:themeColor="accent1" w:themeTint="99"/>
+        </w:tcBorders>
+      </w:tcPr>
+    </w:tblStylePr>
+    <w:tblStylePr w:type="lastRow">
+      <w:rPr>
+        <w:b/>
+        <w:bCs/>
+      </w:rPr>
+      <w:tblPr/>
+      <w:tcPr>
+        <w:tcBorders>
+          <w:top w:val="double" w:sz="4" w:space="0" w:color="95B3D7" w:themeColor="accent1" w:themeTint="99"/>
+        </w:tcBorders>
+      </w:tcPr>
+    </w:tblStylePr>
+    <w:tblStylePr w:type="firstCol">
+      <w:rPr>
+        <w:b/>
+        <w:bCs/>
+      </w:rPr>
+    </w:tblStylePr>
+    <w:tblStylePr w:type="lastCol">
+      <w:rPr>
+        <w:b/>
+        <w:bCs/>
+      </w:rPr>
+    </w:tblStylePr>
+    <w:tblStylePr w:type="band1Vert">
+      <w:tblPr/>
+      <w:tcPr>
+        <w:shd w:val="clear" w:color="auto" w:fill="DBE5F1" w:themeFill="accent1" w:themeFillTint="33"/>
+      </w:tcPr>
+    </w:tblStylePr>
+    <w:tblStylePr w:type="band1Horz">
+      <w:tblPr/>
+      <w:tcPr>
+        <w:shd w:val="clear" w:color="auto" w:fill="DBE5F1" w:themeFill="accent1" w:themeFillTint="33"/>
+      </w:tcPr>
+    </w:tblStylePr>
+  </w:style>
+  <w:style w:type="character" w:styleId="affa">
+    <w:name w:val="FollowedHyperlink"/>
+    <w:basedOn w:val="a2"/>
+    <w:uiPriority w:val="99"/>
+    <w:semiHidden/>
+    <w:unhideWhenUsed/>
+    <w:rsid w:val="006C3939"/>
+    <w:rPr>
+      <w:color w:val="800080" w:themeColor="followedHyperlink"/>
+      <w:u w:val="single"/>
+    </w:rPr>
+  </w:style>
+  <w:style w:type="paragraph" w:styleId="14">
+    <w:name w:val="toc 1"/>
+    <w:basedOn w:val="a1"/>
+    <w:next w:val="a1"/>
+    <w:autoRedefine/>
+    <w:uiPriority w:val="39"/>
+    <w:unhideWhenUsed/>
+    <w:rsid w:val="00C971F0"/>
+    <w:pPr>
+      <w:spacing w:after="100"/>
+    </w:pPr>
+  </w:style>
+  <w:style w:type="paragraph" w:styleId="2c">
+    <w:name w:val="toc 2"/>
+    <w:basedOn w:val="a1"/>
+    <w:next w:val="a1"/>
+    <w:autoRedefine/>
+    <w:uiPriority w:val="39"/>
+    <w:unhideWhenUsed/>
+    <w:rsid w:val="00C971F0"/>
+    <w:pPr>
+      <w:spacing w:after="100"/>
+      <w:ind w:left="210"/>
+    </w:pPr>
   </w:style>
 </w:styles>
 </file>
